--- a/Docs/Iteration_2.docx
+++ b/Docs/Iteration_2.docx
@@ -32,12 +32,12 @@
             <wp:extent cx="857250" cy="485775"/>
             <wp:effectExtent b="0" l="0" r="0" t="0"/>
             <wp:wrapSquare wrapText="bothSides" distB="0" distT="0" distL="114300" distR="114300"/>
-            <wp:docPr id="18" name="image11.png"/>
+            <wp:docPr id="18" name="image13.png"/>
             <a:graphic>
               <a:graphicData uri="http://schemas.openxmlformats.org/drawingml/2006/picture">
                 <pic:pic>
                   <pic:nvPicPr>
-                    <pic:cNvPr id="0" name="image11.png"/>
+                    <pic:cNvPr id="0" name="image13.png"/>
                     <pic:cNvPicPr preferRelativeResize="0"/>
                   </pic:nvPicPr>
                   <pic:blipFill>
@@ -74,12 +74,12 @@
             <wp:extent cx="723900" cy="581025"/>
             <wp:effectExtent b="0" l="0" r="0" t="0"/>
             <wp:wrapSquare wrapText="bothSides" distB="0" distT="0" distL="114300" distR="114300"/>
-            <wp:docPr id="22" name="image22.png"/>
+            <wp:docPr id="22" name="image20.png"/>
             <a:graphic>
               <a:graphicData uri="http://schemas.openxmlformats.org/drawingml/2006/picture">
                 <pic:pic>
                   <pic:nvPicPr>
-                    <pic:cNvPr id="0" name="image22.png"/>
+                    <pic:cNvPr id="0" name="image20.png"/>
                     <pic:cNvPicPr preferRelativeResize="0"/>
                   </pic:nvPicPr>
                   <pic:blipFill>
@@ -204,12 +204,12 @@
           <wp:inline distB="0" distT="0" distL="0" distR="0">
             <wp:extent cx="1519238" cy="1528390"/>
             <wp:effectExtent b="0" l="0" r="0" t="0"/>
-            <wp:docPr descr="C:\Users\samin.iftikhar\Desktop\download.png" id="16" name="image10.png"/>
+            <wp:docPr descr="C:\Users\samin.iftikhar\Desktop\download.png" id="16" name="image22.png"/>
             <a:graphic>
               <a:graphicData uri="http://schemas.openxmlformats.org/drawingml/2006/picture">
                 <pic:pic>
                   <pic:nvPicPr>
-                    <pic:cNvPr descr="C:\Users\samin.iftikhar\Desktop\download.png" id="0" name="image10.png"/>
+                    <pic:cNvPr descr="C:\Users\samin.iftikhar\Desktop\download.png" id="0" name="image22.png"/>
                     <pic:cNvPicPr preferRelativeResize="0"/>
                   </pic:nvPicPr>
                   <pic:blipFill>
@@ -2485,7 +2485,7 @@
                 <w:szCs w:val="22"/>
                 <w:rtl w:val="0"/>
               </w:rPr>
-              <w:t xml:space="preserve">A Use My Location button must fetch the device's current GPS coordinates.</w:t>
+              <w:t xml:space="preserve">A GPS button to allow user to select location</w:t>
             </w:r>
           </w:p>
         </w:tc>
@@ -2651,7 +2651,7 @@
                 <w:szCs w:val="22"/>
                 <w:rtl w:val="0"/>
               </w:rPr>
-              <w:t xml:space="preserve">A visual confirmation of the selected location must be displayed to the user before submission.</w:t>
+              <w:t xml:space="preserve">A confirmation of the selected location must be displayed to the user before submission.</w:t>
             </w:r>
           </w:p>
         </w:tc>
@@ -2894,90 +2894,7 @@
                 <w:szCs w:val="22"/>
                 <w:rtl w:val="0"/>
               </w:rPr>
-              <w:t xml:space="preserve">A toggle or selection for gender setting (All, Brothers Only, Sisters Only) must be available.</w:t>
-            </w:r>
-          </w:p>
-        </w:tc>
-      </w:tr>
-      <w:tr>
-        <w:trPr>
-          <w:cantSplit w:val="0"/>
-          <w:tblHeader w:val="0"/>
-        </w:trPr>
-        <w:tc>
-          <w:tcPr>
-            <w:tcBorders>
-              <w:top w:color="000000" w:space="0" w:sz="6" w:val="single"/>
-              <w:left w:color="000000" w:space="0" w:sz="6" w:val="single"/>
-              <w:bottom w:color="000000" w:space="0" w:sz="6" w:val="single"/>
-              <w:right w:color="000000" w:space="0" w:sz="6" w:val="single"/>
-            </w:tcBorders>
-            <w:shd w:fill="ffffff" w:val="clear"/>
-            <w:tcMar>
-              <w:top w:w="60.0" w:type="dxa"/>
-              <w:left w:w="100.0" w:type="dxa"/>
-              <w:bottom w:w="60.0" w:type="dxa"/>
-              <w:right w:w="100.0" w:type="dxa"/>
-            </w:tcMar>
-          </w:tcPr>
-          <w:p>
-            <w:pPr>
-              <w:rPr>
-                <w:color w:val="000000"/>
-                <w:sz w:val="22"/>
-                <w:szCs w:val="22"/>
-              </w:rPr>
-            </w:pPr>
-            <w:r>
-              <w:rPr>
-                <w:b w:val="1"/>
-                <w:bCs w:val="1"/>
-                <w:color w:val="000000"/>
-                <w:sz w:val="22"/>
-                <w:szCs w:val="22"/>
-                <w:rtl w:val="0"/>
-              </w:rPr>
-              <w:t xml:space="preserve">Functional</w:t>
-            </w:r>
-            <w:r>
-              <w:rPr>
-                <w:rtl w:val="0"/>
-              </w:rPr>
-            </w:r>
-          </w:p>
-        </w:tc>
-        <w:tc>
-          <w:tcPr>
-            <w:tcBorders>
-              <w:top w:color="000000" w:space="0" w:sz="6" w:val="single"/>
-              <w:left w:color="000000" w:space="0" w:sz="6" w:val="single"/>
-              <w:bottom w:color="000000" w:space="0" w:sz="6" w:val="single"/>
-              <w:right w:color="000000" w:space="0" w:sz="6" w:val="single"/>
-            </w:tcBorders>
-            <w:shd w:fill="ffffff" w:val="clear"/>
-            <w:tcMar>
-              <w:top w:w="60.0" w:type="dxa"/>
-              <w:left w:w="100.0" w:type="dxa"/>
-              <w:bottom w:w="60.0" w:type="dxa"/>
-              <w:right w:w="100.0" w:type="dxa"/>
-            </w:tcMar>
-          </w:tcPr>
-          <w:p>
-            <w:pPr>
-              <w:rPr>
-                <w:color w:val="000000"/>
-                <w:sz w:val="22"/>
-                <w:szCs w:val="22"/>
-              </w:rPr>
-            </w:pPr>
-            <w:r>
-              <w:rPr>
-                <w:color w:val="000000"/>
-                <w:sz w:val="22"/>
-                <w:szCs w:val="22"/>
-                <w:rtl w:val="0"/>
-              </w:rPr>
-              <w:t xml:space="preserve">Gender setting must default to All if no option is selected.</w:t>
+              <w:t xml:space="preserve">Gender setting must be selected automatically based on user’s gender</w:t>
             </w:r>
           </w:p>
         </w:tc>
@@ -3839,29 +3756,6 @@
                 <w:szCs w:val="22"/>
                 <w:rtl w:val="0"/>
               </w:rPr>
-              <w:t xml:space="preserve">As a user, I want to be prevented from joining if the gathering has a gender restriction that does not match my profile.</w:t>
-            </w:r>
-          </w:p>
-          <w:p>
-            <w:pPr>
-              <w:numPr>
-                <w:ilvl w:val="0"/>
-                <w:numId w:val="4"/>
-              </w:numPr>
-              <w:ind w:left="720" w:hanging="360"/>
-              <w:rPr>
-                <w:color w:val="000000"/>
-                <w:sz w:val="22"/>
-                <w:szCs w:val="22"/>
-              </w:rPr>
-            </w:pPr>
-            <w:r>
-              <w:rPr>
-                <w:color w:val="000000"/>
-                <w:sz w:val="22"/>
-                <w:szCs w:val="22"/>
-                <w:rtl w:val="0"/>
-              </w:rPr>
               <w:t xml:space="preserve">As a user, I want to be notified if I have already joined a gathering.</w:t>
             </w:r>
           </w:p>
@@ -5438,7 +5332,7 @@
           <w:szCs w:val="22"/>
           <w:rtl w:val="0"/>
         </w:rPr>
-        <w:t xml:space="preserve">Gender restriction enforced</w:t>
+        <w:t xml:space="preserve">User notified if already joined</w:t>
       </w:r>
     </w:p>
     <w:tbl>
@@ -5635,7 +5529,7 @@
                 <w:szCs w:val="22"/>
                 <w:rtl w:val="0"/>
               </w:rPr>
-              <w:t xml:space="preserve">Before joining, the system must compare the user's gender from their Firestore profile against the gathering's genderSetting field.</w:t>
+              <w:t xml:space="preserve">The system must check if the user's UID already exists in the participants array before processing a join.</w:t>
             </w:r>
           </w:p>
         </w:tc>
@@ -5678,7 +5572,7 @@
                 <w:szCs w:val="22"/>
                 <w:rtl w:val="0"/>
               </w:rPr>
-              <w:t xml:space="preserve">Functional</w:t>
+              <w:t xml:space="preserve">UX</w:t>
             </w:r>
             <w:r>
               <w:rPr>
@@ -5718,7 +5612,7 @@
                 <w:szCs w:val="22"/>
                 <w:rtl w:val="0"/>
               </w:rPr>
-              <w:t xml:space="preserve">If the gender does not match, the join must be blocked and an informative message shown.</w:t>
+              <w:t xml:space="preserve">If already joined, a toast message must inform the user they have already joined this gathering.</w:t>
             </w:r>
           </w:p>
         </w:tc>
@@ -5801,7 +5695,7 @@
                 <w:szCs w:val="22"/>
                 <w:rtl w:val="0"/>
               </w:rPr>
-              <w:t xml:space="preserve">The restriction message must clearly state the reason (e.g. This gathering is Brothers Only).</w:t>
+              <w:t xml:space="preserve">The Join button must not be visible if the user has already joined.</w:t>
             </w:r>
           </w:p>
         </w:tc>
@@ -5831,436 +5725,27 @@
       </w:pPr>
       <w:r>
         <w:rPr>
-          <w:b w:val="1"/>
-          <w:bCs w:val="1"/>
+          <w:rtl w:val="0"/>
+        </w:rPr>
+      </w:r>
+    </w:p>
+    <w:p>
+      <w:pPr>
+        <w:rPr>
           <w:color w:val="000000"/>
           <w:sz w:val="22"/>
           <w:szCs w:val="22"/>
-          <w:rtl w:val="0"/>
-        </w:rPr>
-        <w:t xml:space="preserve">US-07.5: </w:t>
-      </w:r>
-      <w:r>
-        <w:rPr>
-          <w:color w:val="000000"/>
-          <w:sz w:val="22"/>
-          <w:szCs w:val="22"/>
-          <w:rtl w:val="0"/>
-        </w:rPr>
-        <w:t xml:space="preserve">User notified if already joined</w:t>
+        </w:rPr>
+      </w:pPr>
+      <w:r>
+        <w:rPr>
+          <w:rtl w:val="0"/>
+        </w:rPr>
       </w:r>
     </w:p>
     <w:tbl>
       <w:tblPr>
         <w:tblStyle w:val="Table12"/>
-        <w:tblW w:w="9360.0" w:type="dxa"/>
-        <w:jc w:val="left"/>
-        <w:tblBorders>
-          <w:top w:color="000000" w:space="0" w:sz="4" w:val="single"/>
-          <w:left w:color="000000" w:space="0" w:sz="4" w:val="single"/>
-          <w:bottom w:color="000000" w:space="0" w:sz="4" w:val="single"/>
-          <w:right w:color="000000" w:space="0" w:sz="4" w:val="single"/>
-          <w:insideH w:color="000000" w:space="0" w:sz="4" w:val="single"/>
-          <w:insideV w:color="000000" w:space="0" w:sz="4" w:val="single"/>
-        </w:tblBorders>
-        <w:tblLayout w:type="fixed"/>
-        <w:tblLook w:val="0000"/>
-      </w:tblPr>
-      <w:tblGrid>
-        <w:gridCol w:w="1800"/>
-        <w:gridCol w:w="7560"/>
-        <w:tblGridChange w:id="0">
-          <w:tblGrid>
-            <w:gridCol w:w="1800"/>
-            <w:gridCol w:w="7560"/>
-          </w:tblGrid>
-        </w:tblGridChange>
-      </w:tblGrid>
-      <w:tr>
-        <w:trPr>
-          <w:cantSplit w:val="0"/>
-          <w:tblHeader w:val="0"/>
-        </w:trPr>
-        <w:tc>
-          <w:tcPr>
-            <w:tcBorders>
-              <w:top w:color="000000" w:space="0" w:sz="6" w:val="single"/>
-              <w:left w:color="000000" w:space="0" w:sz="6" w:val="single"/>
-              <w:bottom w:color="000000" w:space="0" w:sz="6" w:val="single"/>
-              <w:right w:color="000000" w:space="0" w:sz="6" w:val="single"/>
-            </w:tcBorders>
-            <w:shd w:fill="cccccc" w:val="clear"/>
-            <w:tcMar>
-              <w:top w:w="60.0" w:type="dxa"/>
-              <w:left w:w="100.0" w:type="dxa"/>
-              <w:bottom w:w="60.0" w:type="dxa"/>
-              <w:right w:w="100.0" w:type="dxa"/>
-            </w:tcMar>
-          </w:tcPr>
-          <w:p>
-            <w:pPr>
-              <w:rPr>
-                <w:color w:val="000000"/>
-                <w:sz w:val="22"/>
-                <w:szCs w:val="22"/>
-              </w:rPr>
-            </w:pPr>
-            <w:r>
-              <w:rPr>
-                <w:b w:val="1"/>
-                <w:bCs w:val="1"/>
-                <w:color w:val="000000"/>
-                <w:sz w:val="22"/>
-                <w:szCs w:val="22"/>
-                <w:rtl w:val="0"/>
-              </w:rPr>
-              <w:t xml:space="preserve">Type</w:t>
-            </w:r>
-            <w:r>
-              <w:rPr>
-                <w:rtl w:val="0"/>
-              </w:rPr>
-            </w:r>
-          </w:p>
-        </w:tc>
-        <w:tc>
-          <w:tcPr>
-            <w:tcBorders>
-              <w:top w:color="000000" w:space="0" w:sz="6" w:val="single"/>
-              <w:left w:color="000000" w:space="0" w:sz="6" w:val="single"/>
-              <w:bottom w:color="000000" w:space="0" w:sz="6" w:val="single"/>
-              <w:right w:color="000000" w:space="0" w:sz="6" w:val="single"/>
-            </w:tcBorders>
-            <w:shd w:fill="cccccc" w:val="clear"/>
-            <w:tcMar>
-              <w:top w:w="60.0" w:type="dxa"/>
-              <w:left w:w="100.0" w:type="dxa"/>
-              <w:bottom w:w="60.0" w:type="dxa"/>
-              <w:right w:w="100.0" w:type="dxa"/>
-            </w:tcMar>
-          </w:tcPr>
-          <w:p>
-            <w:pPr>
-              <w:rPr>
-                <w:color w:val="000000"/>
-                <w:sz w:val="22"/>
-                <w:szCs w:val="22"/>
-              </w:rPr>
-            </w:pPr>
-            <w:r>
-              <w:rPr>
-                <w:b w:val="1"/>
-                <w:bCs w:val="1"/>
-                <w:color w:val="000000"/>
-                <w:sz w:val="22"/>
-                <w:szCs w:val="22"/>
-                <w:rtl w:val="0"/>
-              </w:rPr>
-              <w:t xml:space="preserve">Specification</w:t>
-            </w:r>
-            <w:r>
-              <w:rPr>
-                <w:rtl w:val="0"/>
-              </w:rPr>
-            </w:r>
-          </w:p>
-        </w:tc>
-      </w:tr>
-      <w:tr>
-        <w:trPr>
-          <w:cantSplit w:val="0"/>
-          <w:tblHeader w:val="0"/>
-        </w:trPr>
-        <w:tc>
-          <w:tcPr>
-            <w:tcBorders>
-              <w:top w:color="000000" w:space="0" w:sz="6" w:val="single"/>
-              <w:left w:color="000000" w:space="0" w:sz="6" w:val="single"/>
-              <w:bottom w:color="000000" w:space="0" w:sz="6" w:val="single"/>
-              <w:right w:color="000000" w:space="0" w:sz="6" w:val="single"/>
-            </w:tcBorders>
-            <w:shd w:fill="ffffff" w:val="clear"/>
-            <w:tcMar>
-              <w:top w:w="60.0" w:type="dxa"/>
-              <w:left w:w="100.0" w:type="dxa"/>
-              <w:bottom w:w="60.0" w:type="dxa"/>
-              <w:right w:w="100.0" w:type="dxa"/>
-            </w:tcMar>
-          </w:tcPr>
-          <w:p>
-            <w:pPr>
-              <w:rPr>
-                <w:color w:val="000000"/>
-                <w:sz w:val="22"/>
-                <w:szCs w:val="22"/>
-              </w:rPr>
-            </w:pPr>
-            <w:r>
-              <w:rPr>
-                <w:b w:val="1"/>
-                <w:bCs w:val="1"/>
-                <w:color w:val="000000"/>
-                <w:sz w:val="22"/>
-                <w:szCs w:val="22"/>
-                <w:rtl w:val="0"/>
-              </w:rPr>
-              <w:t xml:space="preserve">Functional</w:t>
-            </w:r>
-            <w:r>
-              <w:rPr>
-                <w:rtl w:val="0"/>
-              </w:rPr>
-            </w:r>
-          </w:p>
-        </w:tc>
-        <w:tc>
-          <w:tcPr>
-            <w:tcBorders>
-              <w:top w:color="000000" w:space="0" w:sz="6" w:val="single"/>
-              <w:left w:color="000000" w:space="0" w:sz="6" w:val="single"/>
-              <w:bottom w:color="000000" w:space="0" w:sz="6" w:val="single"/>
-              <w:right w:color="000000" w:space="0" w:sz="6" w:val="single"/>
-            </w:tcBorders>
-            <w:shd w:fill="ffffff" w:val="clear"/>
-            <w:tcMar>
-              <w:top w:w="60.0" w:type="dxa"/>
-              <w:left w:w="100.0" w:type="dxa"/>
-              <w:bottom w:w="60.0" w:type="dxa"/>
-              <w:right w:w="100.0" w:type="dxa"/>
-            </w:tcMar>
-          </w:tcPr>
-          <w:p>
-            <w:pPr>
-              <w:rPr>
-                <w:color w:val="000000"/>
-                <w:sz w:val="22"/>
-                <w:szCs w:val="22"/>
-              </w:rPr>
-            </w:pPr>
-            <w:r>
-              <w:rPr>
-                <w:color w:val="000000"/>
-                <w:sz w:val="22"/>
-                <w:szCs w:val="22"/>
-                <w:rtl w:val="0"/>
-              </w:rPr>
-              <w:t xml:space="preserve">The system must check if the user's UID already exists in the participants array before processing a join.</w:t>
-            </w:r>
-          </w:p>
-        </w:tc>
-      </w:tr>
-      <w:tr>
-        <w:trPr>
-          <w:cantSplit w:val="0"/>
-          <w:tblHeader w:val="0"/>
-        </w:trPr>
-        <w:tc>
-          <w:tcPr>
-            <w:tcBorders>
-              <w:top w:color="000000" w:space="0" w:sz="6" w:val="single"/>
-              <w:left w:color="000000" w:space="0" w:sz="6" w:val="single"/>
-              <w:bottom w:color="000000" w:space="0" w:sz="6" w:val="single"/>
-              <w:right w:color="000000" w:space="0" w:sz="6" w:val="single"/>
-            </w:tcBorders>
-            <w:shd w:fill="ffffff" w:val="clear"/>
-            <w:tcMar>
-              <w:top w:w="60.0" w:type="dxa"/>
-              <w:left w:w="100.0" w:type="dxa"/>
-              <w:bottom w:w="60.0" w:type="dxa"/>
-              <w:right w:w="100.0" w:type="dxa"/>
-            </w:tcMar>
-          </w:tcPr>
-          <w:p>
-            <w:pPr>
-              <w:rPr>
-                <w:color w:val="000000"/>
-                <w:sz w:val="22"/>
-                <w:szCs w:val="22"/>
-              </w:rPr>
-            </w:pPr>
-            <w:r>
-              <w:rPr>
-                <w:b w:val="1"/>
-                <w:bCs w:val="1"/>
-                <w:color w:val="000000"/>
-                <w:sz w:val="22"/>
-                <w:szCs w:val="22"/>
-                <w:rtl w:val="0"/>
-              </w:rPr>
-              <w:t xml:space="preserve">UX</w:t>
-            </w:r>
-            <w:r>
-              <w:rPr>
-                <w:rtl w:val="0"/>
-              </w:rPr>
-            </w:r>
-          </w:p>
-        </w:tc>
-        <w:tc>
-          <w:tcPr>
-            <w:tcBorders>
-              <w:top w:color="000000" w:space="0" w:sz="6" w:val="single"/>
-              <w:left w:color="000000" w:space="0" w:sz="6" w:val="single"/>
-              <w:bottom w:color="000000" w:space="0" w:sz="6" w:val="single"/>
-              <w:right w:color="000000" w:space="0" w:sz="6" w:val="single"/>
-            </w:tcBorders>
-            <w:shd w:fill="ffffff" w:val="clear"/>
-            <w:tcMar>
-              <w:top w:w="60.0" w:type="dxa"/>
-              <w:left w:w="100.0" w:type="dxa"/>
-              <w:bottom w:w="60.0" w:type="dxa"/>
-              <w:right w:w="100.0" w:type="dxa"/>
-            </w:tcMar>
-          </w:tcPr>
-          <w:p>
-            <w:pPr>
-              <w:rPr>
-                <w:color w:val="000000"/>
-                <w:sz w:val="22"/>
-                <w:szCs w:val="22"/>
-              </w:rPr>
-            </w:pPr>
-            <w:r>
-              <w:rPr>
-                <w:color w:val="000000"/>
-                <w:sz w:val="22"/>
-                <w:szCs w:val="22"/>
-                <w:rtl w:val="0"/>
-              </w:rPr>
-              <w:t xml:space="preserve">If already joined, a toast message must inform the user they have already joined this gathering.</w:t>
-            </w:r>
-          </w:p>
-        </w:tc>
-      </w:tr>
-      <w:tr>
-        <w:trPr>
-          <w:cantSplit w:val="0"/>
-          <w:tblHeader w:val="0"/>
-        </w:trPr>
-        <w:tc>
-          <w:tcPr>
-            <w:tcBorders>
-              <w:top w:color="000000" w:space="0" w:sz="6" w:val="single"/>
-              <w:left w:color="000000" w:space="0" w:sz="6" w:val="single"/>
-              <w:bottom w:color="000000" w:space="0" w:sz="6" w:val="single"/>
-              <w:right w:color="000000" w:space="0" w:sz="6" w:val="single"/>
-            </w:tcBorders>
-            <w:shd w:fill="ffffff" w:val="clear"/>
-            <w:tcMar>
-              <w:top w:w="60.0" w:type="dxa"/>
-              <w:left w:w="100.0" w:type="dxa"/>
-              <w:bottom w:w="60.0" w:type="dxa"/>
-              <w:right w:w="100.0" w:type="dxa"/>
-            </w:tcMar>
-          </w:tcPr>
-          <w:p>
-            <w:pPr>
-              <w:rPr>
-                <w:color w:val="000000"/>
-                <w:sz w:val="22"/>
-                <w:szCs w:val="22"/>
-              </w:rPr>
-            </w:pPr>
-            <w:r>
-              <w:rPr>
-                <w:b w:val="1"/>
-                <w:bCs w:val="1"/>
-                <w:color w:val="000000"/>
-                <w:sz w:val="22"/>
-                <w:szCs w:val="22"/>
-                <w:rtl w:val="0"/>
-              </w:rPr>
-              <w:t xml:space="preserve">UX</w:t>
-            </w:r>
-            <w:r>
-              <w:rPr>
-                <w:rtl w:val="0"/>
-              </w:rPr>
-            </w:r>
-          </w:p>
-        </w:tc>
-        <w:tc>
-          <w:tcPr>
-            <w:tcBorders>
-              <w:top w:color="000000" w:space="0" w:sz="6" w:val="single"/>
-              <w:left w:color="000000" w:space="0" w:sz="6" w:val="single"/>
-              <w:bottom w:color="000000" w:space="0" w:sz="6" w:val="single"/>
-              <w:right w:color="000000" w:space="0" w:sz="6" w:val="single"/>
-            </w:tcBorders>
-            <w:shd w:fill="ffffff" w:val="clear"/>
-            <w:tcMar>
-              <w:top w:w="60.0" w:type="dxa"/>
-              <w:left w:w="100.0" w:type="dxa"/>
-              <w:bottom w:w="60.0" w:type="dxa"/>
-              <w:right w:w="100.0" w:type="dxa"/>
-            </w:tcMar>
-          </w:tcPr>
-          <w:p>
-            <w:pPr>
-              <w:rPr>
-                <w:color w:val="000000"/>
-                <w:sz w:val="22"/>
-                <w:szCs w:val="22"/>
-              </w:rPr>
-            </w:pPr>
-            <w:r>
-              <w:rPr>
-                <w:color w:val="000000"/>
-                <w:sz w:val="22"/>
-                <w:szCs w:val="22"/>
-                <w:rtl w:val="0"/>
-              </w:rPr>
-              <w:t xml:space="preserve">The Join button must not be visible if the user has already joined.</w:t>
-            </w:r>
-          </w:p>
-        </w:tc>
-      </w:tr>
-    </w:tbl>
-    <w:p>
-      <w:pPr>
-        <w:rPr>
-          <w:color w:val="000000"/>
-          <w:sz w:val="22"/>
-          <w:szCs w:val="22"/>
-        </w:rPr>
-      </w:pPr>
-      <w:r>
-        <w:rPr>
-          <w:rtl w:val="0"/>
-        </w:rPr>
-      </w:r>
-    </w:p>
-    <w:p>
-      <w:pPr>
-        <w:rPr>
-          <w:color w:val="000000"/>
-          <w:sz w:val="22"/>
-          <w:szCs w:val="22"/>
-        </w:rPr>
-      </w:pPr>
-      <w:r>
-        <w:rPr>
-          <w:rtl w:val="0"/>
-        </w:rPr>
-      </w:r>
-    </w:p>
-    <w:p>
-      <w:pPr>
-        <w:rPr>
-          <w:color w:val="000000"/>
-          <w:sz w:val="22"/>
-          <w:szCs w:val="22"/>
-        </w:rPr>
-      </w:pPr>
-      <w:r>
-        <w:rPr>
-          <w:rtl w:val="0"/>
-        </w:rPr>
-      </w:r>
-    </w:p>
-    <w:tbl>
-      <w:tblPr>
-        <w:tblStyle w:val="Table13"/>
         <w:tblW w:w="9360.0" w:type="dxa"/>
         <w:jc w:val="left"/>
         <w:tblBorders>
@@ -6711,29 +6196,6 @@
                 <w:szCs w:val="22"/>
                 <w:rtl w:val="0"/>
               </w:rPr>
-              <w:t xml:space="preserve">Leave is not allowed if gathering status is Ongoing or Finished.</w:t>
-            </w:r>
-          </w:p>
-          <w:p>
-            <w:pPr>
-              <w:numPr>
-                <w:ilvl w:val="0"/>
-                <w:numId w:val="13"/>
-              </w:numPr>
-              <w:ind w:left="720" w:hanging="360"/>
-              <w:rPr>
-                <w:color w:val="000000"/>
-                <w:sz w:val="22"/>
-                <w:szCs w:val="22"/>
-              </w:rPr>
-            </w:pPr>
-            <w:r>
-              <w:rPr>
-                <w:color w:val="000000"/>
-                <w:sz w:val="22"/>
-                <w:szCs w:val="22"/>
-                <w:rtl w:val="0"/>
-              </w:rPr>
               <w:t xml:space="preserve">A confirmation message is shown after successfully leaving.</w:t>
             </w:r>
           </w:p>
@@ -6907,6 +6369,415 @@
           <w:rtl w:val="0"/>
         </w:rPr>
         <w:t xml:space="preserve">Leave button visible on joined gathering</w:t>
+      </w:r>
+    </w:p>
+    <w:tbl>
+      <w:tblPr>
+        <w:tblStyle w:val="Table13"/>
+        <w:tblW w:w="9360.0" w:type="dxa"/>
+        <w:jc w:val="left"/>
+        <w:tblBorders>
+          <w:top w:color="000000" w:space="0" w:sz="4" w:val="single"/>
+          <w:left w:color="000000" w:space="0" w:sz="4" w:val="single"/>
+          <w:bottom w:color="000000" w:space="0" w:sz="4" w:val="single"/>
+          <w:right w:color="000000" w:space="0" w:sz="4" w:val="single"/>
+          <w:insideH w:color="000000" w:space="0" w:sz="4" w:val="single"/>
+          <w:insideV w:color="000000" w:space="0" w:sz="4" w:val="single"/>
+        </w:tblBorders>
+        <w:tblLayout w:type="fixed"/>
+        <w:tblLook w:val="0000"/>
+      </w:tblPr>
+      <w:tblGrid>
+        <w:gridCol w:w="1800"/>
+        <w:gridCol w:w="7560"/>
+        <w:tblGridChange w:id="0">
+          <w:tblGrid>
+            <w:gridCol w:w="1800"/>
+            <w:gridCol w:w="7560"/>
+          </w:tblGrid>
+        </w:tblGridChange>
+      </w:tblGrid>
+      <w:tr>
+        <w:trPr>
+          <w:cantSplit w:val="0"/>
+          <w:tblHeader w:val="0"/>
+        </w:trPr>
+        <w:tc>
+          <w:tcPr>
+            <w:tcBorders>
+              <w:top w:color="000000" w:space="0" w:sz="6" w:val="single"/>
+              <w:left w:color="000000" w:space="0" w:sz="6" w:val="single"/>
+              <w:bottom w:color="000000" w:space="0" w:sz="6" w:val="single"/>
+              <w:right w:color="000000" w:space="0" w:sz="6" w:val="single"/>
+            </w:tcBorders>
+            <w:shd w:fill="cccccc" w:val="clear"/>
+            <w:tcMar>
+              <w:top w:w="60.0" w:type="dxa"/>
+              <w:left w:w="100.0" w:type="dxa"/>
+              <w:bottom w:w="60.0" w:type="dxa"/>
+              <w:right w:w="100.0" w:type="dxa"/>
+            </w:tcMar>
+          </w:tcPr>
+          <w:p>
+            <w:pPr>
+              <w:rPr>
+                <w:color w:val="000000"/>
+                <w:sz w:val="22"/>
+                <w:szCs w:val="22"/>
+              </w:rPr>
+            </w:pPr>
+            <w:r>
+              <w:rPr>
+                <w:b w:val="1"/>
+                <w:bCs w:val="1"/>
+                <w:color w:val="000000"/>
+                <w:sz w:val="22"/>
+                <w:szCs w:val="22"/>
+                <w:rtl w:val="0"/>
+              </w:rPr>
+              <w:t xml:space="preserve">Type</w:t>
+            </w:r>
+            <w:r>
+              <w:rPr>
+                <w:rtl w:val="0"/>
+              </w:rPr>
+            </w:r>
+          </w:p>
+        </w:tc>
+        <w:tc>
+          <w:tcPr>
+            <w:tcBorders>
+              <w:top w:color="000000" w:space="0" w:sz="6" w:val="single"/>
+              <w:left w:color="000000" w:space="0" w:sz="6" w:val="single"/>
+              <w:bottom w:color="000000" w:space="0" w:sz="6" w:val="single"/>
+              <w:right w:color="000000" w:space="0" w:sz="6" w:val="single"/>
+            </w:tcBorders>
+            <w:shd w:fill="cccccc" w:val="clear"/>
+            <w:tcMar>
+              <w:top w:w="60.0" w:type="dxa"/>
+              <w:left w:w="100.0" w:type="dxa"/>
+              <w:bottom w:w="60.0" w:type="dxa"/>
+              <w:right w:w="100.0" w:type="dxa"/>
+            </w:tcMar>
+          </w:tcPr>
+          <w:p>
+            <w:pPr>
+              <w:rPr>
+                <w:color w:val="000000"/>
+                <w:sz w:val="22"/>
+                <w:szCs w:val="22"/>
+              </w:rPr>
+            </w:pPr>
+            <w:r>
+              <w:rPr>
+                <w:b w:val="1"/>
+                <w:bCs w:val="1"/>
+                <w:color w:val="000000"/>
+                <w:sz w:val="22"/>
+                <w:szCs w:val="22"/>
+                <w:rtl w:val="0"/>
+              </w:rPr>
+              <w:t xml:space="preserve">Specification</w:t>
+            </w:r>
+            <w:r>
+              <w:rPr>
+                <w:rtl w:val="0"/>
+              </w:rPr>
+            </w:r>
+          </w:p>
+        </w:tc>
+      </w:tr>
+      <w:tr>
+        <w:trPr>
+          <w:cantSplit w:val="0"/>
+          <w:tblHeader w:val="0"/>
+        </w:trPr>
+        <w:tc>
+          <w:tcPr>
+            <w:tcBorders>
+              <w:top w:color="000000" w:space="0" w:sz="6" w:val="single"/>
+              <w:left w:color="000000" w:space="0" w:sz="6" w:val="single"/>
+              <w:bottom w:color="000000" w:space="0" w:sz="6" w:val="single"/>
+              <w:right w:color="000000" w:space="0" w:sz="6" w:val="single"/>
+            </w:tcBorders>
+            <w:shd w:fill="ffffff" w:val="clear"/>
+            <w:tcMar>
+              <w:top w:w="60.0" w:type="dxa"/>
+              <w:left w:w="100.0" w:type="dxa"/>
+              <w:bottom w:w="60.0" w:type="dxa"/>
+              <w:right w:w="100.0" w:type="dxa"/>
+            </w:tcMar>
+          </w:tcPr>
+          <w:p>
+            <w:pPr>
+              <w:rPr>
+                <w:color w:val="000000"/>
+                <w:sz w:val="22"/>
+                <w:szCs w:val="22"/>
+              </w:rPr>
+            </w:pPr>
+            <w:r>
+              <w:rPr>
+                <w:b w:val="1"/>
+                <w:bCs w:val="1"/>
+                <w:color w:val="000000"/>
+                <w:sz w:val="22"/>
+                <w:szCs w:val="22"/>
+                <w:rtl w:val="0"/>
+              </w:rPr>
+              <w:t xml:space="preserve">Functional</w:t>
+            </w:r>
+            <w:r>
+              <w:rPr>
+                <w:rtl w:val="0"/>
+              </w:rPr>
+            </w:r>
+          </w:p>
+        </w:tc>
+        <w:tc>
+          <w:tcPr>
+            <w:tcBorders>
+              <w:top w:color="000000" w:space="0" w:sz="6" w:val="single"/>
+              <w:left w:color="000000" w:space="0" w:sz="6" w:val="single"/>
+              <w:bottom w:color="000000" w:space="0" w:sz="6" w:val="single"/>
+              <w:right w:color="000000" w:space="0" w:sz="6" w:val="single"/>
+            </w:tcBorders>
+            <w:shd w:fill="ffffff" w:val="clear"/>
+            <w:tcMar>
+              <w:top w:w="60.0" w:type="dxa"/>
+              <w:left w:w="100.0" w:type="dxa"/>
+              <w:bottom w:w="60.0" w:type="dxa"/>
+              <w:right w:w="100.0" w:type="dxa"/>
+            </w:tcMar>
+          </w:tcPr>
+          <w:p>
+            <w:pPr>
+              <w:rPr>
+                <w:color w:val="000000"/>
+                <w:sz w:val="22"/>
+                <w:szCs w:val="22"/>
+              </w:rPr>
+            </w:pPr>
+            <w:r>
+              <w:rPr>
+                <w:color w:val="000000"/>
+                <w:sz w:val="22"/>
+                <w:szCs w:val="22"/>
+                <w:rtl w:val="0"/>
+              </w:rPr>
+              <w:t xml:space="preserve">The Leave button must only be visible to users whose UID exists in the participants array of the gathering.</w:t>
+            </w:r>
+          </w:p>
+        </w:tc>
+      </w:tr>
+      <w:tr>
+        <w:trPr>
+          <w:cantSplit w:val="0"/>
+          <w:tblHeader w:val="0"/>
+        </w:trPr>
+        <w:tc>
+          <w:tcPr>
+            <w:tcBorders>
+              <w:top w:color="000000" w:space="0" w:sz="6" w:val="single"/>
+              <w:left w:color="000000" w:space="0" w:sz="6" w:val="single"/>
+              <w:bottom w:color="000000" w:space="0" w:sz="6" w:val="single"/>
+              <w:right w:color="000000" w:space="0" w:sz="6" w:val="single"/>
+            </w:tcBorders>
+            <w:shd w:fill="ffffff" w:val="clear"/>
+            <w:tcMar>
+              <w:top w:w="60.0" w:type="dxa"/>
+              <w:left w:w="100.0" w:type="dxa"/>
+              <w:bottom w:w="60.0" w:type="dxa"/>
+              <w:right w:w="100.0" w:type="dxa"/>
+            </w:tcMar>
+          </w:tcPr>
+          <w:p>
+            <w:pPr>
+              <w:rPr>
+                <w:color w:val="000000"/>
+                <w:sz w:val="22"/>
+                <w:szCs w:val="22"/>
+              </w:rPr>
+            </w:pPr>
+            <w:r>
+              <w:rPr>
+                <w:b w:val="1"/>
+                <w:bCs w:val="1"/>
+                <w:color w:val="000000"/>
+                <w:sz w:val="22"/>
+                <w:szCs w:val="22"/>
+                <w:rtl w:val="0"/>
+              </w:rPr>
+              <w:t xml:space="preserve">UX</w:t>
+            </w:r>
+            <w:r>
+              <w:rPr>
+                <w:rtl w:val="0"/>
+              </w:rPr>
+            </w:r>
+          </w:p>
+        </w:tc>
+        <w:tc>
+          <w:tcPr>
+            <w:tcBorders>
+              <w:top w:color="000000" w:space="0" w:sz="6" w:val="single"/>
+              <w:left w:color="000000" w:space="0" w:sz="6" w:val="single"/>
+              <w:bottom w:color="000000" w:space="0" w:sz="6" w:val="single"/>
+              <w:right w:color="000000" w:space="0" w:sz="6" w:val="single"/>
+            </w:tcBorders>
+            <w:shd w:fill="ffffff" w:val="clear"/>
+            <w:tcMar>
+              <w:top w:w="60.0" w:type="dxa"/>
+              <w:left w:w="100.0" w:type="dxa"/>
+              <w:bottom w:w="60.0" w:type="dxa"/>
+              <w:right w:w="100.0" w:type="dxa"/>
+            </w:tcMar>
+          </w:tcPr>
+          <w:p>
+            <w:pPr>
+              <w:rPr>
+                <w:color w:val="000000"/>
+                <w:sz w:val="22"/>
+                <w:szCs w:val="22"/>
+              </w:rPr>
+            </w:pPr>
+            <w:r>
+              <w:rPr>
+                <w:color w:val="000000"/>
+                <w:sz w:val="22"/>
+                <w:szCs w:val="22"/>
+                <w:rtl w:val="0"/>
+              </w:rPr>
+              <w:t xml:space="preserve">The Leave button must replace the Join button once the user has joined.</w:t>
+            </w:r>
+          </w:p>
+        </w:tc>
+      </w:tr>
+      <w:tr>
+        <w:trPr>
+          <w:cantSplit w:val="0"/>
+          <w:tblHeader w:val="0"/>
+        </w:trPr>
+        <w:tc>
+          <w:tcPr>
+            <w:tcBorders>
+              <w:top w:color="000000" w:space="0" w:sz="6" w:val="single"/>
+              <w:left w:color="000000" w:space="0" w:sz="6" w:val="single"/>
+              <w:bottom w:color="000000" w:space="0" w:sz="6" w:val="single"/>
+              <w:right w:color="000000" w:space="0" w:sz="6" w:val="single"/>
+            </w:tcBorders>
+            <w:shd w:fill="ffffff" w:val="clear"/>
+            <w:tcMar>
+              <w:top w:w="60.0" w:type="dxa"/>
+              <w:left w:w="100.0" w:type="dxa"/>
+              <w:bottom w:w="60.0" w:type="dxa"/>
+              <w:right w:w="100.0" w:type="dxa"/>
+            </w:tcMar>
+          </w:tcPr>
+          <w:p>
+            <w:pPr>
+              <w:rPr>
+                <w:color w:val="000000"/>
+                <w:sz w:val="22"/>
+                <w:szCs w:val="22"/>
+              </w:rPr>
+            </w:pPr>
+            <w:r>
+              <w:rPr>
+                <w:b w:val="1"/>
+                <w:bCs w:val="1"/>
+                <w:color w:val="000000"/>
+                <w:sz w:val="22"/>
+                <w:szCs w:val="22"/>
+                <w:rtl w:val="0"/>
+              </w:rPr>
+              <w:t xml:space="preserve">UX</w:t>
+            </w:r>
+            <w:r>
+              <w:rPr>
+                <w:rtl w:val="0"/>
+              </w:rPr>
+            </w:r>
+          </w:p>
+        </w:tc>
+        <w:tc>
+          <w:tcPr>
+            <w:tcBorders>
+              <w:top w:color="000000" w:space="0" w:sz="6" w:val="single"/>
+              <w:left w:color="000000" w:space="0" w:sz="6" w:val="single"/>
+              <w:bottom w:color="000000" w:space="0" w:sz="6" w:val="single"/>
+              <w:right w:color="000000" w:space="0" w:sz="6" w:val="single"/>
+            </w:tcBorders>
+            <w:shd w:fill="ffffff" w:val="clear"/>
+            <w:tcMar>
+              <w:top w:w="60.0" w:type="dxa"/>
+              <w:left w:w="100.0" w:type="dxa"/>
+              <w:bottom w:w="60.0" w:type="dxa"/>
+              <w:right w:w="100.0" w:type="dxa"/>
+            </w:tcMar>
+          </w:tcPr>
+          <w:p>
+            <w:pPr>
+              <w:rPr>
+                <w:color w:val="000000"/>
+                <w:sz w:val="22"/>
+                <w:szCs w:val="22"/>
+              </w:rPr>
+            </w:pPr>
+            <w:r>
+              <w:rPr>
+                <w:color w:val="000000"/>
+                <w:sz w:val="22"/>
+                <w:szCs w:val="22"/>
+                <w:rtl w:val="0"/>
+              </w:rPr>
+              <w:t xml:space="preserve">Leave button must be hidden or disabled if the gathering status is Ongoing or Finished.</w:t>
+            </w:r>
+          </w:p>
+        </w:tc>
+      </w:tr>
+    </w:tbl>
+    <w:p>
+      <w:pPr>
+        <w:rPr>
+          <w:color w:val="000000"/>
+          <w:sz w:val="22"/>
+          <w:szCs w:val="22"/>
+        </w:rPr>
+      </w:pPr>
+      <w:r>
+        <w:rPr>
+          <w:rtl w:val="0"/>
+        </w:rPr>
+      </w:r>
+    </w:p>
+    <w:p>
+      <w:pPr>
+        <w:rPr>
+          <w:color w:val="000000"/>
+          <w:sz w:val="22"/>
+          <w:szCs w:val="22"/>
+        </w:rPr>
+      </w:pPr>
+      <w:r>
+        <w:rPr>
+          <w:b w:val="1"/>
+          <w:bCs w:val="1"/>
+          <w:color w:val="000000"/>
+          <w:sz w:val="22"/>
+          <w:szCs w:val="22"/>
+          <w:rtl w:val="0"/>
+        </w:rPr>
+        <w:t xml:space="preserve">US-08.2: </w:t>
+      </w:r>
+      <w:r>
+        <w:rPr>
+          <w:color w:val="000000"/>
+          <w:sz w:val="22"/>
+          <w:szCs w:val="22"/>
+          <w:rtl w:val="0"/>
+        </w:rPr>
+        <w:t xml:space="preserve">User removed from participants list</w:t>
       </w:r>
     </w:p>
     <w:tbl>
@@ -7103,7 +6974,7 @@
                 <w:szCs w:val="22"/>
                 <w:rtl w:val="0"/>
               </w:rPr>
-              <w:t xml:space="preserve">The Leave button must only be visible to users whose UID exists in the participants array of the gathering.</w:t>
+              <w:t xml:space="preserve">On clicking Leave, the user's UID must be removed from the participants array in Firestore.</w:t>
             </w:r>
           </w:p>
         </w:tc>
@@ -7146,7 +7017,7 @@
                 <w:szCs w:val="22"/>
                 <w:rtl w:val="0"/>
               </w:rPr>
-              <w:t xml:space="preserve">UX</w:t>
+              <w:t xml:space="preserve">Functional</w:t>
             </w:r>
             <w:r>
               <w:rPr>
@@ -7186,7 +7057,7 @@
                 <w:szCs w:val="22"/>
                 <w:rtl w:val="0"/>
               </w:rPr>
-              <w:t xml:space="preserve">The Leave button must replace the Join button once the user has joined.</w:t>
+              <w:t xml:space="preserve">The remove operation must use a Firestore atomic update to avoid data inconsistency.</w:t>
             </w:r>
           </w:p>
         </w:tc>
@@ -7229,7 +7100,7 @@
                 <w:szCs w:val="22"/>
                 <w:rtl w:val="0"/>
               </w:rPr>
-              <w:t xml:space="preserve">UX</w:t>
+              <w:t xml:space="preserve">Functional</w:t>
             </w:r>
             <w:r>
               <w:rPr>
@@ -7269,7 +7140,7 @@
                 <w:szCs w:val="22"/>
                 <w:rtl w:val="0"/>
               </w:rPr>
-              <w:t xml:space="preserve">Leave button must be hidden or disabled if the gathering status is Ongoing or Finished.</w:t>
+              <w:t xml:space="preserve">If the user's UID is not found in the array, the operation must fail gracefully.</w:t>
             </w:r>
           </w:p>
         </w:tc>
@@ -7306,7 +7177,7 @@
           <w:szCs w:val="22"/>
           <w:rtl w:val="0"/>
         </w:rPr>
-        <w:t xml:space="preserve">US-08.2: </w:t>
+        <w:t xml:space="preserve">US-08.3: </w:t>
       </w:r>
       <w:r>
         <w:rPr>
@@ -7315,7 +7186,7 @@
           <w:szCs w:val="22"/>
           <w:rtl w:val="0"/>
         </w:rPr>
-        <w:t xml:space="preserve">User removed from participants list</w:t>
+        <w:t xml:space="preserve">Participant count decreases</w:t>
       </w:r>
     </w:p>
     <w:tbl>
@@ -7512,7 +7383,7 @@
                 <w:szCs w:val="22"/>
                 <w:rtl w:val="0"/>
               </w:rPr>
-              <w:t xml:space="preserve">On clicking Leave, the user's UID must be removed from the participants array in Firestore.</w:t>
+              <w:t xml:space="preserve">The participantCount field must be decremented by 1 in Firestore upon a successful leave.</w:t>
             </w:r>
           </w:p>
         </w:tc>
@@ -7555,7 +7426,7 @@
                 <w:szCs w:val="22"/>
                 <w:rtl w:val="0"/>
               </w:rPr>
-              <w:t xml:space="preserve">Functional</w:t>
+              <w:t xml:space="preserve">UX</w:t>
             </w:r>
             <w:r>
               <w:rPr>
@@ -7595,7 +7466,7 @@
                 <w:szCs w:val="22"/>
                 <w:rtl w:val="0"/>
               </w:rPr>
-              <w:t xml:space="preserve">The remove operation must use a Firestore atomic update to avoid data inconsistency.</w:t>
+              <w:t xml:space="preserve">The updated count must be reflected in the UI immediately without a full refresh.</w:t>
             </w:r>
           </w:p>
         </w:tc>
@@ -7638,7 +7509,7 @@
                 <w:szCs w:val="22"/>
                 <w:rtl w:val="0"/>
               </w:rPr>
-              <w:t xml:space="preserve">Functional</w:t>
+              <w:t xml:space="preserve">Performance</w:t>
             </w:r>
             <w:r>
               <w:rPr>
@@ -7678,7 +7549,7 @@
                 <w:szCs w:val="22"/>
                 <w:rtl w:val="0"/>
               </w:rPr>
-              <w:t xml:space="preserve">If the user's UID is not found in the array, the operation must fail gracefully.</w:t>
+              <w:t xml:space="preserve">Count update must complete and reflect in the UI within 2 seconds on a standard connection.</w:t>
             </w:r>
           </w:p>
         </w:tc>
@@ -7708,23 +7579,22 @@
       </w:pPr>
       <w:r>
         <w:rPr>
-          <w:b w:val="1"/>
-          <w:bCs w:val="1"/>
+          <w:rtl w:val="0"/>
+        </w:rPr>
+      </w:r>
+    </w:p>
+    <w:p>
+      <w:pPr>
+        <w:rPr>
           <w:color w:val="000000"/>
           <w:sz w:val="22"/>
           <w:szCs w:val="22"/>
-          <w:rtl w:val="0"/>
-        </w:rPr>
-        <w:t xml:space="preserve">US-08.3: </w:t>
-      </w:r>
-      <w:r>
-        <w:rPr>
-          <w:color w:val="000000"/>
-          <w:sz w:val="22"/>
-          <w:szCs w:val="22"/>
-          <w:rtl w:val="0"/>
-        </w:rPr>
-        <w:t xml:space="preserve">Participant count decreases</w:t>
+        </w:rPr>
+      </w:pPr>
+      <w:r>
+        <w:rPr>
+          <w:rtl w:val="0"/>
+        </w:rPr>
       </w:r>
     </w:p>
     <w:tbl>
@@ -7744,12 +7614,12 @@
         <w:tblLook w:val="0000"/>
       </w:tblPr>
       <w:tblGrid>
-        <w:gridCol w:w="1800"/>
-        <w:gridCol w:w="7560"/>
+        <w:gridCol w:w="7000"/>
+        <w:gridCol w:w="2360"/>
         <w:tblGridChange w:id="0">
           <w:tblGrid>
-            <w:gridCol w:w="1800"/>
-            <w:gridCol w:w="7560"/>
+            <w:gridCol w:w="7000"/>
+            <w:gridCol w:w="2360"/>
           </w:tblGrid>
         </w:tblGridChange>
       </w:tblGrid>
@@ -7760,18 +7630,19 @@
         </w:trPr>
         <w:tc>
           <w:tcPr>
+            <w:gridSpan w:val="2"/>
             <w:tcBorders>
-              <w:top w:color="000000" w:space="0" w:sz="6" w:val="single"/>
-              <w:left w:color="000000" w:space="0" w:sz="6" w:val="single"/>
-              <w:bottom w:color="000000" w:space="0" w:sz="6" w:val="single"/>
-              <w:right w:color="000000" w:space="0" w:sz="6" w:val="single"/>
+              <w:top w:color="000000" w:space="0" w:sz="8" w:val="single"/>
+              <w:left w:color="000000" w:space="0" w:sz="8" w:val="single"/>
+              <w:bottom w:color="000000" w:space="0" w:sz="8" w:val="single"/>
+              <w:right w:color="000000" w:space="0" w:sz="8" w:val="single"/>
             </w:tcBorders>
-            <w:shd w:fill="cccccc" w:val="clear"/>
+            <w:shd w:fill="ffffff" w:val="clear"/>
             <w:tcMar>
-              <w:top w:w="60.0" w:type="dxa"/>
-              <w:left w:w="100.0" w:type="dxa"/>
-              <w:bottom w:w="60.0" w:type="dxa"/>
-              <w:right w:w="100.0" w:type="dxa"/>
+              <w:top w:w="80.0" w:type="dxa"/>
+              <w:left w:w="120.0" w:type="dxa"/>
+              <w:bottom w:w="80.0" w:type="dxa"/>
+              <w:right w:w="120.0" w:type="dxa"/>
             </w:tcMar>
           </w:tcPr>
           <w:p>
@@ -7787,53 +7658,9 @@
                 <w:b w:val="1"/>
                 <w:bCs w:val="1"/>
                 <w:color w:val="000000"/>
-                <w:sz w:val="22"/>
-                <w:szCs w:val="22"/>
-                <w:rtl w:val="0"/>
-              </w:rPr>
-              <w:t xml:space="preserve">Type</w:t>
-            </w:r>
-            <w:r>
-              <w:rPr>
-                <w:rtl w:val="0"/>
-              </w:rPr>
-            </w:r>
-          </w:p>
-        </w:tc>
-        <w:tc>
-          <w:tcPr>
-            <w:tcBorders>
-              <w:top w:color="000000" w:space="0" w:sz="6" w:val="single"/>
-              <w:left w:color="000000" w:space="0" w:sz="6" w:val="single"/>
-              <w:bottom w:color="000000" w:space="0" w:sz="6" w:val="single"/>
-              <w:right w:color="000000" w:space="0" w:sz="6" w:val="single"/>
-            </w:tcBorders>
-            <w:shd w:fill="cccccc" w:val="clear"/>
-            <w:tcMar>
-              <w:top w:w="60.0" w:type="dxa"/>
-              <w:left w:w="100.0" w:type="dxa"/>
-              <w:bottom w:w="60.0" w:type="dxa"/>
-              <w:right w:w="100.0" w:type="dxa"/>
-            </w:tcMar>
-          </w:tcPr>
-          <w:p>
-            <w:pPr>
-              <w:rPr>
-                <w:color w:val="000000"/>
-                <w:sz w:val="22"/>
-                <w:szCs w:val="22"/>
-              </w:rPr>
-            </w:pPr>
-            <w:r>
-              <w:rPr>
-                <w:b w:val="1"/>
-                <w:bCs w:val="1"/>
-                <w:color w:val="000000"/>
-                <w:sz w:val="22"/>
-                <w:szCs w:val="22"/>
-                <w:rtl w:val="0"/>
-              </w:rPr>
-              <w:t xml:space="preserve">Specification</w:t>
+                <w:rtl w:val="0"/>
+              </w:rPr>
+              <w:t xml:space="preserve">Story ID: US-09    Story Title: Filter Prayer Gatherings</w:t>
             </w:r>
             <w:r>
               <w:rPr>
@@ -7851,17 +7678,17 @@
         <w:tc>
           <w:tcPr>
             <w:tcBorders>
-              <w:top w:color="000000" w:space="0" w:sz="6" w:val="single"/>
-              <w:left w:color="000000" w:space="0" w:sz="6" w:val="single"/>
-              <w:bottom w:color="000000" w:space="0" w:sz="6" w:val="single"/>
-              <w:right w:color="000000" w:space="0" w:sz="6" w:val="single"/>
+              <w:top w:color="000000" w:space="0" w:sz="8" w:val="single"/>
+              <w:left w:color="000000" w:space="0" w:sz="8" w:val="single"/>
+              <w:bottom w:color="000000" w:space="0" w:sz="8" w:val="single"/>
+              <w:right w:color="000000" w:space="0" w:sz="8" w:val="single"/>
             </w:tcBorders>
             <w:shd w:fill="ffffff" w:val="clear"/>
             <w:tcMar>
-              <w:top w:w="60.0" w:type="dxa"/>
-              <w:left w:w="100.0" w:type="dxa"/>
-              <w:bottom w:w="60.0" w:type="dxa"/>
-              <w:right w:w="100.0" w:type="dxa"/>
+              <w:top w:w="100.0" w:type="dxa"/>
+              <w:left w:w="120.0" w:type="dxa"/>
+              <w:bottom w:w="100.0" w:type="dxa"/>
+              <w:right w:w="120.0" w:type="dxa"/>
             </w:tcMar>
           </w:tcPr>
           <w:p>
@@ -7881,29 +7708,389 @@
                 <w:szCs w:val="22"/>
                 <w:rtl w:val="0"/>
               </w:rPr>
-              <w:t xml:space="preserve">Functional</w:t>
-            </w:r>
-            <w:r>
-              <w:rPr>
-                <w:rtl w:val="0"/>
-              </w:rPr>
+              <w:t xml:space="preserve">User Story:</w:t>
+            </w:r>
+            <w:r>
+              <w:rPr>
+                <w:rtl w:val="0"/>
+              </w:rPr>
+            </w:r>
+          </w:p>
+          <w:p>
+            <w:pPr>
+              <w:rPr>
+                <w:color w:val="000000"/>
+                <w:sz w:val="22"/>
+                <w:szCs w:val="22"/>
+              </w:rPr>
+            </w:pPr>
+            <w:r>
+              <w:rPr>
+                <w:color w:val="000000"/>
+                <w:sz w:val="22"/>
+                <w:szCs w:val="22"/>
+                <w:rtl w:val="0"/>
+              </w:rPr>
+              <w:t xml:space="preserve">As a user, I want to filter prayer gatherings by prayer type, date, and gender restriction so that I can find relevant gatherings.</w:t>
+            </w:r>
+          </w:p>
+          <w:p>
+            <w:pPr>
+              <w:rPr>
+                <w:color w:val="000000"/>
+                <w:sz w:val="22"/>
+                <w:szCs w:val="22"/>
+              </w:rPr>
+            </w:pPr>
+            <w:r>
+              <w:rPr>
+                <w:rtl w:val="0"/>
+              </w:rPr>
+            </w:r>
+          </w:p>
+          <w:p>
+            <w:pPr>
+              <w:rPr>
+                <w:color w:val="000000"/>
+                <w:sz w:val="22"/>
+                <w:szCs w:val="22"/>
+              </w:rPr>
+            </w:pPr>
+            <w:r>
+              <w:rPr>
+                <w:b w:val="1"/>
+                <w:bCs w:val="1"/>
+                <w:color w:val="000000"/>
+                <w:sz w:val="22"/>
+                <w:szCs w:val="22"/>
+                <w:rtl w:val="0"/>
+              </w:rPr>
+              <w:t xml:space="preserve">Description:</w:t>
+            </w:r>
+            <w:r>
+              <w:rPr>
+                <w:rtl w:val="0"/>
+              </w:rPr>
+            </w:r>
+          </w:p>
+          <w:p>
+            <w:pPr>
+              <w:rPr>
+                <w:color w:val="000000"/>
+                <w:sz w:val="22"/>
+                <w:szCs w:val="22"/>
+              </w:rPr>
+            </w:pPr>
+            <w:r>
+              <w:rPr>
+                <w:color w:val="000000"/>
+                <w:sz w:val="22"/>
+                <w:szCs w:val="22"/>
+                <w:rtl w:val="0"/>
+              </w:rPr>
+              <w:t xml:space="preserve">This story involves implementing filter chips on the prayer gatherings screen that allow users to narrow down the list of gatherings by prayer type. Gender filtering is applied automatically based on the user's gender stored in their profile.</w:t>
+            </w:r>
+          </w:p>
+          <w:p>
+            <w:pPr>
+              <w:rPr>
+                <w:color w:val="000000"/>
+                <w:sz w:val="22"/>
+                <w:szCs w:val="22"/>
+              </w:rPr>
+            </w:pPr>
+            <w:r>
+              <w:rPr>
+                <w:rtl w:val="0"/>
+              </w:rPr>
+            </w:r>
+          </w:p>
+          <w:p>
+            <w:pPr>
+              <w:rPr>
+                <w:color w:val="000000"/>
+                <w:sz w:val="22"/>
+                <w:szCs w:val="22"/>
+              </w:rPr>
+            </w:pPr>
+            <w:r>
+              <w:rPr>
+                <w:b w:val="1"/>
+                <w:bCs w:val="1"/>
+                <w:color w:val="000000"/>
+                <w:sz w:val="22"/>
+                <w:szCs w:val="22"/>
+                <w:rtl w:val="0"/>
+              </w:rPr>
+              <w:t xml:space="preserve">Sub User Stories:</w:t>
+            </w:r>
+            <w:r>
+              <w:rPr>
+                <w:rtl w:val="0"/>
+              </w:rPr>
+            </w:r>
+          </w:p>
+          <w:p>
+            <w:pPr>
+              <w:numPr>
+                <w:ilvl w:val="0"/>
+                <w:numId w:val="8"/>
+              </w:numPr>
+              <w:ind w:left="720" w:hanging="360"/>
+              <w:rPr>
+                <w:color w:val="000000"/>
+                <w:sz w:val="22"/>
+                <w:szCs w:val="22"/>
+              </w:rPr>
+            </w:pPr>
+            <w:r>
+              <w:rPr>
+                <w:color w:val="000000"/>
+                <w:sz w:val="22"/>
+                <w:szCs w:val="22"/>
+                <w:rtl w:val="0"/>
+              </w:rPr>
+              <w:t xml:space="preserve">As a user, I want to filter gatherings by prayer type using filter chips.</w:t>
+            </w:r>
+          </w:p>
+          <w:p>
+            <w:pPr>
+              <w:numPr>
+                <w:ilvl w:val="0"/>
+                <w:numId w:val="8"/>
+              </w:numPr>
+              <w:ind w:left="720" w:hanging="360"/>
+              <w:rPr>
+                <w:color w:val="000000"/>
+                <w:sz w:val="22"/>
+                <w:szCs w:val="22"/>
+              </w:rPr>
+            </w:pPr>
+            <w:r>
+              <w:rPr>
+                <w:color w:val="000000"/>
+                <w:sz w:val="22"/>
+                <w:szCs w:val="22"/>
+                <w:rtl w:val="0"/>
+              </w:rPr>
+              <w:t xml:space="preserve">As a user, I want gatherings that do not match my gender setting to be hidden automatically.</w:t>
+            </w:r>
+          </w:p>
+          <w:p>
+            <w:pPr>
+              <w:numPr>
+                <w:ilvl w:val="0"/>
+                <w:numId w:val="8"/>
+              </w:numPr>
+              <w:ind w:left="720" w:hanging="360"/>
+              <w:rPr>
+                <w:color w:val="000000"/>
+                <w:sz w:val="22"/>
+                <w:szCs w:val="22"/>
+              </w:rPr>
+            </w:pPr>
+            <w:r>
+              <w:rPr>
+                <w:color w:val="000000"/>
+                <w:sz w:val="22"/>
+                <w:szCs w:val="22"/>
+                <w:rtl w:val="0"/>
+              </w:rPr>
+              <w:t xml:space="preserve">As a user, I want to see all gatherings when the All filter is selected.</w:t>
+            </w:r>
+          </w:p>
+          <w:p>
+            <w:pPr>
+              <w:numPr>
+                <w:ilvl w:val="0"/>
+                <w:numId w:val="8"/>
+              </w:numPr>
+              <w:ind w:left="720" w:hanging="360"/>
+              <w:rPr>
+                <w:color w:val="000000"/>
+                <w:sz w:val="22"/>
+                <w:szCs w:val="22"/>
+              </w:rPr>
+            </w:pPr>
+            <w:r>
+              <w:rPr>
+                <w:color w:val="000000"/>
+                <w:sz w:val="22"/>
+                <w:szCs w:val="22"/>
+                <w:rtl w:val="0"/>
+              </w:rPr>
+              <w:t xml:space="preserve">As a user, I want the filter to update the list in real time without refreshing.</w:t>
+            </w:r>
+          </w:p>
+          <w:p>
+            <w:pPr>
+              <w:rPr>
+                <w:color w:val="000000"/>
+                <w:sz w:val="22"/>
+                <w:szCs w:val="22"/>
+              </w:rPr>
+            </w:pPr>
+            <w:r>
+              <w:rPr>
+                <w:rtl w:val="0"/>
+              </w:rPr>
+            </w:r>
+          </w:p>
+          <w:p>
+            <w:pPr>
+              <w:rPr>
+                <w:color w:val="000000"/>
+                <w:sz w:val="22"/>
+                <w:szCs w:val="22"/>
+              </w:rPr>
+            </w:pPr>
+            <w:r>
+              <w:rPr>
+                <w:b w:val="1"/>
+                <w:bCs w:val="1"/>
+                <w:color w:val="000000"/>
+                <w:sz w:val="22"/>
+                <w:szCs w:val="22"/>
+                <w:rtl w:val="0"/>
+              </w:rPr>
+              <w:t xml:space="preserve">Acceptance Criteria:</w:t>
+            </w:r>
+            <w:r>
+              <w:rPr>
+                <w:rtl w:val="0"/>
+              </w:rPr>
+            </w:r>
+          </w:p>
+          <w:p>
+            <w:pPr>
+              <w:numPr>
+                <w:ilvl w:val="0"/>
+                <w:numId w:val="1"/>
+              </w:numPr>
+              <w:ind w:left="720" w:hanging="360"/>
+              <w:rPr>
+                <w:color w:val="000000"/>
+                <w:sz w:val="22"/>
+                <w:szCs w:val="22"/>
+              </w:rPr>
+            </w:pPr>
+            <w:r>
+              <w:rPr>
+                <w:color w:val="000000"/>
+                <w:sz w:val="22"/>
+                <w:szCs w:val="22"/>
+                <w:rtl w:val="0"/>
+              </w:rPr>
+              <w:t xml:space="preserve">Filter chips for All, Fajr, Zuhr, Asr, Maghrib, Isha, and Jumu'ah are displayed.</w:t>
+            </w:r>
+          </w:p>
+          <w:p>
+            <w:pPr>
+              <w:numPr>
+                <w:ilvl w:val="0"/>
+                <w:numId w:val="1"/>
+              </w:numPr>
+              <w:ind w:left="720" w:hanging="360"/>
+              <w:rPr>
+                <w:color w:val="000000"/>
+                <w:sz w:val="22"/>
+                <w:szCs w:val="22"/>
+              </w:rPr>
+            </w:pPr>
+            <w:r>
+              <w:rPr>
+                <w:color w:val="000000"/>
+                <w:sz w:val="22"/>
+                <w:szCs w:val="22"/>
+                <w:rtl w:val="0"/>
+              </w:rPr>
+              <w:t xml:space="preserve">Selecting a chip filters the RecyclerView to show only matching gatherings.</w:t>
+            </w:r>
+          </w:p>
+          <w:p>
+            <w:pPr>
+              <w:numPr>
+                <w:ilvl w:val="0"/>
+                <w:numId w:val="1"/>
+              </w:numPr>
+              <w:ind w:left="720" w:hanging="360"/>
+              <w:rPr>
+                <w:color w:val="000000"/>
+                <w:sz w:val="22"/>
+                <w:szCs w:val="22"/>
+              </w:rPr>
+            </w:pPr>
+            <w:r>
+              <w:rPr>
+                <w:color w:val="000000"/>
+                <w:sz w:val="22"/>
+                <w:szCs w:val="22"/>
+                <w:rtl w:val="0"/>
+              </w:rPr>
+              <w:t xml:space="preserve">Gender restriction is applied silently based on user profile data.</w:t>
+            </w:r>
+          </w:p>
+          <w:p>
+            <w:pPr>
+              <w:numPr>
+                <w:ilvl w:val="0"/>
+                <w:numId w:val="1"/>
+              </w:numPr>
+              <w:ind w:left="720" w:hanging="360"/>
+              <w:rPr>
+                <w:color w:val="000000"/>
+                <w:sz w:val="22"/>
+                <w:szCs w:val="22"/>
+              </w:rPr>
+            </w:pPr>
+            <w:r>
+              <w:rPr>
+                <w:color w:val="000000"/>
+                <w:sz w:val="22"/>
+                <w:szCs w:val="22"/>
+                <w:rtl w:val="0"/>
+              </w:rPr>
+              <w:t xml:space="preserve">All filter shows every gathering matching the user's gender setting.</w:t>
+            </w:r>
+          </w:p>
+          <w:p>
+            <w:pPr>
+              <w:numPr>
+                <w:ilvl w:val="0"/>
+                <w:numId w:val="1"/>
+              </w:numPr>
+              <w:ind w:left="720" w:hanging="360"/>
+              <w:rPr>
+                <w:color w:val="000000"/>
+                <w:sz w:val="22"/>
+                <w:szCs w:val="22"/>
+              </w:rPr>
+            </w:pPr>
+            <w:r>
+              <w:rPr>
+                <w:color w:val="000000"/>
+                <w:sz w:val="22"/>
+                <w:szCs w:val="22"/>
+                <w:rtl w:val="0"/>
+              </w:rPr>
+              <w:t xml:space="preserve">Active filter chip is visually highlighted.</w:t>
             </w:r>
           </w:p>
         </w:tc>
         <w:tc>
           <w:tcPr>
             <w:tcBorders>
-              <w:top w:color="000000" w:space="0" w:sz="6" w:val="single"/>
-              <w:left w:color="000000" w:space="0" w:sz="6" w:val="single"/>
-              <w:bottom w:color="000000" w:space="0" w:sz="6" w:val="single"/>
-              <w:right w:color="000000" w:space="0" w:sz="6" w:val="single"/>
+              <w:top w:color="000000" w:space="0" w:sz="8" w:val="single"/>
+              <w:left w:color="000000" w:space="0" w:sz="8" w:val="single"/>
+              <w:bottom w:color="000000" w:space="0" w:sz="8" w:val="single"/>
+              <w:right w:color="000000" w:space="0" w:sz="8" w:val="single"/>
             </w:tcBorders>
             <w:shd w:fill="ffffff" w:val="clear"/>
             <w:tcMar>
-              <w:top w:w="60.0" w:type="dxa"/>
-              <w:left w:w="100.0" w:type="dxa"/>
-              <w:bottom w:w="60.0" w:type="dxa"/>
-              <w:right w:w="100.0" w:type="dxa"/>
+              <w:top w:w="100.0" w:type="dxa"/>
+              <w:left w:w="120.0" w:type="dxa"/>
+              <w:bottom w:w="100.0" w:type="dxa"/>
+              <w:right w:w="120.0" w:type="dxa"/>
             </w:tcMar>
           </w:tcPr>
           <w:p>
@@ -7916,47 +8103,6 @@
             </w:pPr>
             <w:r>
               <w:rPr>
-                <w:color w:val="000000"/>
-                <w:sz w:val="22"/>
-                <w:szCs w:val="22"/>
-                <w:rtl w:val="0"/>
-              </w:rPr>
-              <w:t xml:space="preserve">The participantCount field must be decremented by 1 in Firestore upon a successful leave.</w:t>
-            </w:r>
-          </w:p>
-        </w:tc>
-      </w:tr>
-      <w:tr>
-        <w:trPr>
-          <w:cantSplit w:val="0"/>
-          <w:tblHeader w:val="0"/>
-        </w:trPr>
-        <w:tc>
-          <w:tcPr>
-            <w:tcBorders>
-              <w:top w:color="000000" w:space="0" w:sz="6" w:val="single"/>
-              <w:left w:color="000000" w:space="0" w:sz="6" w:val="single"/>
-              <w:bottom w:color="000000" w:space="0" w:sz="6" w:val="single"/>
-              <w:right w:color="000000" w:space="0" w:sz="6" w:val="single"/>
-            </w:tcBorders>
-            <w:shd w:fill="ffffff" w:val="clear"/>
-            <w:tcMar>
-              <w:top w:w="60.0" w:type="dxa"/>
-              <w:left w:w="100.0" w:type="dxa"/>
-              <w:bottom w:w="60.0" w:type="dxa"/>
-              <w:right w:w="100.0" w:type="dxa"/>
-            </w:tcMar>
-          </w:tcPr>
-          <w:p>
-            <w:pPr>
-              <w:rPr>
-                <w:color w:val="000000"/>
-                <w:sz w:val="22"/>
-                <w:szCs w:val="22"/>
-              </w:rPr>
-            </w:pPr>
-            <w:r>
-              <w:rPr>
                 <w:b w:val="1"/>
                 <w:bCs w:val="1"/>
                 <w:color w:val="000000"/>
@@ -7964,72 +8110,18 @@
                 <w:szCs w:val="22"/>
                 <w:rtl w:val="0"/>
               </w:rPr>
-              <w:t xml:space="preserve">UX</w:t>
-            </w:r>
-            <w:r>
-              <w:rPr>
-                <w:rtl w:val="0"/>
-              </w:rPr>
-            </w:r>
-          </w:p>
-        </w:tc>
-        <w:tc>
-          <w:tcPr>
-            <w:tcBorders>
-              <w:top w:color="000000" w:space="0" w:sz="6" w:val="single"/>
-              <w:left w:color="000000" w:space="0" w:sz="6" w:val="single"/>
-              <w:bottom w:color="000000" w:space="0" w:sz="6" w:val="single"/>
-              <w:right w:color="000000" w:space="0" w:sz="6" w:val="single"/>
-            </w:tcBorders>
-            <w:shd w:fill="ffffff" w:val="clear"/>
-            <w:tcMar>
-              <w:top w:w="60.0" w:type="dxa"/>
-              <w:left w:w="100.0" w:type="dxa"/>
-              <w:bottom w:w="60.0" w:type="dxa"/>
-              <w:right w:w="100.0" w:type="dxa"/>
-            </w:tcMar>
-          </w:tcPr>
-          <w:p>
-            <w:pPr>
-              <w:rPr>
-                <w:color w:val="000000"/>
-                <w:sz w:val="22"/>
-                <w:szCs w:val="22"/>
-              </w:rPr>
-            </w:pPr>
-            <w:r>
-              <w:rPr>
-                <w:color w:val="000000"/>
-                <w:sz w:val="22"/>
-                <w:szCs w:val="22"/>
-                <w:rtl w:val="0"/>
-              </w:rPr>
-              <w:t xml:space="preserve">The updated count must be reflected in the UI immediately without a full refresh.</w:t>
-            </w:r>
-          </w:p>
-        </w:tc>
-      </w:tr>
-      <w:tr>
-        <w:trPr>
-          <w:cantSplit w:val="0"/>
-          <w:tblHeader w:val="0"/>
-        </w:trPr>
-        <w:tc>
-          <w:tcPr>
-            <w:tcBorders>
-              <w:top w:color="000000" w:space="0" w:sz="6" w:val="single"/>
-              <w:left w:color="000000" w:space="0" w:sz="6" w:val="single"/>
-              <w:bottom w:color="000000" w:space="0" w:sz="6" w:val="single"/>
-              <w:right w:color="000000" w:space="0" w:sz="6" w:val="single"/>
-            </w:tcBorders>
-            <w:shd w:fill="ffffff" w:val="clear"/>
-            <w:tcMar>
-              <w:top w:w="60.0" w:type="dxa"/>
-              <w:left w:w="100.0" w:type="dxa"/>
-              <w:bottom w:w="60.0" w:type="dxa"/>
-              <w:right w:w="100.0" w:type="dxa"/>
-            </w:tcMar>
-          </w:tcPr>
+              <w:t xml:space="preserve">Priority: </w:t>
+            </w:r>
+            <w:r>
+              <w:rPr>
+                <w:color w:val="000000"/>
+                <w:sz w:val="22"/>
+                <w:szCs w:val="22"/>
+                <w:rtl w:val="0"/>
+              </w:rPr>
+              <w:t xml:space="preserve">Medium</w:t>
+            </w:r>
+          </w:p>
           <w:p>
             <w:pPr>
               <w:rPr>
@@ -8047,47 +8139,16 @@
                 <w:szCs w:val="22"/>
                 <w:rtl w:val="0"/>
               </w:rPr>
-              <w:t xml:space="preserve">Performance</w:t>
-            </w:r>
-            <w:r>
-              <w:rPr>
-                <w:rtl w:val="0"/>
-              </w:rPr>
-            </w:r>
-          </w:p>
-        </w:tc>
-        <w:tc>
-          <w:tcPr>
-            <w:tcBorders>
-              <w:top w:color="000000" w:space="0" w:sz="6" w:val="single"/>
-              <w:left w:color="000000" w:space="0" w:sz="6" w:val="single"/>
-              <w:bottom w:color="000000" w:space="0" w:sz="6" w:val="single"/>
-              <w:right w:color="000000" w:space="0" w:sz="6" w:val="single"/>
-            </w:tcBorders>
-            <w:shd w:fill="ffffff" w:val="clear"/>
-            <w:tcMar>
-              <w:top w:w="60.0" w:type="dxa"/>
-              <w:left w:w="100.0" w:type="dxa"/>
-              <w:bottom w:w="60.0" w:type="dxa"/>
-              <w:right w:w="100.0" w:type="dxa"/>
-            </w:tcMar>
-          </w:tcPr>
-          <w:p>
-            <w:pPr>
-              <w:rPr>
-                <w:color w:val="000000"/>
-                <w:sz w:val="22"/>
-                <w:szCs w:val="22"/>
-              </w:rPr>
-            </w:pPr>
-            <w:r>
-              <w:rPr>
-                <w:color w:val="000000"/>
-                <w:sz w:val="22"/>
-                <w:szCs w:val="22"/>
-                <w:rtl w:val="0"/>
-              </w:rPr>
-              <w:t xml:space="preserve">Count update must complete and reflect in the UI within 2 seconds on a standard connection.</w:t>
+              <w:t xml:space="preserve">Estimated Hours: </w:t>
+            </w:r>
+            <w:r>
+              <w:rPr>
+                <w:color w:val="000000"/>
+                <w:sz w:val="22"/>
+                <w:szCs w:val="22"/>
+                <w:rtl w:val="0"/>
+              </w:rPr>
+              <w:t xml:space="preserve">6</w:t>
             </w:r>
           </w:p>
         </w:tc>
@@ -8117,23 +8178,74 @@
       </w:pPr>
       <w:r>
         <w:rPr>
-          <w:b w:val="1"/>
-          <w:bCs w:val="1"/>
+          <w:rtl w:val="0"/>
+        </w:rPr>
+      </w:r>
+    </w:p>
+    <w:p>
+      <w:pPr>
+        <w:rPr>
           <w:color w:val="000000"/>
           <w:sz w:val="22"/>
           <w:szCs w:val="22"/>
-          <w:rtl w:val="0"/>
-        </w:rPr>
-        <w:t xml:space="preserve">US-08.4: </w:t>
-      </w:r>
-      <w:r>
+        </w:rPr>
+      </w:pPr>
+      <w:r>
+        <w:rPr>
+          <w:b w:val="1"/>
+          <w:bCs w:val="1"/>
+          <w:color w:val="000000"/>
+          <w:rtl w:val="0"/>
+        </w:rPr>
+        <w:t xml:space="preserve">Structured Specifications:</w:t>
+      </w:r>
+      <w:r>
+        <w:rPr>
+          <w:rtl w:val="0"/>
+        </w:rPr>
+      </w:r>
+    </w:p>
+    <w:p>
+      <w:pPr>
         <w:rPr>
           <w:color w:val="000000"/>
           <w:sz w:val="22"/>
           <w:szCs w:val="22"/>
-          <w:rtl w:val="0"/>
-        </w:rPr>
-        <w:t xml:space="preserve">Cannot leave an ongoing or finished gathering</w:t>
+        </w:rPr>
+      </w:pPr>
+      <w:r>
+        <w:rPr>
+          <w:rtl w:val="0"/>
+        </w:rPr>
+      </w:r>
+    </w:p>
+    <w:p>
+      <w:pPr>
+        <w:rPr>
+          <w:color w:val="000000"/>
+          <w:sz w:val="22"/>
+          <w:szCs w:val="22"/>
+        </w:rPr>
+      </w:pPr>
+      <w:r>
+        <w:rPr>
+          <w:b w:val="1"/>
+          <w:bCs w:val="1"/>
+          <w:color w:val="000000"/>
+          <w:sz w:val="22"/>
+          <w:szCs w:val="22"/>
+          <w:rtl w:val="0"/>
+        </w:rPr>
+        <w:t xml:space="preserve">US-09.1: </w:t>
+      </w:r>
+      <w:r>
+        <w:rPr>
+          <w:color w:val="000000"/>
+          <w:sz w:val="22"/>
+          <w:szCs w:val="22"/>
+          <w:rtl w:val="0"/>
+        </w:rPr>
+        <w:t xml:space="preserve">Filter by prayer type using chips</w:t>
       </w:r>
     </w:p>
     <w:tbl>
@@ -8330,7 +8442,7 @@
                 <w:szCs w:val="22"/>
                 <w:rtl w:val="0"/>
               </w:rPr>
-              <w:t xml:space="preserve">The system must check the gathering's status field before processing a leave request.</w:t>
+              <w:t xml:space="preserve">Filter chips for All, Fajr, Zuhr, Asr, Maghrib, Isha, and Jumu'ah must be displayed horizontally above the gathering list.</w:t>
             </w:r>
           </w:p>
         </w:tc>
@@ -8413,7 +8525,7 @@
                 <w:szCs w:val="22"/>
                 <w:rtl w:val="0"/>
               </w:rPr>
-              <w:t xml:space="preserve">Leave must be blocked if status is Ongoing or Finished and an error message must be displayed.</w:t>
+              <w:t xml:space="preserve">Tapping a chip must filter the gathering list to show only gatherings of that prayer type.</w:t>
             </w:r>
           </w:p>
         </w:tc>
@@ -8496,7 +8608,7 @@
                 <w:szCs w:val="22"/>
                 <w:rtl w:val="0"/>
               </w:rPr>
-              <w:t xml:space="preserve">The Leave button must be visually disabled or hidden for gatherings that are no longer Upcoming.</w:t>
+              <w:t xml:space="preserve">Only one chip can be active at a time — selecting a new chip deselects the previous one.</w:t>
             </w:r>
           </w:p>
         </w:tc>
@@ -8526,22 +8638,23 @@
       </w:pPr>
       <w:r>
         <w:rPr>
-          <w:rtl w:val="0"/>
-        </w:rPr>
-      </w:r>
-    </w:p>
-    <w:p>
-      <w:pPr>
-        <w:rPr>
+          <w:b w:val="1"/>
+          <w:bCs w:val="1"/>
           <w:color w:val="000000"/>
           <w:sz w:val="22"/>
           <w:szCs w:val="22"/>
-        </w:rPr>
-      </w:pPr>
-      <w:r>
-        <w:rPr>
-          <w:rtl w:val="0"/>
-        </w:rPr>
+          <w:rtl w:val="0"/>
+        </w:rPr>
+        <w:t xml:space="preserve">US-09.2: </w:t>
+      </w:r>
+      <w:r>
+        <w:rPr>
+          <w:color w:val="000000"/>
+          <w:sz w:val="22"/>
+          <w:szCs w:val="22"/>
+          <w:rtl w:val="0"/>
+        </w:rPr>
+        <w:t xml:space="preserve">Gender setting hidden automatically</w:t>
       </w:r>
     </w:p>
     <w:tbl>
@@ -8561,12 +8674,12 @@
         <w:tblLook w:val="0000"/>
       </w:tblPr>
       <w:tblGrid>
-        <w:gridCol w:w="7000"/>
-        <w:gridCol w:w="2360"/>
+        <w:gridCol w:w="1800"/>
+        <w:gridCol w:w="7560"/>
         <w:tblGridChange w:id="0">
           <w:tblGrid>
-            <w:gridCol w:w="7000"/>
-            <w:gridCol w:w="2360"/>
+            <w:gridCol w:w="1800"/>
+            <w:gridCol w:w="7560"/>
           </w:tblGrid>
         </w:tblGridChange>
       </w:tblGrid>
@@ -8577,19 +8690,18 @@
         </w:trPr>
         <w:tc>
           <w:tcPr>
-            <w:gridSpan w:val="2"/>
             <w:tcBorders>
-              <w:top w:color="000000" w:space="0" w:sz="8" w:val="single"/>
-              <w:left w:color="000000" w:space="0" w:sz="8" w:val="single"/>
-              <w:bottom w:color="000000" w:space="0" w:sz="8" w:val="single"/>
-              <w:right w:color="000000" w:space="0" w:sz="8" w:val="single"/>
+              <w:top w:color="000000" w:space="0" w:sz="6" w:val="single"/>
+              <w:left w:color="000000" w:space="0" w:sz="6" w:val="single"/>
+              <w:bottom w:color="000000" w:space="0" w:sz="6" w:val="single"/>
+              <w:right w:color="000000" w:space="0" w:sz="6" w:val="single"/>
             </w:tcBorders>
-            <w:shd w:fill="ffffff" w:val="clear"/>
+            <w:shd w:fill="cccccc" w:val="clear"/>
             <w:tcMar>
-              <w:top w:w="80.0" w:type="dxa"/>
-              <w:left w:w="120.0" w:type="dxa"/>
-              <w:bottom w:w="80.0" w:type="dxa"/>
-              <w:right w:w="120.0" w:type="dxa"/>
+              <w:top w:w="60.0" w:type="dxa"/>
+              <w:left w:w="100.0" w:type="dxa"/>
+              <w:bottom w:w="60.0" w:type="dxa"/>
+              <w:right w:w="100.0" w:type="dxa"/>
             </w:tcMar>
           </w:tcPr>
           <w:p>
@@ -8605,9 +8717,53 @@
                 <w:b w:val="1"/>
                 <w:bCs w:val="1"/>
                 <w:color w:val="000000"/>
-                <w:rtl w:val="0"/>
-              </w:rPr>
-              <w:t xml:space="preserve">Story ID: US-09    Story Title: Filter Prayer Gatherings</w:t>
+                <w:sz w:val="22"/>
+                <w:szCs w:val="22"/>
+                <w:rtl w:val="0"/>
+              </w:rPr>
+              <w:t xml:space="preserve">Type</w:t>
+            </w:r>
+            <w:r>
+              <w:rPr>
+                <w:rtl w:val="0"/>
+              </w:rPr>
+            </w:r>
+          </w:p>
+        </w:tc>
+        <w:tc>
+          <w:tcPr>
+            <w:tcBorders>
+              <w:top w:color="000000" w:space="0" w:sz="6" w:val="single"/>
+              <w:left w:color="000000" w:space="0" w:sz="6" w:val="single"/>
+              <w:bottom w:color="000000" w:space="0" w:sz="6" w:val="single"/>
+              <w:right w:color="000000" w:space="0" w:sz="6" w:val="single"/>
+            </w:tcBorders>
+            <w:shd w:fill="cccccc" w:val="clear"/>
+            <w:tcMar>
+              <w:top w:w="60.0" w:type="dxa"/>
+              <w:left w:w="100.0" w:type="dxa"/>
+              <w:bottom w:w="60.0" w:type="dxa"/>
+              <w:right w:w="100.0" w:type="dxa"/>
+            </w:tcMar>
+          </w:tcPr>
+          <w:p>
+            <w:pPr>
+              <w:rPr>
+                <w:color w:val="000000"/>
+                <w:sz w:val="22"/>
+                <w:szCs w:val="22"/>
+              </w:rPr>
+            </w:pPr>
+            <w:r>
+              <w:rPr>
+                <w:b w:val="1"/>
+                <w:bCs w:val="1"/>
+                <w:color w:val="000000"/>
+                <w:sz w:val="22"/>
+                <w:szCs w:val="22"/>
+                <w:rtl w:val="0"/>
+              </w:rPr>
+              <w:t xml:space="preserve">Specification</w:t>
             </w:r>
             <w:r>
               <w:rPr>
@@ -8625,17 +8781,17 @@
         <w:tc>
           <w:tcPr>
             <w:tcBorders>
-              <w:top w:color="000000" w:space="0" w:sz="8" w:val="single"/>
-              <w:left w:color="000000" w:space="0" w:sz="8" w:val="single"/>
-              <w:bottom w:color="000000" w:space="0" w:sz="8" w:val="single"/>
-              <w:right w:color="000000" w:space="0" w:sz="8" w:val="single"/>
+              <w:top w:color="000000" w:space="0" w:sz="6" w:val="single"/>
+              <w:left w:color="000000" w:space="0" w:sz="6" w:val="single"/>
+              <w:bottom w:color="000000" w:space="0" w:sz="6" w:val="single"/>
+              <w:right w:color="000000" w:space="0" w:sz="6" w:val="single"/>
             </w:tcBorders>
             <w:shd w:fill="ffffff" w:val="clear"/>
             <w:tcMar>
-              <w:top w:w="100.0" w:type="dxa"/>
-              <w:left w:w="120.0" w:type="dxa"/>
-              <w:bottom w:w="100.0" w:type="dxa"/>
-              <w:right w:w="120.0" w:type="dxa"/>
+              <w:top w:w="60.0" w:type="dxa"/>
+              <w:left w:w="100.0" w:type="dxa"/>
+              <w:bottom w:w="60.0" w:type="dxa"/>
+              <w:right w:w="100.0" w:type="dxa"/>
             </w:tcMar>
           </w:tcPr>
           <w:p>
@@ -8655,389 +8811,29 @@
                 <w:szCs w:val="22"/>
                 <w:rtl w:val="0"/>
               </w:rPr>
-              <w:t xml:space="preserve">User Story:</w:t>
-            </w:r>
-            <w:r>
-              <w:rPr>
-                <w:rtl w:val="0"/>
-              </w:rPr>
-            </w:r>
-          </w:p>
-          <w:p>
-            <w:pPr>
-              <w:rPr>
-                <w:color w:val="000000"/>
-                <w:sz w:val="22"/>
-                <w:szCs w:val="22"/>
-              </w:rPr>
-            </w:pPr>
-            <w:r>
-              <w:rPr>
-                <w:color w:val="000000"/>
-                <w:sz w:val="22"/>
-                <w:szCs w:val="22"/>
-                <w:rtl w:val="0"/>
-              </w:rPr>
-              <w:t xml:space="preserve">As a user, I want to filter prayer gatherings by prayer type, date, and gender restriction so that I can find relevant gatherings.</w:t>
-            </w:r>
-          </w:p>
-          <w:p>
-            <w:pPr>
-              <w:rPr>
-                <w:color w:val="000000"/>
-                <w:sz w:val="22"/>
-                <w:szCs w:val="22"/>
-              </w:rPr>
-            </w:pPr>
-            <w:r>
-              <w:rPr>
-                <w:rtl w:val="0"/>
-              </w:rPr>
-            </w:r>
-          </w:p>
-          <w:p>
-            <w:pPr>
-              <w:rPr>
-                <w:color w:val="000000"/>
-                <w:sz w:val="22"/>
-                <w:szCs w:val="22"/>
-              </w:rPr>
-            </w:pPr>
-            <w:r>
-              <w:rPr>
-                <w:b w:val="1"/>
-                <w:bCs w:val="1"/>
-                <w:color w:val="000000"/>
-                <w:sz w:val="22"/>
-                <w:szCs w:val="22"/>
-                <w:rtl w:val="0"/>
-              </w:rPr>
-              <w:t xml:space="preserve">Description:</w:t>
-            </w:r>
-            <w:r>
-              <w:rPr>
-                <w:rtl w:val="0"/>
-              </w:rPr>
-            </w:r>
-          </w:p>
-          <w:p>
-            <w:pPr>
-              <w:rPr>
-                <w:color w:val="000000"/>
-                <w:sz w:val="22"/>
-                <w:szCs w:val="22"/>
-              </w:rPr>
-            </w:pPr>
-            <w:r>
-              <w:rPr>
-                <w:color w:val="000000"/>
-                <w:sz w:val="22"/>
-                <w:szCs w:val="22"/>
-                <w:rtl w:val="0"/>
-              </w:rPr>
-              <w:t xml:space="preserve">This story involves implementing filter chips on the prayer gatherings screen that allow users to narrow down the list of gatherings by prayer type. Gender filtering is applied automatically based on the user's gender stored in their profile.</w:t>
-            </w:r>
-          </w:p>
-          <w:p>
-            <w:pPr>
-              <w:rPr>
-                <w:color w:val="000000"/>
-                <w:sz w:val="22"/>
-                <w:szCs w:val="22"/>
-              </w:rPr>
-            </w:pPr>
-            <w:r>
-              <w:rPr>
-                <w:rtl w:val="0"/>
-              </w:rPr>
-            </w:r>
-          </w:p>
-          <w:p>
-            <w:pPr>
-              <w:rPr>
-                <w:color w:val="000000"/>
-                <w:sz w:val="22"/>
-                <w:szCs w:val="22"/>
-              </w:rPr>
-            </w:pPr>
-            <w:r>
-              <w:rPr>
-                <w:b w:val="1"/>
-                <w:bCs w:val="1"/>
-                <w:color w:val="000000"/>
-                <w:sz w:val="22"/>
-                <w:szCs w:val="22"/>
-                <w:rtl w:val="0"/>
-              </w:rPr>
-              <w:t xml:space="preserve">Sub User Stories:</w:t>
-            </w:r>
-            <w:r>
-              <w:rPr>
-                <w:rtl w:val="0"/>
-              </w:rPr>
-            </w:r>
-          </w:p>
-          <w:p>
-            <w:pPr>
-              <w:numPr>
-                <w:ilvl w:val="0"/>
-                <w:numId w:val="8"/>
-              </w:numPr>
-              <w:ind w:left="720" w:hanging="360"/>
-              <w:rPr>
-                <w:color w:val="000000"/>
-                <w:sz w:val="22"/>
-                <w:szCs w:val="22"/>
-              </w:rPr>
-            </w:pPr>
-            <w:r>
-              <w:rPr>
-                <w:color w:val="000000"/>
-                <w:sz w:val="22"/>
-                <w:szCs w:val="22"/>
-                <w:rtl w:val="0"/>
-              </w:rPr>
-              <w:t xml:space="preserve">As a user, I want to filter gatherings by prayer type using filter chips.</w:t>
-            </w:r>
-          </w:p>
-          <w:p>
-            <w:pPr>
-              <w:numPr>
-                <w:ilvl w:val="0"/>
-                <w:numId w:val="8"/>
-              </w:numPr>
-              <w:ind w:left="720" w:hanging="360"/>
-              <w:rPr>
-                <w:color w:val="000000"/>
-                <w:sz w:val="22"/>
-                <w:szCs w:val="22"/>
-              </w:rPr>
-            </w:pPr>
-            <w:r>
-              <w:rPr>
-                <w:color w:val="000000"/>
-                <w:sz w:val="22"/>
-                <w:szCs w:val="22"/>
-                <w:rtl w:val="0"/>
-              </w:rPr>
-              <w:t xml:space="preserve">As a user, I want gatherings that do not match my gender setting to be hidden automatically.</w:t>
-            </w:r>
-          </w:p>
-          <w:p>
-            <w:pPr>
-              <w:numPr>
-                <w:ilvl w:val="0"/>
-                <w:numId w:val="8"/>
-              </w:numPr>
-              <w:ind w:left="720" w:hanging="360"/>
-              <w:rPr>
-                <w:color w:val="000000"/>
-                <w:sz w:val="22"/>
-                <w:szCs w:val="22"/>
-              </w:rPr>
-            </w:pPr>
-            <w:r>
-              <w:rPr>
-                <w:color w:val="000000"/>
-                <w:sz w:val="22"/>
-                <w:szCs w:val="22"/>
-                <w:rtl w:val="0"/>
-              </w:rPr>
-              <w:t xml:space="preserve">As a user, I want to see all gatherings when the All filter is selected.</w:t>
-            </w:r>
-          </w:p>
-          <w:p>
-            <w:pPr>
-              <w:numPr>
-                <w:ilvl w:val="0"/>
-                <w:numId w:val="8"/>
-              </w:numPr>
-              <w:ind w:left="720" w:hanging="360"/>
-              <w:rPr>
-                <w:color w:val="000000"/>
-                <w:sz w:val="22"/>
-                <w:szCs w:val="22"/>
-              </w:rPr>
-            </w:pPr>
-            <w:r>
-              <w:rPr>
-                <w:color w:val="000000"/>
-                <w:sz w:val="22"/>
-                <w:szCs w:val="22"/>
-                <w:rtl w:val="0"/>
-              </w:rPr>
-              <w:t xml:space="preserve">As a user, I want the filter to update the list in real time without refreshing.</w:t>
-            </w:r>
-          </w:p>
-          <w:p>
-            <w:pPr>
-              <w:rPr>
-                <w:color w:val="000000"/>
-                <w:sz w:val="22"/>
-                <w:szCs w:val="22"/>
-              </w:rPr>
-            </w:pPr>
-            <w:r>
-              <w:rPr>
-                <w:rtl w:val="0"/>
-              </w:rPr>
-            </w:r>
-          </w:p>
-          <w:p>
-            <w:pPr>
-              <w:rPr>
-                <w:color w:val="000000"/>
-                <w:sz w:val="22"/>
-                <w:szCs w:val="22"/>
-              </w:rPr>
-            </w:pPr>
-            <w:r>
-              <w:rPr>
-                <w:b w:val="1"/>
-                <w:bCs w:val="1"/>
-                <w:color w:val="000000"/>
-                <w:sz w:val="22"/>
-                <w:szCs w:val="22"/>
-                <w:rtl w:val="0"/>
-              </w:rPr>
-              <w:t xml:space="preserve">Acceptance Criteria:</w:t>
-            </w:r>
-            <w:r>
-              <w:rPr>
-                <w:rtl w:val="0"/>
-              </w:rPr>
-            </w:r>
-          </w:p>
-          <w:p>
-            <w:pPr>
-              <w:numPr>
-                <w:ilvl w:val="0"/>
-                <w:numId w:val="1"/>
-              </w:numPr>
-              <w:ind w:left="720" w:hanging="360"/>
-              <w:rPr>
-                <w:color w:val="000000"/>
-                <w:sz w:val="22"/>
-                <w:szCs w:val="22"/>
-              </w:rPr>
-            </w:pPr>
-            <w:r>
-              <w:rPr>
-                <w:color w:val="000000"/>
-                <w:sz w:val="22"/>
-                <w:szCs w:val="22"/>
-                <w:rtl w:val="0"/>
-              </w:rPr>
-              <w:t xml:space="preserve">Filter chips for All, Fajr, Zuhr, Asr, Maghrib, Isha, and Jumu'ah are displayed.</w:t>
-            </w:r>
-          </w:p>
-          <w:p>
-            <w:pPr>
-              <w:numPr>
-                <w:ilvl w:val="0"/>
-                <w:numId w:val="1"/>
-              </w:numPr>
-              <w:ind w:left="720" w:hanging="360"/>
-              <w:rPr>
-                <w:color w:val="000000"/>
-                <w:sz w:val="22"/>
-                <w:szCs w:val="22"/>
-              </w:rPr>
-            </w:pPr>
-            <w:r>
-              <w:rPr>
-                <w:color w:val="000000"/>
-                <w:sz w:val="22"/>
-                <w:szCs w:val="22"/>
-                <w:rtl w:val="0"/>
-              </w:rPr>
-              <w:t xml:space="preserve">Selecting a chip filters the RecyclerView to show only matching gatherings.</w:t>
-            </w:r>
-          </w:p>
-          <w:p>
-            <w:pPr>
-              <w:numPr>
-                <w:ilvl w:val="0"/>
-                <w:numId w:val="1"/>
-              </w:numPr>
-              <w:ind w:left="720" w:hanging="360"/>
-              <w:rPr>
-                <w:color w:val="000000"/>
-                <w:sz w:val="22"/>
-                <w:szCs w:val="22"/>
-              </w:rPr>
-            </w:pPr>
-            <w:r>
-              <w:rPr>
-                <w:color w:val="000000"/>
-                <w:sz w:val="22"/>
-                <w:szCs w:val="22"/>
-                <w:rtl w:val="0"/>
-              </w:rPr>
-              <w:t xml:space="preserve">Gender restriction is applied silently based on user profile data.</w:t>
-            </w:r>
-          </w:p>
-          <w:p>
-            <w:pPr>
-              <w:numPr>
-                <w:ilvl w:val="0"/>
-                <w:numId w:val="1"/>
-              </w:numPr>
-              <w:ind w:left="720" w:hanging="360"/>
-              <w:rPr>
-                <w:color w:val="000000"/>
-                <w:sz w:val="22"/>
-                <w:szCs w:val="22"/>
-              </w:rPr>
-            </w:pPr>
-            <w:r>
-              <w:rPr>
-                <w:color w:val="000000"/>
-                <w:sz w:val="22"/>
-                <w:szCs w:val="22"/>
-                <w:rtl w:val="0"/>
-              </w:rPr>
-              <w:t xml:space="preserve">All filter shows every gathering matching the user's gender setting.</w:t>
-            </w:r>
-          </w:p>
-          <w:p>
-            <w:pPr>
-              <w:numPr>
-                <w:ilvl w:val="0"/>
-                <w:numId w:val="1"/>
-              </w:numPr>
-              <w:ind w:left="720" w:hanging="360"/>
-              <w:rPr>
-                <w:color w:val="000000"/>
-                <w:sz w:val="22"/>
-                <w:szCs w:val="22"/>
-              </w:rPr>
-            </w:pPr>
-            <w:r>
-              <w:rPr>
-                <w:color w:val="000000"/>
-                <w:sz w:val="22"/>
-                <w:szCs w:val="22"/>
-                <w:rtl w:val="0"/>
-              </w:rPr>
-              <w:t xml:space="preserve">Active filter chip is visually highlighted.</w:t>
+              <w:t xml:space="preserve">Functional</w:t>
+            </w:r>
+            <w:r>
+              <w:rPr>
+                <w:rtl w:val="0"/>
+              </w:rPr>
             </w:r>
           </w:p>
         </w:tc>
         <w:tc>
           <w:tcPr>
             <w:tcBorders>
-              <w:top w:color="000000" w:space="0" w:sz="8" w:val="single"/>
-              <w:left w:color="000000" w:space="0" w:sz="8" w:val="single"/>
-              <w:bottom w:color="000000" w:space="0" w:sz="8" w:val="single"/>
-              <w:right w:color="000000" w:space="0" w:sz="8" w:val="single"/>
+              <w:top w:color="000000" w:space="0" w:sz="6" w:val="single"/>
+              <w:left w:color="000000" w:space="0" w:sz="6" w:val="single"/>
+              <w:bottom w:color="000000" w:space="0" w:sz="6" w:val="single"/>
+              <w:right w:color="000000" w:space="0" w:sz="6" w:val="single"/>
             </w:tcBorders>
             <w:shd w:fill="ffffff" w:val="clear"/>
             <w:tcMar>
-              <w:top w:w="100.0" w:type="dxa"/>
-              <w:left w:w="120.0" w:type="dxa"/>
-              <w:bottom w:w="100.0" w:type="dxa"/>
-              <w:right w:w="120.0" w:type="dxa"/>
+              <w:top w:w="60.0" w:type="dxa"/>
+              <w:left w:w="100.0" w:type="dxa"/>
+              <w:bottom w:w="60.0" w:type="dxa"/>
+              <w:right w:w="100.0" w:type="dxa"/>
             </w:tcMar>
           </w:tcPr>
           <w:p>
@@ -9050,6 +8846,47 @@
             </w:pPr>
             <w:r>
               <w:rPr>
+                <w:color w:val="000000"/>
+                <w:sz w:val="22"/>
+                <w:szCs w:val="22"/>
+                <w:rtl w:val="0"/>
+              </w:rPr>
+              <w:t xml:space="preserve">On loading the prayer list, the system must fetch the current user's gender from Firestore and apply it as a silent filter.</w:t>
+            </w:r>
+          </w:p>
+        </w:tc>
+      </w:tr>
+      <w:tr>
+        <w:trPr>
+          <w:cantSplit w:val="0"/>
+          <w:tblHeader w:val="0"/>
+        </w:trPr>
+        <w:tc>
+          <w:tcPr>
+            <w:tcBorders>
+              <w:top w:color="000000" w:space="0" w:sz="6" w:val="single"/>
+              <w:left w:color="000000" w:space="0" w:sz="6" w:val="single"/>
+              <w:bottom w:color="000000" w:space="0" w:sz="6" w:val="single"/>
+              <w:right w:color="000000" w:space="0" w:sz="6" w:val="single"/>
+            </w:tcBorders>
+            <w:shd w:fill="ffffff" w:val="clear"/>
+            <w:tcMar>
+              <w:top w:w="60.0" w:type="dxa"/>
+              <w:left w:w="100.0" w:type="dxa"/>
+              <w:bottom w:w="60.0" w:type="dxa"/>
+              <w:right w:w="100.0" w:type="dxa"/>
+            </w:tcMar>
+          </w:tcPr>
+          <w:p>
+            <w:pPr>
+              <w:rPr>
+                <w:color w:val="000000"/>
+                <w:sz w:val="22"/>
+                <w:szCs w:val="22"/>
+              </w:rPr>
+            </w:pPr>
+            <w:r>
+              <w:rPr>
                 <w:b w:val="1"/>
                 <w:bCs w:val="1"/>
                 <w:color w:val="000000"/>
@@ -9057,18 +8894,72 @@
                 <w:szCs w:val="22"/>
                 <w:rtl w:val="0"/>
               </w:rPr>
-              <w:t xml:space="preserve">Priority: </w:t>
-            </w:r>
-            <w:r>
-              <w:rPr>
-                <w:color w:val="000000"/>
-                <w:sz w:val="22"/>
-                <w:szCs w:val="22"/>
-                <w:rtl w:val="0"/>
-              </w:rPr>
-              <w:t xml:space="preserve">Medium</w:t>
-            </w:r>
-          </w:p>
+              <w:t xml:space="preserve">Functional</w:t>
+            </w:r>
+            <w:r>
+              <w:rPr>
+                <w:rtl w:val="0"/>
+              </w:rPr>
+            </w:r>
+          </w:p>
+        </w:tc>
+        <w:tc>
+          <w:tcPr>
+            <w:tcBorders>
+              <w:top w:color="000000" w:space="0" w:sz="6" w:val="single"/>
+              <w:left w:color="000000" w:space="0" w:sz="6" w:val="single"/>
+              <w:bottom w:color="000000" w:space="0" w:sz="6" w:val="single"/>
+              <w:right w:color="000000" w:space="0" w:sz="6" w:val="single"/>
+            </w:tcBorders>
+            <w:shd w:fill="ffffff" w:val="clear"/>
+            <w:tcMar>
+              <w:top w:w="60.0" w:type="dxa"/>
+              <w:left w:w="100.0" w:type="dxa"/>
+              <w:bottom w:w="60.0" w:type="dxa"/>
+              <w:right w:w="100.0" w:type="dxa"/>
+            </w:tcMar>
+          </w:tcPr>
+          <w:p>
+            <w:pPr>
+              <w:rPr>
+                <w:color w:val="000000"/>
+                <w:sz w:val="22"/>
+                <w:szCs w:val="22"/>
+              </w:rPr>
+            </w:pPr>
+            <w:r>
+              <w:rPr>
+                <w:color w:val="000000"/>
+                <w:sz w:val="22"/>
+                <w:szCs w:val="22"/>
+                <w:rtl w:val="0"/>
+              </w:rPr>
+              <w:t xml:space="preserve">Gatherings with a genderSetting that does not match the user's gender must not appear in the list.</w:t>
+            </w:r>
+          </w:p>
+        </w:tc>
+      </w:tr>
+      <w:tr>
+        <w:trPr>
+          <w:cantSplit w:val="0"/>
+          <w:tblHeader w:val="0"/>
+        </w:trPr>
+        <w:tc>
+          <w:tcPr>
+            <w:tcBorders>
+              <w:top w:color="000000" w:space="0" w:sz="6" w:val="single"/>
+              <w:left w:color="000000" w:space="0" w:sz="6" w:val="single"/>
+              <w:bottom w:color="000000" w:space="0" w:sz="6" w:val="single"/>
+              <w:right w:color="000000" w:space="0" w:sz="6" w:val="single"/>
+            </w:tcBorders>
+            <w:shd w:fill="ffffff" w:val="clear"/>
+            <w:tcMar>
+              <w:top w:w="60.0" w:type="dxa"/>
+              <w:left w:w="100.0" w:type="dxa"/>
+              <w:bottom w:w="60.0" w:type="dxa"/>
+              <w:right w:w="100.0" w:type="dxa"/>
+            </w:tcMar>
+          </w:tcPr>
           <w:p>
             <w:pPr>
               <w:rPr>
@@ -9086,16 +8977,47 @@
                 <w:szCs w:val="22"/>
                 <w:rtl w:val="0"/>
               </w:rPr>
-              <w:t xml:space="preserve">Estimated Hours: </w:t>
-            </w:r>
-            <w:r>
-              <w:rPr>
-                <w:color w:val="000000"/>
-                <w:sz w:val="22"/>
-                <w:szCs w:val="22"/>
-                <w:rtl w:val="0"/>
-              </w:rPr>
-              <w:t xml:space="preserve">6</w:t>
+              <w:t xml:space="preserve">UX</w:t>
+            </w:r>
+            <w:r>
+              <w:rPr>
+                <w:rtl w:val="0"/>
+              </w:rPr>
+            </w:r>
+          </w:p>
+        </w:tc>
+        <w:tc>
+          <w:tcPr>
+            <w:tcBorders>
+              <w:top w:color="000000" w:space="0" w:sz="6" w:val="single"/>
+              <w:left w:color="000000" w:space="0" w:sz="6" w:val="single"/>
+              <w:bottom w:color="000000" w:space="0" w:sz="6" w:val="single"/>
+              <w:right w:color="000000" w:space="0" w:sz="6" w:val="single"/>
+            </w:tcBorders>
+            <w:shd w:fill="ffffff" w:val="clear"/>
+            <w:tcMar>
+              <w:top w:w="60.0" w:type="dxa"/>
+              <w:left w:w="100.0" w:type="dxa"/>
+              <w:bottom w:w="60.0" w:type="dxa"/>
+              <w:right w:w="100.0" w:type="dxa"/>
+            </w:tcMar>
+          </w:tcPr>
+          <w:p>
+            <w:pPr>
+              <w:rPr>
+                <w:color w:val="000000"/>
+                <w:sz w:val="22"/>
+                <w:szCs w:val="22"/>
+              </w:rPr>
+            </w:pPr>
+            <w:r>
+              <w:rPr>
+                <w:color w:val="000000"/>
+                <w:sz w:val="22"/>
+                <w:szCs w:val="22"/>
+                <w:rtl w:val="0"/>
+              </w:rPr>
+              <w:t xml:space="preserve">No gender filter chip is shown to the user — the filter is applied invisibly in the background.</w:t>
             </w:r>
           </w:p>
         </w:tc>
@@ -9125,74 +9047,23 @@
       </w:pPr>
       <w:r>
         <w:rPr>
-          <w:rtl w:val="0"/>
-        </w:rPr>
-      </w:r>
-    </w:p>
-    <w:p>
-      <w:pPr>
-        <w:rPr>
+          <w:b w:val="1"/>
+          <w:bCs w:val="1"/>
           <w:color w:val="000000"/>
           <w:sz w:val="22"/>
           <w:szCs w:val="22"/>
-        </w:rPr>
-      </w:pPr>
-      <w:r>
-        <w:rPr>
-          <w:b w:val="1"/>
-          <w:bCs w:val="1"/>
-          <w:color w:val="000000"/>
-          <w:rtl w:val="0"/>
-        </w:rPr>
-        <w:t xml:space="preserve">Structured Specifications:</w:t>
-      </w:r>
-      <w:r>
-        <w:rPr>
-          <w:rtl w:val="0"/>
-        </w:rPr>
-      </w:r>
-    </w:p>
-    <w:p>
-      <w:pPr>
+          <w:rtl w:val="0"/>
+        </w:rPr>
+        <w:t xml:space="preserve">US-09.3: </w:t>
+      </w:r>
+      <w:r>
         <w:rPr>
           <w:color w:val="000000"/>
           <w:sz w:val="22"/>
           <w:szCs w:val="22"/>
-        </w:rPr>
-      </w:pPr>
-      <w:r>
-        <w:rPr>
-          <w:rtl w:val="0"/>
-        </w:rPr>
-      </w:r>
-    </w:p>
-    <w:p>
-      <w:pPr>
-        <w:rPr>
-          <w:color w:val="000000"/>
-          <w:sz w:val="22"/>
-          <w:szCs w:val="22"/>
-        </w:rPr>
-      </w:pPr>
-      <w:r>
-        <w:rPr>
-          <w:b w:val="1"/>
-          <w:bCs w:val="1"/>
-          <w:color w:val="000000"/>
-          <w:sz w:val="22"/>
-          <w:szCs w:val="22"/>
-          <w:rtl w:val="0"/>
-        </w:rPr>
-        <w:t xml:space="preserve">US-09.1: </w:t>
-      </w:r>
-      <w:r>
-        <w:rPr>
-          <w:color w:val="000000"/>
-          <w:sz w:val="22"/>
-          <w:szCs w:val="22"/>
-          <w:rtl w:val="0"/>
-        </w:rPr>
-        <w:t xml:space="preserve">Filter by prayer type using chips</w:t>
+          <w:rtl w:val="0"/>
+        </w:rPr>
+        <w:t xml:space="preserve">All filter shows all gatherings</w:t>
       </w:r>
     </w:p>
     <w:tbl>
@@ -9389,7 +9260,7 @@
                 <w:szCs w:val="22"/>
                 <w:rtl w:val="0"/>
               </w:rPr>
-              <w:t xml:space="preserve">Filter chips for All, Fajr, Zuhr, Asr, Maghrib, Isha, and Jumu'ah must be displayed horizontally above the gathering list.</w:t>
+              <w:t xml:space="preserve">Selecting the All chip must remove the prayer type filter and show all gatherings that match the user's gender setting.</w:t>
             </w:r>
           </w:p>
         </w:tc>
@@ -9472,7 +9343,7 @@
                 <w:szCs w:val="22"/>
                 <w:rtl w:val="0"/>
               </w:rPr>
-              <w:t xml:space="preserve">Tapping a chip must filter the gathering list to show only gatherings of that prayer type.</w:t>
+              <w:t xml:space="preserve">All chip must be selected by default when the screen is first opened.</w:t>
             </w:r>
           </w:p>
         </w:tc>
@@ -9555,7 +9426,7 @@
                 <w:szCs w:val="22"/>
                 <w:rtl w:val="0"/>
               </w:rPr>
-              <w:t xml:space="preserve">Only one chip can be active at a time — selecting a new chip deselects the previous one.</w:t>
+              <w:t xml:space="preserve">All chip must be visually highlighted when active.</w:t>
             </w:r>
           </w:p>
         </w:tc>
@@ -9592,7 +9463,7 @@
           <w:szCs w:val="22"/>
           <w:rtl w:val="0"/>
         </w:rPr>
-        <w:t xml:space="preserve">US-09.2: </w:t>
+        <w:t xml:space="preserve">US-09.4: </w:t>
       </w:r>
       <w:r>
         <w:rPr>
@@ -9601,7 +9472,7 @@
           <w:szCs w:val="22"/>
           <w:rtl w:val="0"/>
         </w:rPr>
-        <w:t xml:space="preserve">Gender setting hidden automatically</w:t>
+        <w:t xml:space="preserve">List updates in real time</w:t>
       </w:r>
     </w:p>
     <w:tbl>
@@ -9798,7 +9669,7 @@
                 <w:szCs w:val="22"/>
                 <w:rtl w:val="0"/>
               </w:rPr>
-              <w:t xml:space="preserve">On loading the prayer list, the system must fetch the current user's gender from Firestore and apply it as a silent filter.</w:t>
+              <w:t xml:space="preserve">The gathering list must update immediately when a filter chip is tapped, without navigating away or refreshing the screen.</w:t>
             </w:r>
           </w:p>
         </w:tc>
@@ -9841,7 +9712,7 @@
                 <w:szCs w:val="22"/>
                 <w:rtl w:val="0"/>
               </w:rPr>
-              <w:t xml:space="preserve">Functional</w:t>
+              <w:t xml:space="preserve">Performance</w:t>
             </w:r>
             <w:r>
               <w:rPr>
@@ -9881,7 +9752,7 @@
                 <w:szCs w:val="22"/>
                 <w:rtl w:val="0"/>
               </w:rPr>
-              <w:t xml:space="preserve">Gatherings with a genderSetting that does not match the user's gender must not appear in the list.</w:t>
+              <w:t xml:space="preserve">Filter application must complete and update the list within 1 second of chip selection.</w:t>
             </w:r>
           </w:p>
         </w:tc>
@@ -9964,7 +9835,7 @@
                 <w:szCs w:val="22"/>
                 <w:rtl w:val="0"/>
               </w:rPr>
-              <w:t xml:space="preserve">No gender filter chip is shown to the user — the filter is applied invisibly in the background.</w:t>
+              <w:t xml:space="preserve">If no gatherings match the selected filter, a clear empty state message must be displayed.</w:t>
             </w:r>
           </w:p>
         </w:tc>
@@ -9994,23 +9865,22 @@
       </w:pPr>
       <w:r>
         <w:rPr>
-          <w:b w:val="1"/>
-          <w:bCs w:val="1"/>
+          <w:rtl w:val="0"/>
+        </w:rPr>
+      </w:r>
+    </w:p>
+    <w:p>
+      <w:pPr>
+        <w:rPr>
           <w:color w:val="000000"/>
           <w:sz w:val="22"/>
           <w:szCs w:val="22"/>
-          <w:rtl w:val="0"/>
-        </w:rPr>
-        <w:t xml:space="preserve">US-09.3: </w:t>
-      </w:r>
-      <w:r>
-        <w:rPr>
-          <w:color w:val="000000"/>
-          <w:sz w:val="22"/>
-          <w:szCs w:val="22"/>
-          <w:rtl w:val="0"/>
-        </w:rPr>
-        <w:t xml:space="preserve">All filter shows all gatherings</w:t>
+        </w:rPr>
+      </w:pPr>
+      <w:r>
+        <w:rPr>
+          <w:rtl w:val="0"/>
+        </w:rPr>
       </w:r>
     </w:p>
     <w:tbl>
@@ -10030,12 +9900,12 @@
         <w:tblLook w:val="0000"/>
       </w:tblPr>
       <w:tblGrid>
-        <w:gridCol w:w="1800"/>
-        <w:gridCol w:w="7560"/>
+        <w:gridCol w:w="7000"/>
+        <w:gridCol w:w="2360"/>
         <w:tblGridChange w:id="0">
           <w:tblGrid>
-            <w:gridCol w:w="1800"/>
-            <w:gridCol w:w="7560"/>
+            <w:gridCol w:w="7000"/>
+            <w:gridCol w:w="2360"/>
           </w:tblGrid>
         </w:tblGridChange>
       </w:tblGrid>
@@ -10046,18 +9916,19 @@
         </w:trPr>
         <w:tc>
           <w:tcPr>
+            <w:gridSpan w:val="2"/>
             <w:tcBorders>
-              <w:top w:color="000000" w:space="0" w:sz="6" w:val="single"/>
-              <w:left w:color="000000" w:space="0" w:sz="6" w:val="single"/>
-              <w:bottom w:color="000000" w:space="0" w:sz="6" w:val="single"/>
-              <w:right w:color="000000" w:space="0" w:sz="6" w:val="single"/>
+              <w:top w:color="000000" w:space="0" w:sz="8" w:val="single"/>
+              <w:left w:color="000000" w:space="0" w:sz="8" w:val="single"/>
+              <w:bottom w:color="000000" w:space="0" w:sz="8" w:val="single"/>
+              <w:right w:color="000000" w:space="0" w:sz="8" w:val="single"/>
             </w:tcBorders>
-            <w:shd w:fill="cccccc" w:val="clear"/>
+            <w:shd w:fill="ffffff" w:val="clear"/>
             <w:tcMar>
-              <w:top w:w="60.0" w:type="dxa"/>
-              <w:left w:w="100.0" w:type="dxa"/>
-              <w:bottom w:w="60.0" w:type="dxa"/>
-              <w:right w:w="100.0" w:type="dxa"/>
+              <w:top w:w="80.0" w:type="dxa"/>
+              <w:left w:w="120.0" w:type="dxa"/>
+              <w:bottom w:w="80.0" w:type="dxa"/>
+              <w:right w:w="120.0" w:type="dxa"/>
             </w:tcMar>
           </w:tcPr>
           <w:p>
@@ -10073,53 +9944,9 @@
                 <w:b w:val="1"/>
                 <w:bCs w:val="1"/>
                 <w:color w:val="000000"/>
-                <w:sz w:val="22"/>
-                <w:szCs w:val="22"/>
-                <w:rtl w:val="0"/>
-              </w:rPr>
-              <w:t xml:space="preserve">Type</w:t>
-            </w:r>
-            <w:r>
-              <w:rPr>
-                <w:rtl w:val="0"/>
-              </w:rPr>
-            </w:r>
-          </w:p>
-        </w:tc>
-        <w:tc>
-          <w:tcPr>
-            <w:tcBorders>
-              <w:top w:color="000000" w:space="0" w:sz="6" w:val="single"/>
-              <w:left w:color="000000" w:space="0" w:sz="6" w:val="single"/>
-              <w:bottom w:color="000000" w:space="0" w:sz="6" w:val="single"/>
-              <w:right w:color="000000" w:space="0" w:sz="6" w:val="single"/>
-            </w:tcBorders>
-            <w:shd w:fill="cccccc" w:val="clear"/>
-            <w:tcMar>
-              <w:top w:w="60.0" w:type="dxa"/>
-              <w:left w:w="100.0" w:type="dxa"/>
-              <w:bottom w:w="60.0" w:type="dxa"/>
-              <w:right w:w="100.0" w:type="dxa"/>
-            </w:tcMar>
-          </w:tcPr>
-          <w:p>
-            <w:pPr>
-              <w:rPr>
-                <w:color w:val="000000"/>
-                <w:sz w:val="22"/>
-                <w:szCs w:val="22"/>
-              </w:rPr>
-            </w:pPr>
-            <w:r>
-              <w:rPr>
-                <w:b w:val="1"/>
-                <w:bCs w:val="1"/>
-                <w:color w:val="000000"/>
-                <w:sz w:val="22"/>
-                <w:szCs w:val="22"/>
-                <w:rtl w:val="0"/>
-              </w:rPr>
-              <w:t xml:space="preserve">Specification</w:t>
+                <w:rtl w:val="0"/>
+              </w:rPr>
+              <w:t xml:space="preserve">Story ID: US-10    Story Title: Manage Prayer Gathering Status</w:t>
             </w:r>
             <w:r>
               <w:rPr>
@@ -10137,17 +9964,17 @@
         <w:tc>
           <w:tcPr>
             <w:tcBorders>
-              <w:top w:color="000000" w:space="0" w:sz="6" w:val="single"/>
-              <w:left w:color="000000" w:space="0" w:sz="6" w:val="single"/>
-              <w:bottom w:color="000000" w:space="0" w:sz="6" w:val="single"/>
-              <w:right w:color="000000" w:space="0" w:sz="6" w:val="single"/>
+              <w:top w:color="000000" w:space="0" w:sz="8" w:val="single"/>
+              <w:left w:color="000000" w:space="0" w:sz="8" w:val="single"/>
+              <w:bottom w:color="000000" w:space="0" w:sz="8" w:val="single"/>
+              <w:right w:color="000000" w:space="0" w:sz="8" w:val="single"/>
             </w:tcBorders>
             <w:shd w:fill="ffffff" w:val="clear"/>
             <w:tcMar>
-              <w:top w:w="60.0" w:type="dxa"/>
-              <w:left w:w="100.0" w:type="dxa"/>
-              <w:bottom w:w="60.0" w:type="dxa"/>
-              <w:right w:w="100.0" w:type="dxa"/>
+              <w:top w:w="100.0" w:type="dxa"/>
+              <w:left w:w="120.0" w:type="dxa"/>
+              <w:bottom w:w="100.0" w:type="dxa"/>
+              <w:right w:w="120.0" w:type="dxa"/>
             </w:tcMar>
           </w:tcPr>
           <w:p>
@@ -10167,29 +9994,413 @@
                 <w:szCs w:val="22"/>
                 <w:rtl w:val="0"/>
               </w:rPr>
-              <w:t xml:space="preserve">Functional</w:t>
-            </w:r>
-            <w:r>
-              <w:rPr>
-                <w:rtl w:val="0"/>
-              </w:rPr>
+              <w:t xml:space="preserve">User Story:</w:t>
+            </w:r>
+            <w:r>
+              <w:rPr>
+                <w:rtl w:val="0"/>
+              </w:rPr>
+            </w:r>
+          </w:p>
+          <w:p>
+            <w:pPr>
+              <w:rPr>
+                <w:color w:val="000000"/>
+                <w:sz w:val="22"/>
+                <w:szCs w:val="22"/>
+              </w:rPr>
+            </w:pPr>
+            <w:r>
+              <w:rPr>
+                <w:color w:val="000000"/>
+                <w:sz w:val="22"/>
+                <w:szCs w:val="22"/>
+                <w:rtl w:val="0"/>
+              </w:rPr>
+              <w:t xml:space="preserve">As a host, I want to manage the status of my prayer gathering (upcoming, ongoing, finished) so that participants know the event status.</w:t>
+            </w:r>
+          </w:p>
+          <w:p>
+            <w:pPr>
+              <w:rPr>
+                <w:color w:val="000000"/>
+                <w:sz w:val="22"/>
+                <w:szCs w:val="22"/>
+              </w:rPr>
+            </w:pPr>
+            <w:r>
+              <w:rPr>
+                <w:rtl w:val="0"/>
+              </w:rPr>
+            </w:r>
+          </w:p>
+          <w:p>
+            <w:pPr>
+              <w:rPr>
+                <w:color w:val="000000"/>
+                <w:sz w:val="22"/>
+                <w:szCs w:val="22"/>
+              </w:rPr>
+            </w:pPr>
+            <w:r>
+              <w:rPr>
+                <w:b w:val="1"/>
+                <w:bCs w:val="1"/>
+                <w:color w:val="000000"/>
+                <w:sz w:val="22"/>
+                <w:szCs w:val="22"/>
+                <w:rtl w:val="0"/>
+              </w:rPr>
+              <w:t xml:space="preserve">Description:</w:t>
+            </w:r>
+            <w:r>
+              <w:rPr>
+                <w:rtl w:val="0"/>
+              </w:rPr>
+            </w:r>
+          </w:p>
+          <w:p>
+            <w:pPr>
+              <w:rPr>
+                <w:color w:val="000000"/>
+                <w:sz w:val="22"/>
+                <w:szCs w:val="22"/>
+              </w:rPr>
+            </w:pPr>
+            <w:r>
+              <w:rPr>
+                <w:color w:val="000000"/>
+                <w:sz w:val="22"/>
+                <w:szCs w:val="22"/>
+                <w:rtl w:val="0"/>
+              </w:rPr>
+              <w:t xml:space="preserve">This story allows the host of a prayer gathering to update the status of their event through the gathering detail screen. The host can transition the status from Upcoming to Ongoing and then to Finished. The updated status is saved to Firestore and reflected immediately for all participants.</w:t>
+            </w:r>
+          </w:p>
+          <w:p>
+            <w:pPr>
+              <w:rPr>
+                <w:color w:val="000000"/>
+                <w:sz w:val="22"/>
+                <w:szCs w:val="22"/>
+              </w:rPr>
+            </w:pPr>
+            <w:r>
+              <w:rPr>
+                <w:rtl w:val="0"/>
+              </w:rPr>
+            </w:r>
+          </w:p>
+          <w:p>
+            <w:pPr>
+              <w:rPr>
+                <w:color w:val="000000"/>
+                <w:sz w:val="22"/>
+                <w:szCs w:val="22"/>
+              </w:rPr>
+            </w:pPr>
+            <w:r>
+              <w:rPr>
+                <w:b w:val="1"/>
+                <w:bCs w:val="1"/>
+                <w:color w:val="000000"/>
+                <w:sz w:val="22"/>
+                <w:szCs w:val="22"/>
+                <w:rtl w:val="0"/>
+              </w:rPr>
+              <w:t xml:space="preserve">Sub User Stories:</w:t>
+            </w:r>
+            <w:r>
+              <w:rPr>
+                <w:rtl w:val="0"/>
+              </w:rPr>
+            </w:r>
+          </w:p>
+          <w:p>
+            <w:pPr>
+              <w:numPr>
+                <w:ilvl w:val="0"/>
+                <w:numId w:val="10"/>
+              </w:numPr>
+              <w:ind w:left="720" w:hanging="360"/>
+              <w:rPr>
+                <w:color w:val="000000"/>
+                <w:sz w:val="22"/>
+                <w:szCs w:val="22"/>
+              </w:rPr>
+            </w:pPr>
+            <w:r>
+              <w:rPr>
+                <w:color w:val="000000"/>
+                <w:sz w:val="22"/>
+                <w:szCs w:val="22"/>
+                <w:rtl w:val="0"/>
+              </w:rPr>
+              <w:t xml:space="preserve">As a host, I want to mark my gathering as Ongoing when it begins.</w:t>
+            </w:r>
+          </w:p>
+          <w:p>
+            <w:pPr>
+              <w:numPr>
+                <w:ilvl w:val="0"/>
+                <w:numId w:val="10"/>
+              </w:numPr>
+              <w:ind w:left="720" w:hanging="360"/>
+              <w:rPr>
+                <w:color w:val="000000"/>
+                <w:sz w:val="22"/>
+                <w:szCs w:val="22"/>
+              </w:rPr>
+            </w:pPr>
+            <w:r>
+              <w:rPr>
+                <w:color w:val="000000"/>
+                <w:sz w:val="22"/>
+                <w:szCs w:val="22"/>
+                <w:rtl w:val="0"/>
+              </w:rPr>
+              <w:t xml:space="preserve">As a host, I want to mark my gathering as Finished when it ends.</w:t>
+            </w:r>
+          </w:p>
+          <w:p>
+            <w:pPr>
+              <w:numPr>
+                <w:ilvl w:val="0"/>
+                <w:numId w:val="10"/>
+              </w:numPr>
+              <w:ind w:left="720" w:hanging="360"/>
+              <w:rPr>
+                <w:color w:val="000000"/>
+                <w:sz w:val="22"/>
+                <w:szCs w:val="22"/>
+              </w:rPr>
+            </w:pPr>
+            <w:r>
+              <w:rPr>
+                <w:color w:val="000000"/>
+                <w:sz w:val="22"/>
+                <w:szCs w:val="22"/>
+                <w:rtl w:val="0"/>
+              </w:rPr>
+              <w:t xml:space="preserve">As a host, I want to delete my gathering if it has not started yet.</w:t>
+            </w:r>
+          </w:p>
+          <w:p>
+            <w:pPr>
+              <w:numPr>
+                <w:ilvl w:val="0"/>
+                <w:numId w:val="10"/>
+              </w:numPr>
+              <w:ind w:left="720" w:hanging="360"/>
+              <w:rPr>
+                <w:color w:val="000000"/>
+                <w:sz w:val="22"/>
+                <w:szCs w:val="22"/>
+              </w:rPr>
+            </w:pPr>
+            <w:r>
+              <w:rPr>
+                <w:color w:val="000000"/>
+                <w:sz w:val="22"/>
+                <w:szCs w:val="22"/>
+                <w:rtl w:val="0"/>
+              </w:rPr>
+              <w:t xml:space="preserve">As a user, I want to see the current status badge on each gathering card.</w:t>
+            </w:r>
+          </w:p>
+          <w:p>
+            <w:pPr>
+              <w:rPr>
+                <w:color w:val="000000"/>
+                <w:sz w:val="22"/>
+                <w:szCs w:val="22"/>
+              </w:rPr>
+            </w:pPr>
+            <w:r>
+              <w:rPr>
+                <w:rtl w:val="0"/>
+              </w:rPr>
+            </w:r>
+          </w:p>
+          <w:p>
+            <w:pPr>
+              <w:rPr>
+                <w:color w:val="000000"/>
+                <w:sz w:val="22"/>
+                <w:szCs w:val="22"/>
+              </w:rPr>
+            </w:pPr>
+            <w:r>
+              <w:rPr>
+                <w:b w:val="1"/>
+                <w:bCs w:val="1"/>
+                <w:color w:val="000000"/>
+                <w:sz w:val="22"/>
+                <w:szCs w:val="22"/>
+                <w:rtl w:val="0"/>
+              </w:rPr>
+              <w:t xml:space="preserve">Acceptance Criteria:</w:t>
+            </w:r>
+            <w:r>
+              <w:rPr>
+                <w:rtl w:val="0"/>
+              </w:rPr>
+            </w:r>
+          </w:p>
+          <w:p>
+            <w:pPr>
+              <w:numPr>
+                <w:ilvl w:val="0"/>
+                <w:numId w:val="2"/>
+              </w:numPr>
+              <w:ind w:left="720" w:hanging="360"/>
+              <w:rPr>
+                <w:color w:val="000000"/>
+                <w:sz w:val="22"/>
+                <w:szCs w:val="22"/>
+              </w:rPr>
+            </w:pPr>
+            <w:r>
+              <w:rPr>
+                <w:color w:val="000000"/>
+                <w:sz w:val="22"/>
+                <w:szCs w:val="22"/>
+                <w:rtl w:val="0"/>
+              </w:rPr>
+              <w:t xml:space="preserve">Status management buttons are only visible to the host of the gathering.</w:t>
+            </w:r>
+          </w:p>
+          <w:p>
+            <w:pPr>
+              <w:numPr>
+                <w:ilvl w:val="0"/>
+                <w:numId w:val="2"/>
+              </w:numPr>
+              <w:ind w:left="720" w:hanging="360"/>
+              <w:rPr>
+                <w:color w:val="000000"/>
+                <w:sz w:val="22"/>
+                <w:szCs w:val="22"/>
+              </w:rPr>
+            </w:pPr>
+            <w:r>
+              <w:rPr>
+                <w:rFonts w:ascii="Arial Unicode MS" w:cs="Arial Unicode MS" w:eastAsia="Arial Unicode MS" w:hAnsi="Arial Unicode MS"/>
+                <w:color w:val="000000"/>
+                <w:sz w:val="22"/>
+                <w:szCs w:val="22"/>
+                <w:rtl w:val="0"/>
+              </w:rPr>
+              <w:t xml:space="preserve">Status transitions follow the order: Upcoming → Ongoing → Finished.</w:t>
+            </w:r>
+          </w:p>
+          <w:p>
+            <w:pPr>
+              <w:numPr>
+                <w:ilvl w:val="0"/>
+                <w:numId w:val="2"/>
+              </w:numPr>
+              <w:ind w:left="720" w:hanging="360"/>
+              <w:rPr>
+                <w:color w:val="000000"/>
+                <w:sz w:val="22"/>
+                <w:szCs w:val="22"/>
+              </w:rPr>
+            </w:pPr>
+            <w:r>
+              <w:rPr>
+                <w:color w:val="000000"/>
+                <w:sz w:val="22"/>
+                <w:szCs w:val="22"/>
+                <w:rtl w:val="0"/>
+              </w:rPr>
+              <w:t xml:space="preserve">Status update is saved to Firestore immediately.</w:t>
+            </w:r>
+          </w:p>
+          <w:p>
+            <w:pPr>
+              <w:numPr>
+                <w:ilvl w:val="0"/>
+                <w:numId w:val="2"/>
+              </w:numPr>
+              <w:ind w:left="720" w:hanging="360"/>
+              <w:rPr>
+                <w:color w:val="000000"/>
+                <w:sz w:val="22"/>
+                <w:szCs w:val="22"/>
+              </w:rPr>
+            </w:pPr>
+            <w:r>
+              <w:rPr>
+                <w:color w:val="000000"/>
+                <w:sz w:val="22"/>
+                <w:szCs w:val="22"/>
+                <w:rtl w:val="0"/>
+              </w:rPr>
+              <w:t xml:space="preserve">Status badge on gathering cards updates to reflect the current state.</w:t>
+            </w:r>
+          </w:p>
+          <w:p>
+            <w:pPr>
+              <w:numPr>
+                <w:ilvl w:val="0"/>
+                <w:numId w:val="2"/>
+              </w:numPr>
+              <w:ind w:left="720" w:hanging="360"/>
+              <w:rPr>
+                <w:color w:val="000000"/>
+                <w:sz w:val="22"/>
+                <w:szCs w:val="22"/>
+              </w:rPr>
+            </w:pPr>
+            <w:r>
+              <w:rPr>
+                <w:color w:val="000000"/>
+                <w:sz w:val="22"/>
+                <w:szCs w:val="22"/>
+                <w:rtl w:val="0"/>
+              </w:rPr>
+              <w:t xml:space="preserve">Users cannot join a gathering with Finished status.</w:t>
+            </w:r>
+          </w:p>
+          <w:p>
+            <w:pPr>
+              <w:numPr>
+                <w:ilvl w:val="0"/>
+                <w:numId w:val="2"/>
+              </w:numPr>
+              <w:ind w:left="720" w:hanging="360"/>
+              <w:rPr>
+                <w:color w:val="000000"/>
+                <w:sz w:val="22"/>
+                <w:szCs w:val="22"/>
+              </w:rPr>
+            </w:pPr>
+            <w:r>
+              <w:rPr>
+                <w:color w:val="000000"/>
+                <w:sz w:val="22"/>
+                <w:szCs w:val="22"/>
+                <w:rtl w:val="0"/>
+              </w:rPr>
+              <w:t xml:space="preserve">Host can delete the gathering only when its status is Upcoming.</w:t>
             </w:r>
           </w:p>
         </w:tc>
         <w:tc>
           <w:tcPr>
             <w:tcBorders>
-              <w:top w:color="000000" w:space="0" w:sz="6" w:val="single"/>
-              <w:left w:color="000000" w:space="0" w:sz="6" w:val="single"/>
-              <w:bottom w:color="000000" w:space="0" w:sz="6" w:val="single"/>
-              <w:right w:color="000000" w:space="0" w:sz="6" w:val="single"/>
+              <w:top w:color="000000" w:space="0" w:sz="8" w:val="single"/>
+              <w:left w:color="000000" w:space="0" w:sz="8" w:val="single"/>
+              <w:bottom w:color="000000" w:space="0" w:sz="8" w:val="single"/>
+              <w:right w:color="000000" w:space="0" w:sz="8" w:val="single"/>
             </w:tcBorders>
             <w:shd w:fill="ffffff" w:val="clear"/>
             <w:tcMar>
-              <w:top w:w="60.0" w:type="dxa"/>
-              <w:left w:w="100.0" w:type="dxa"/>
-              <w:bottom w:w="60.0" w:type="dxa"/>
-              <w:right w:w="100.0" w:type="dxa"/>
+              <w:top w:w="100.0" w:type="dxa"/>
+              <w:left w:w="120.0" w:type="dxa"/>
+              <w:bottom w:w="100.0" w:type="dxa"/>
+              <w:right w:w="120.0" w:type="dxa"/>
             </w:tcMar>
           </w:tcPr>
           <w:p>
@@ -10202,47 +10413,6 @@
             </w:pPr>
             <w:r>
               <w:rPr>
-                <w:color w:val="000000"/>
-                <w:sz w:val="22"/>
-                <w:szCs w:val="22"/>
-                <w:rtl w:val="0"/>
-              </w:rPr>
-              <w:t xml:space="preserve">Selecting the All chip must remove the prayer type filter and show all gatherings that match the user's gender setting.</w:t>
-            </w:r>
-          </w:p>
-        </w:tc>
-      </w:tr>
-      <w:tr>
-        <w:trPr>
-          <w:cantSplit w:val="0"/>
-          <w:tblHeader w:val="0"/>
-        </w:trPr>
-        <w:tc>
-          <w:tcPr>
-            <w:tcBorders>
-              <w:top w:color="000000" w:space="0" w:sz="6" w:val="single"/>
-              <w:left w:color="000000" w:space="0" w:sz="6" w:val="single"/>
-              <w:bottom w:color="000000" w:space="0" w:sz="6" w:val="single"/>
-              <w:right w:color="000000" w:space="0" w:sz="6" w:val="single"/>
-            </w:tcBorders>
-            <w:shd w:fill="ffffff" w:val="clear"/>
-            <w:tcMar>
-              <w:top w:w="60.0" w:type="dxa"/>
-              <w:left w:w="100.0" w:type="dxa"/>
-              <w:bottom w:w="60.0" w:type="dxa"/>
-              <w:right w:w="100.0" w:type="dxa"/>
-            </w:tcMar>
-          </w:tcPr>
-          <w:p>
-            <w:pPr>
-              <w:rPr>
-                <w:color w:val="000000"/>
-                <w:sz w:val="22"/>
-                <w:szCs w:val="22"/>
-              </w:rPr>
-            </w:pPr>
-            <w:r>
-              <w:rPr>
                 <w:b w:val="1"/>
                 <w:bCs w:val="1"/>
                 <w:color w:val="000000"/>
@@ -10250,72 +10420,18 @@
                 <w:szCs w:val="22"/>
                 <w:rtl w:val="0"/>
               </w:rPr>
-              <w:t xml:space="preserve">Functional</w:t>
-            </w:r>
-            <w:r>
-              <w:rPr>
-                <w:rtl w:val="0"/>
-              </w:rPr>
-            </w:r>
-          </w:p>
-        </w:tc>
-        <w:tc>
-          <w:tcPr>
-            <w:tcBorders>
-              <w:top w:color="000000" w:space="0" w:sz="6" w:val="single"/>
-              <w:left w:color="000000" w:space="0" w:sz="6" w:val="single"/>
-              <w:bottom w:color="000000" w:space="0" w:sz="6" w:val="single"/>
-              <w:right w:color="000000" w:space="0" w:sz="6" w:val="single"/>
-            </w:tcBorders>
-            <w:shd w:fill="ffffff" w:val="clear"/>
-            <w:tcMar>
-              <w:top w:w="60.0" w:type="dxa"/>
-              <w:left w:w="100.0" w:type="dxa"/>
-              <w:bottom w:w="60.0" w:type="dxa"/>
-              <w:right w:w="100.0" w:type="dxa"/>
-            </w:tcMar>
-          </w:tcPr>
-          <w:p>
-            <w:pPr>
-              <w:rPr>
-                <w:color w:val="000000"/>
-                <w:sz w:val="22"/>
-                <w:szCs w:val="22"/>
-              </w:rPr>
-            </w:pPr>
-            <w:r>
-              <w:rPr>
-                <w:color w:val="000000"/>
-                <w:sz w:val="22"/>
-                <w:szCs w:val="22"/>
-                <w:rtl w:val="0"/>
-              </w:rPr>
-              <w:t xml:space="preserve">All chip must be selected by default when the screen is first opened.</w:t>
-            </w:r>
-          </w:p>
-        </w:tc>
-      </w:tr>
-      <w:tr>
-        <w:trPr>
-          <w:cantSplit w:val="0"/>
-          <w:tblHeader w:val="0"/>
-        </w:trPr>
-        <w:tc>
-          <w:tcPr>
-            <w:tcBorders>
-              <w:top w:color="000000" w:space="0" w:sz="6" w:val="single"/>
-              <w:left w:color="000000" w:space="0" w:sz="6" w:val="single"/>
-              <w:bottom w:color="000000" w:space="0" w:sz="6" w:val="single"/>
-              <w:right w:color="000000" w:space="0" w:sz="6" w:val="single"/>
-            </w:tcBorders>
-            <w:shd w:fill="ffffff" w:val="clear"/>
-            <w:tcMar>
-              <w:top w:w="60.0" w:type="dxa"/>
-              <w:left w:w="100.0" w:type="dxa"/>
-              <w:bottom w:w="60.0" w:type="dxa"/>
-              <w:right w:w="100.0" w:type="dxa"/>
-            </w:tcMar>
-          </w:tcPr>
+              <w:t xml:space="preserve">Priority: </w:t>
+            </w:r>
+            <w:r>
+              <w:rPr>
+                <w:color w:val="000000"/>
+                <w:sz w:val="22"/>
+                <w:szCs w:val="22"/>
+                <w:rtl w:val="0"/>
+              </w:rPr>
+              <w:t xml:space="preserve">High</w:t>
+            </w:r>
+          </w:p>
           <w:p>
             <w:pPr>
               <w:rPr>
@@ -10333,47 +10449,16 @@
                 <w:szCs w:val="22"/>
                 <w:rtl w:val="0"/>
               </w:rPr>
-              <w:t xml:space="preserve">UX</w:t>
-            </w:r>
-            <w:r>
-              <w:rPr>
-                <w:rtl w:val="0"/>
-              </w:rPr>
-            </w:r>
-          </w:p>
-        </w:tc>
-        <w:tc>
-          <w:tcPr>
-            <w:tcBorders>
-              <w:top w:color="000000" w:space="0" w:sz="6" w:val="single"/>
-              <w:left w:color="000000" w:space="0" w:sz="6" w:val="single"/>
-              <w:bottom w:color="000000" w:space="0" w:sz="6" w:val="single"/>
-              <w:right w:color="000000" w:space="0" w:sz="6" w:val="single"/>
-            </w:tcBorders>
-            <w:shd w:fill="ffffff" w:val="clear"/>
-            <w:tcMar>
-              <w:top w:w="60.0" w:type="dxa"/>
-              <w:left w:w="100.0" w:type="dxa"/>
-              <w:bottom w:w="60.0" w:type="dxa"/>
-              <w:right w:w="100.0" w:type="dxa"/>
-            </w:tcMar>
-          </w:tcPr>
-          <w:p>
-            <w:pPr>
-              <w:rPr>
-                <w:color w:val="000000"/>
-                <w:sz w:val="22"/>
-                <w:szCs w:val="22"/>
-              </w:rPr>
-            </w:pPr>
-            <w:r>
-              <w:rPr>
-                <w:color w:val="000000"/>
-                <w:sz w:val="22"/>
-                <w:szCs w:val="22"/>
-                <w:rtl w:val="0"/>
-              </w:rPr>
-              <w:t xml:space="preserve">All chip must be visually highlighted when active.</w:t>
+              <w:t xml:space="preserve">Estimated Hours: </w:t>
+            </w:r>
+            <w:r>
+              <w:rPr>
+                <w:color w:val="000000"/>
+                <w:sz w:val="22"/>
+                <w:szCs w:val="22"/>
+                <w:rtl w:val="0"/>
+              </w:rPr>
+              <w:t xml:space="preserve">5</w:t>
             </w:r>
           </w:p>
         </w:tc>
@@ -10403,23 +10488,74 @@
       </w:pPr>
       <w:r>
         <w:rPr>
-          <w:b w:val="1"/>
-          <w:bCs w:val="1"/>
+          <w:rtl w:val="0"/>
+        </w:rPr>
+      </w:r>
+    </w:p>
+    <w:p>
+      <w:pPr>
+        <w:rPr>
           <w:color w:val="000000"/>
           <w:sz w:val="22"/>
           <w:szCs w:val="22"/>
-          <w:rtl w:val="0"/>
-        </w:rPr>
-        <w:t xml:space="preserve">US-09.4: </w:t>
-      </w:r>
-      <w:r>
+        </w:rPr>
+      </w:pPr>
+      <w:r>
+        <w:rPr>
+          <w:b w:val="1"/>
+          <w:bCs w:val="1"/>
+          <w:color w:val="000000"/>
+          <w:rtl w:val="0"/>
+        </w:rPr>
+        <w:t xml:space="preserve">Structured Specifications:</w:t>
+      </w:r>
+      <w:r>
+        <w:rPr>
+          <w:rtl w:val="0"/>
+        </w:rPr>
+      </w:r>
+    </w:p>
+    <w:p>
+      <w:pPr>
         <w:rPr>
           <w:color w:val="000000"/>
           <w:sz w:val="22"/>
           <w:szCs w:val="22"/>
-          <w:rtl w:val="0"/>
-        </w:rPr>
-        <w:t xml:space="preserve">List updates in real time</w:t>
+        </w:rPr>
+      </w:pPr>
+      <w:r>
+        <w:rPr>
+          <w:rtl w:val="0"/>
+        </w:rPr>
+      </w:r>
+    </w:p>
+    <w:p>
+      <w:pPr>
+        <w:rPr>
+          <w:color w:val="000000"/>
+          <w:sz w:val="22"/>
+          <w:szCs w:val="22"/>
+        </w:rPr>
+      </w:pPr>
+      <w:r>
+        <w:rPr>
+          <w:b w:val="1"/>
+          <w:bCs w:val="1"/>
+          <w:color w:val="000000"/>
+          <w:sz w:val="22"/>
+          <w:szCs w:val="22"/>
+          <w:rtl w:val="0"/>
+        </w:rPr>
+        <w:t xml:space="preserve">US-10.1: </w:t>
+      </w:r>
+      <w:r>
+        <w:rPr>
+          <w:color w:val="000000"/>
+          <w:sz w:val="22"/>
+          <w:szCs w:val="22"/>
+          <w:rtl w:val="0"/>
+        </w:rPr>
+        <w:t xml:space="preserve">Mark gathering as Ongoing</w:t>
       </w:r>
     </w:p>
     <w:tbl>
@@ -10616,7 +10752,7 @@
                 <w:szCs w:val="22"/>
                 <w:rtl w:val="0"/>
               </w:rPr>
-              <w:t xml:space="preserve">The gathering list must update immediately when a filter chip is tapped, without navigating away or refreshing the screen.</w:t>
+              <w:t xml:space="preserve">A Mark as Ongoing button must be available on the gathering detail screen, visible only to the host.</w:t>
             </w:r>
           </w:p>
         </w:tc>
@@ -10659,7 +10795,7 @@
                 <w:szCs w:val="22"/>
                 <w:rtl w:val="0"/>
               </w:rPr>
-              <w:t xml:space="preserve">Performance</w:t>
+              <w:t xml:space="preserve">Functional</w:t>
             </w:r>
             <w:r>
               <w:rPr>
@@ -10699,7 +10835,7 @@
                 <w:szCs w:val="22"/>
                 <w:rtl w:val="0"/>
               </w:rPr>
-              <w:t xml:space="preserve">Filter application must complete and update the list within 1 second of chip selection.</w:t>
+              <w:t xml:space="preserve">Tapping the button must update the status field in Firestore from Upcoming to Ongoing.</w:t>
             </w:r>
           </w:p>
         </w:tc>
@@ -10782,7 +10918,7 @@
                 <w:szCs w:val="22"/>
                 <w:rtl w:val="0"/>
               </w:rPr>
-              <w:t xml:space="preserve">If no gatherings match the selected filter, a clear empty state message must be displayed.</w:t>
+              <w:t xml:space="preserve">The status badge on the gathering card must change from Upcoming to Ongoing immediately after the update.</w:t>
             </w:r>
           </w:p>
         </w:tc>
@@ -10812,22 +10948,23 @@
       </w:pPr>
       <w:r>
         <w:rPr>
-          <w:rtl w:val="0"/>
-        </w:rPr>
-      </w:r>
-    </w:p>
-    <w:p>
-      <w:pPr>
-        <w:rPr>
+          <w:b w:val="1"/>
+          <w:bCs w:val="1"/>
           <w:color w:val="000000"/>
           <w:sz w:val="22"/>
           <w:szCs w:val="22"/>
-        </w:rPr>
-      </w:pPr>
-      <w:r>
-        <w:rPr>
-          <w:rtl w:val="0"/>
-        </w:rPr>
+          <w:rtl w:val="0"/>
+        </w:rPr>
+        <w:t xml:space="preserve">US-10.2: </w:t>
+      </w:r>
+      <w:r>
+        <w:rPr>
+          <w:color w:val="000000"/>
+          <w:sz w:val="22"/>
+          <w:szCs w:val="22"/>
+          <w:rtl w:val="0"/>
+        </w:rPr>
+        <w:t xml:space="preserve">Mark gathering as Finished</w:t>
       </w:r>
     </w:p>
     <w:tbl>
@@ -10847,12 +10984,12 @@
         <w:tblLook w:val="0000"/>
       </w:tblPr>
       <w:tblGrid>
-        <w:gridCol w:w="7000"/>
-        <w:gridCol w:w="2360"/>
+        <w:gridCol w:w="1800"/>
+        <w:gridCol w:w="7560"/>
         <w:tblGridChange w:id="0">
           <w:tblGrid>
-            <w:gridCol w:w="7000"/>
-            <w:gridCol w:w="2360"/>
+            <w:gridCol w:w="1800"/>
+            <w:gridCol w:w="7560"/>
           </w:tblGrid>
         </w:tblGridChange>
       </w:tblGrid>
@@ -10863,19 +11000,18 @@
         </w:trPr>
         <w:tc>
           <w:tcPr>
-            <w:gridSpan w:val="2"/>
             <w:tcBorders>
-              <w:top w:color="000000" w:space="0" w:sz="8" w:val="single"/>
-              <w:left w:color="000000" w:space="0" w:sz="8" w:val="single"/>
-              <w:bottom w:color="000000" w:space="0" w:sz="8" w:val="single"/>
-              <w:right w:color="000000" w:space="0" w:sz="8" w:val="single"/>
+              <w:top w:color="000000" w:space="0" w:sz="6" w:val="single"/>
+              <w:left w:color="000000" w:space="0" w:sz="6" w:val="single"/>
+              <w:bottom w:color="000000" w:space="0" w:sz="6" w:val="single"/>
+              <w:right w:color="000000" w:space="0" w:sz="6" w:val="single"/>
             </w:tcBorders>
-            <w:shd w:fill="ffffff" w:val="clear"/>
+            <w:shd w:fill="cccccc" w:val="clear"/>
             <w:tcMar>
-              <w:top w:w="80.0" w:type="dxa"/>
-              <w:left w:w="120.0" w:type="dxa"/>
-              <w:bottom w:w="80.0" w:type="dxa"/>
-              <w:right w:w="120.0" w:type="dxa"/>
+              <w:top w:w="60.0" w:type="dxa"/>
+              <w:left w:w="100.0" w:type="dxa"/>
+              <w:bottom w:w="60.0" w:type="dxa"/>
+              <w:right w:w="100.0" w:type="dxa"/>
             </w:tcMar>
           </w:tcPr>
           <w:p>
@@ -10891,9 +11027,53 @@
                 <w:b w:val="1"/>
                 <w:bCs w:val="1"/>
                 <w:color w:val="000000"/>
-                <w:rtl w:val="0"/>
-              </w:rPr>
-              <w:t xml:space="preserve">Story ID: US-10    Story Title: Manage Prayer Gathering Status</w:t>
+                <w:sz w:val="22"/>
+                <w:szCs w:val="22"/>
+                <w:rtl w:val="0"/>
+              </w:rPr>
+              <w:t xml:space="preserve">Type</w:t>
+            </w:r>
+            <w:r>
+              <w:rPr>
+                <w:rtl w:val="0"/>
+              </w:rPr>
+            </w:r>
+          </w:p>
+        </w:tc>
+        <w:tc>
+          <w:tcPr>
+            <w:tcBorders>
+              <w:top w:color="000000" w:space="0" w:sz="6" w:val="single"/>
+              <w:left w:color="000000" w:space="0" w:sz="6" w:val="single"/>
+              <w:bottom w:color="000000" w:space="0" w:sz="6" w:val="single"/>
+              <w:right w:color="000000" w:space="0" w:sz="6" w:val="single"/>
+            </w:tcBorders>
+            <w:shd w:fill="cccccc" w:val="clear"/>
+            <w:tcMar>
+              <w:top w:w="60.0" w:type="dxa"/>
+              <w:left w:w="100.0" w:type="dxa"/>
+              <w:bottom w:w="60.0" w:type="dxa"/>
+              <w:right w:w="100.0" w:type="dxa"/>
+            </w:tcMar>
+          </w:tcPr>
+          <w:p>
+            <w:pPr>
+              <w:rPr>
+                <w:color w:val="000000"/>
+                <w:sz w:val="22"/>
+                <w:szCs w:val="22"/>
+              </w:rPr>
+            </w:pPr>
+            <w:r>
+              <w:rPr>
+                <w:b w:val="1"/>
+                <w:bCs w:val="1"/>
+                <w:color w:val="000000"/>
+                <w:sz w:val="22"/>
+                <w:szCs w:val="22"/>
+                <w:rtl w:val="0"/>
+              </w:rPr>
+              <w:t xml:space="preserve">Specification</w:t>
             </w:r>
             <w:r>
               <w:rPr>
@@ -10911,17 +11091,17 @@
         <w:tc>
           <w:tcPr>
             <w:tcBorders>
-              <w:top w:color="000000" w:space="0" w:sz="8" w:val="single"/>
-              <w:left w:color="000000" w:space="0" w:sz="8" w:val="single"/>
-              <w:bottom w:color="000000" w:space="0" w:sz="8" w:val="single"/>
-              <w:right w:color="000000" w:space="0" w:sz="8" w:val="single"/>
+              <w:top w:color="000000" w:space="0" w:sz="6" w:val="single"/>
+              <w:left w:color="000000" w:space="0" w:sz="6" w:val="single"/>
+              <w:bottom w:color="000000" w:space="0" w:sz="6" w:val="single"/>
+              <w:right w:color="000000" w:space="0" w:sz="6" w:val="single"/>
             </w:tcBorders>
             <w:shd w:fill="ffffff" w:val="clear"/>
             <w:tcMar>
-              <w:top w:w="100.0" w:type="dxa"/>
-              <w:left w:w="120.0" w:type="dxa"/>
-              <w:bottom w:w="100.0" w:type="dxa"/>
-              <w:right w:w="120.0" w:type="dxa"/>
+              <w:top w:w="60.0" w:type="dxa"/>
+              <w:left w:w="100.0" w:type="dxa"/>
+              <w:bottom w:w="60.0" w:type="dxa"/>
+              <w:right w:w="100.0" w:type="dxa"/>
             </w:tcMar>
           </w:tcPr>
           <w:p>
@@ -10941,413 +11121,29 @@
                 <w:szCs w:val="22"/>
                 <w:rtl w:val="0"/>
               </w:rPr>
-              <w:t xml:space="preserve">User Story:</w:t>
-            </w:r>
-            <w:r>
-              <w:rPr>
-                <w:rtl w:val="0"/>
-              </w:rPr>
-            </w:r>
-          </w:p>
-          <w:p>
-            <w:pPr>
-              <w:rPr>
-                <w:color w:val="000000"/>
-                <w:sz w:val="22"/>
-                <w:szCs w:val="22"/>
-              </w:rPr>
-            </w:pPr>
-            <w:r>
-              <w:rPr>
-                <w:color w:val="000000"/>
-                <w:sz w:val="22"/>
-                <w:szCs w:val="22"/>
-                <w:rtl w:val="0"/>
-              </w:rPr>
-              <w:t xml:space="preserve">As a host, I want to manage the status of my prayer gathering (upcoming, ongoing, finished) so that participants know the event status.</w:t>
-            </w:r>
-          </w:p>
-          <w:p>
-            <w:pPr>
-              <w:rPr>
-                <w:color w:val="000000"/>
-                <w:sz w:val="22"/>
-                <w:szCs w:val="22"/>
-              </w:rPr>
-            </w:pPr>
-            <w:r>
-              <w:rPr>
-                <w:rtl w:val="0"/>
-              </w:rPr>
-            </w:r>
-          </w:p>
-          <w:p>
-            <w:pPr>
-              <w:rPr>
-                <w:color w:val="000000"/>
-                <w:sz w:val="22"/>
-                <w:szCs w:val="22"/>
-              </w:rPr>
-            </w:pPr>
-            <w:r>
-              <w:rPr>
-                <w:b w:val="1"/>
-                <w:bCs w:val="1"/>
-                <w:color w:val="000000"/>
-                <w:sz w:val="22"/>
-                <w:szCs w:val="22"/>
-                <w:rtl w:val="0"/>
-              </w:rPr>
-              <w:t xml:space="preserve">Description:</w:t>
-            </w:r>
-            <w:r>
-              <w:rPr>
-                <w:rtl w:val="0"/>
-              </w:rPr>
-            </w:r>
-          </w:p>
-          <w:p>
-            <w:pPr>
-              <w:rPr>
-                <w:color w:val="000000"/>
-                <w:sz w:val="22"/>
-                <w:szCs w:val="22"/>
-              </w:rPr>
-            </w:pPr>
-            <w:r>
-              <w:rPr>
-                <w:color w:val="000000"/>
-                <w:sz w:val="22"/>
-                <w:szCs w:val="22"/>
-                <w:rtl w:val="0"/>
-              </w:rPr>
-              <w:t xml:space="preserve">This story allows the host of a prayer gathering to update the status of their event through the gathering detail screen. The host can transition the status from Upcoming to Ongoing and then to Finished. The updated status is saved to Firestore and reflected immediately for all participants.</w:t>
-            </w:r>
-          </w:p>
-          <w:p>
-            <w:pPr>
-              <w:rPr>
-                <w:color w:val="000000"/>
-                <w:sz w:val="22"/>
-                <w:szCs w:val="22"/>
-              </w:rPr>
-            </w:pPr>
-            <w:r>
-              <w:rPr>
-                <w:rtl w:val="0"/>
-              </w:rPr>
-            </w:r>
-          </w:p>
-          <w:p>
-            <w:pPr>
-              <w:rPr>
-                <w:color w:val="000000"/>
-                <w:sz w:val="22"/>
-                <w:szCs w:val="22"/>
-              </w:rPr>
-            </w:pPr>
-            <w:r>
-              <w:rPr>
-                <w:b w:val="1"/>
-                <w:bCs w:val="1"/>
-                <w:color w:val="000000"/>
-                <w:sz w:val="22"/>
-                <w:szCs w:val="22"/>
-                <w:rtl w:val="0"/>
-              </w:rPr>
-              <w:t xml:space="preserve">Sub User Stories:</w:t>
-            </w:r>
-            <w:r>
-              <w:rPr>
-                <w:rtl w:val="0"/>
-              </w:rPr>
-            </w:r>
-          </w:p>
-          <w:p>
-            <w:pPr>
-              <w:numPr>
-                <w:ilvl w:val="0"/>
-                <w:numId w:val="10"/>
-              </w:numPr>
-              <w:ind w:left="720" w:hanging="360"/>
-              <w:rPr>
-                <w:color w:val="000000"/>
-                <w:sz w:val="22"/>
-                <w:szCs w:val="22"/>
-              </w:rPr>
-            </w:pPr>
-            <w:r>
-              <w:rPr>
-                <w:color w:val="000000"/>
-                <w:sz w:val="22"/>
-                <w:szCs w:val="22"/>
-                <w:rtl w:val="0"/>
-              </w:rPr>
-              <w:t xml:space="preserve">As a host, I want to mark my gathering as Ongoing when it begins.</w:t>
-            </w:r>
-          </w:p>
-          <w:p>
-            <w:pPr>
-              <w:numPr>
-                <w:ilvl w:val="0"/>
-                <w:numId w:val="10"/>
-              </w:numPr>
-              <w:ind w:left="720" w:hanging="360"/>
-              <w:rPr>
-                <w:color w:val="000000"/>
-                <w:sz w:val="22"/>
-                <w:szCs w:val="22"/>
-              </w:rPr>
-            </w:pPr>
-            <w:r>
-              <w:rPr>
-                <w:color w:val="000000"/>
-                <w:sz w:val="22"/>
-                <w:szCs w:val="22"/>
-                <w:rtl w:val="0"/>
-              </w:rPr>
-              <w:t xml:space="preserve">As a host, I want to mark my gathering as Finished when it ends.</w:t>
-            </w:r>
-          </w:p>
-          <w:p>
-            <w:pPr>
-              <w:numPr>
-                <w:ilvl w:val="0"/>
-                <w:numId w:val="10"/>
-              </w:numPr>
-              <w:ind w:left="720" w:hanging="360"/>
-              <w:rPr>
-                <w:color w:val="000000"/>
-                <w:sz w:val="22"/>
-                <w:szCs w:val="22"/>
-              </w:rPr>
-            </w:pPr>
-            <w:r>
-              <w:rPr>
-                <w:color w:val="000000"/>
-                <w:sz w:val="22"/>
-                <w:szCs w:val="22"/>
-                <w:rtl w:val="0"/>
-              </w:rPr>
-              <w:t xml:space="preserve">As a host, I want to delete my gathering if it has not started yet.</w:t>
-            </w:r>
-          </w:p>
-          <w:p>
-            <w:pPr>
-              <w:numPr>
-                <w:ilvl w:val="0"/>
-                <w:numId w:val="10"/>
-              </w:numPr>
-              <w:ind w:left="720" w:hanging="360"/>
-              <w:rPr>
-                <w:color w:val="000000"/>
-                <w:sz w:val="22"/>
-                <w:szCs w:val="22"/>
-              </w:rPr>
-            </w:pPr>
-            <w:r>
-              <w:rPr>
-                <w:color w:val="000000"/>
-                <w:sz w:val="22"/>
-                <w:szCs w:val="22"/>
-                <w:rtl w:val="0"/>
-              </w:rPr>
-              <w:t xml:space="preserve">As a user, I want to see the current status badge on each gathering card.</w:t>
-            </w:r>
-          </w:p>
-          <w:p>
-            <w:pPr>
-              <w:rPr>
-                <w:color w:val="000000"/>
-                <w:sz w:val="22"/>
-                <w:szCs w:val="22"/>
-              </w:rPr>
-            </w:pPr>
-            <w:r>
-              <w:rPr>
-                <w:rtl w:val="0"/>
-              </w:rPr>
-            </w:r>
-          </w:p>
-          <w:p>
-            <w:pPr>
-              <w:rPr>
-                <w:color w:val="000000"/>
-                <w:sz w:val="22"/>
-                <w:szCs w:val="22"/>
-              </w:rPr>
-            </w:pPr>
-            <w:r>
-              <w:rPr>
-                <w:b w:val="1"/>
-                <w:bCs w:val="1"/>
-                <w:color w:val="000000"/>
-                <w:sz w:val="22"/>
-                <w:szCs w:val="22"/>
-                <w:rtl w:val="0"/>
-              </w:rPr>
-              <w:t xml:space="preserve">Acceptance Criteria:</w:t>
-            </w:r>
-            <w:r>
-              <w:rPr>
-                <w:rtl w:val="0"/>
-              </w:rPr>
-            </w:r>
-          </w:p>
-          <w:p>
-            <w:pPr>
-              <w:numPr>
-                <w:ilvl w:val="0"/>
-                <w:numId w:val="2"/>
-              </w:numPr>
-              <w:ind w:left="720" w:hanging="360"/>
-              <w:rPr>
-                <w:color w:val="000000"/>
-                <w:sz w:val="22"/>
-                <w:szCs w:val="22"/>
-              </w:rPr>
-            </w:pPr>
-            <w:r>
-              <w:rPr>
-                <w:color w:val="000000"/>
-                <w:sz w:val="22"/>
-                <w:szCs w:val="22"/>
-                <w:rtl w:val="0"/>
-              </w:rPr>
-              <w:t xml:space="preserve">Status management buttons are only visible to the host of the gathering.</w:t>
-            </w:r>
-          </w:p>
-          <w:p>
-            <w:pPr>
-              <w:numPr>
-                <w:ilvl w:val="0"/>
-                <w:numId w:val="2"/>
-              </w:numPr>
-              <w:ind w:left="720" w:hanging="360"/>
-              <w:rPr>
-                <w:color w:val="000000"/>
-                <w:sz w:val="22"/>
-                <w:szCs w:val="22"/>
-              </w:rPr>
-            </w:pPr>
-            <w:r>
-              <w:rPr>
-                <w:rFonts w:ascii="Arial Unicode MS" w:cs="Arial Unicode MS" w:eastAsia="Arial Unicode MS" w:hAnsi="Arial Unicode MS"/>
-                <w:color w:val="000000"/>
-                <w:sz w:val="22"/>
-                <w:szCs w:val="22"/>
-                <w:rtl w:val="0"/>
-              </w:rPr>
-              <w:t xml:space="preserve">Status transitions follow the order: Upcoming → Ongoing → Finished.</w:t>
-            </w:r>
-          </w:p>
-          <w:p>
-            <w:pPr>
-              <w:numPr>
-                <w:ilvl w:val="0"/>
-                <w:numId w:val="2"/>
-              </w:numPr>
-              <w:ind w:left="720" w:hanging="360"/>
-              <w:rPr>
-                <w:color w:val="000000"/>
-                <w:sz w:val="22"/>
-                <w:szCs w:val="22"/>
-              </w:rPr>
-            </w:pPr>
-            <w:r>
-              <w:rPr>
-                <w:color w:val="000000"/>
-                <w:sz w:val="22"/>
-                <w:szCs w:val="22"/>
-                <w:rtl w:val="0"/>
-              </w:rPr>
-              <w:t xml:space="preserve">Status update is saved to Firestore immediately.</w:t>
-            </w:r>
-          </w:p>
-          <w:p>
-            <w:pPr>
-              <w:numPr>
-                <w:ilvl w:val="0"/>
-                <w:numId w:val="2"/>
-              </w:numPr>
-              <w:ind w:left="720" w:hanging="360"/>
-              <w:rPr>
-                <w:color w:val="000000"/>
-                <w:sz w:val="22"/>
-                <w:szCs w:val="22"/>
-              </w:rPr>
-            </w:pPr>
-            <w:r>
-              <w:rPr>
-                <w:color w:val="000000"/>
-                <w:sz w:val="22"/>
-                <w:szCs w:val="22"/>
-                <w:rtl w:val="0"/>
-              </w:rPr>
-              <w:t xml:space="preserve">Status badge on gathering cards updates to reflect the current state.</w:t>
-            </w:r>
-          </w:p>
-          <w:p>
-            <w:pPr>
-              <w:numPr>
-                <w:ilvl w:val="0"/>
-                <w:numId w:val="2"/>
-              </w:numPr>
-              <w:ind w:left="720" w:hanging="360"/>
-              <w:rPr>
-                <w:color w:val="000000"/>
-                <w:sz w:val="22"/>
-                <w:szCs w:val="22"/>
-              </w:rPr>
-            </w:pPr>
-            <w:r>
-              <w:rPr>
-                <w:color w:val="000000"/>
-                <w:sz w:val="22"/>
-                <w:szCs w:val="22"/>
-                <w:rtl w:val="0"/>
-              </w:rPr>
-              <w:t xml:space="preserve">Users cannot join a gathering with Finished status.</w:t>
-            </w:r>
-          </w:p>
-          <w:p>
-            <w:pPr>
-              <w:numPr>
-                <w:ilvl w:val="0"/>
-                <w:numId w:val="2"/>
-              </w:numPr>
-              <w:ind w:left="720" w:hanging="360"/>
-              <w:rPr>
-                <w:color w:val="000000"/>
-                <w:sz w:val="22"/>
-                <w:szCs w:val="22"/>
-              </w:rPr>
-            </w:pPr>
-            <w:r>
-              <w:rPr>
-                <w:color w:val="000000"/>
-                <w:sz w:val="22"/>
-                <w:szCs w:val="22"/>
-                <w:rtl w:val="0"/>
-              </w:rPr>
-              <w:t xml:space="preserve">Host can delete the gathering only when its status is Upcoming.</w:t>
+              <w:t xml:space="preserve">Functional</w:t>
+            </w:r>
+            <w:r>
+              <w:rPr>
+                <w:rtl w:val="0"/>
+              </w:rPr>
             </w:r>
           </w:p>
         </w:tc>
         <w:tc>
           <w:tcPr>
             <w:tcBorders>
-              <w:top w:color="000000" w:space="0" w:sz="8" w:val="single"/>
-              <w:left w:color="000000" w:space="0" w:sz="8" w:val="single"/>
-              <w:bottom w:color="000000" w:space="0" w:sz="8" w:val="single"/>
-              <w:right w:color="000000" w:space="0" w:sz="8" w:val="single"/>
+              <w:top w:color="000000" w:space="0" w:sz="6" w:val="single"/>
+              <w:left w:color="000000" w:space="0" w:sz="6" w:val="single"/>
+              <w:bottom w:color="000000" w:space="0" w:sz="6" w:val="single"/>
+              <w:right w:color="000000" w:space="0" w:sz="6" w:val="single"/>
             </w:tcBorders>
             <w:shd w:fill="ffffff" w:val="clear"/>
             <w:tcMar>
-              <w:top w:w="100.0" w:type="dxa"/>
-              <w:left w:w="120.0" w:type="dxa"/>
-              <w:bottom w:w="100.0" w:type="dxa"/>
-              <w:right w:w="120.0" w:type="dxa"/>
+              <w:top w:w="60.0" w:type="dxa"/>
+              <w:left w:w="100.0" w:type="dxa"/>
+              <w:bottom w:w="60.0" w:type="dxa"/>
+              <w:right w:w="100.0" w:type="dxa"/>
             </w:tcMar>
           </w:tcPr>
           <w:p>
@@ -11360,6 +11156,47 @@
             </w:pPr>
             <w:r>
               <w:rPr>
+                <w:color w:val="000000"/>
+                <w:sz w:val="22"/>
+                <w:szCs w:val="22"/>
+                <w:rtl w:val="0"/>
+              </w:rPr>
+              <w:t xml:space="preserve">A Mark as Finished button must be available to the host when the gathering status is Ongoing.</w:t>
+            </w:r>
+          </w:p>
+        </w:tc>
+      </w:tr>
+      <w:tr>
+        <w:trPr>
+          <w:cantSplit w:val="0"/>
+          <w:tblHeader w:val="0"/>
+        </w:trPr>
+        <w:tc>
+          <w:tcPr>
+            <w:tcBorders>
+              <w:top w:color="000000" w:space="0" w:sz="6" w:val="single"/>
+              <w:left w:color="000000" w:space="0" w:sz="6" w:val="single"/>
+              <w:bottom w:color="000000" w:space="0" w:sz="6" w:val="single"/>
+              <w:right w:color="000000" w:space="0" w:sz="6" w:val="single"/>
+            </w:tcBorders>
+            <w:shd w:fill="ffffff" w:val="clear"/>
+            <w:tcMar>
+              <w:top w:w="60.0" w:type="dxa"/>
+              <w:left w:w="100.0" w:type="dxa"/>
+              <w:bottom w:w="60.0" w:type="dxa"/>
+              <w:right w:w="100.0" w:type="dxa"/>
+            </w:tcMar>
+          </w:tcPr>
+          <w:p>
+            <w:pPr>
+              <w:rPr>
+                <w:color w:val="000000"/>
+                <w:sz w:val="22"/>
+                <w:szCs w:val="22"/>
+              </w:rPr>
+            </w:pPr>
+            <w:r>
+              <w:rPr>
                 <w:b w:val="1"/>
                 <w:bCs w:val="1"/>
                 <w:color w:val="000000"/>
@@ -11367,18 +11204,72 @@
                 <w:szCs w:val="22"/>
                 <w:rtl w:val="0"/>
               </w:rPr>
-              <w:t xml:space="preserve">Priority: </w:t>
-            </w:r>
-            <w:r>
-              <w:rPr>
-                <w:color w:val="000000"/>
-                <w:sz w:val="22"/>
-                <w:szCs w:val="22"/>
-                <w:rtl w:val="0"/>
-              </w:rPr>
-              <w:t xml:space="preserve">High</w:t>
-            </w:r>
-          </w:p>
+              <w:t xml:space="preserve">Functional</w:t>
+            </w:r>
+            <w:r>
+              <w:rPr>
+                <w:rtl w:val="0"/>
+              </w:rPr>
+            </w:r>
+          </w:p>
+        </w:tc>
+        <w:tc>
+          <w:tcPr>
+            <w:tcBorders>
+              <w:top w:color="000000" w:space="0" w:sz="6" w:val="single"/>
+              <w:left w:color="000000" w:space="0" w:sz="6" w:val="single"/>
+              <w:bottom w:color="000000" w:space="0" w:sz="6" w:val="single"/>
+              <w:right w:color="000000" w:space="0" w:sz="6" w:val="single"/>
+            </w:tcBorders>
+            <w:shd w:fill="ffffff" w:val="clear"/>
+            <w:tcMar>
+              <w:top w:w="60.0" w:type="dxa"/>
+              <w:left w:w="100.0" w:type="dxa"/>
+              <w:bottom w:w="60.0" w:type="dxa"/>
+              <w:right w:w="100.0" w:type="dxa"/>
+            </w:tcMar>
+          </w:tcPr>
+          <w:p>
+            <w:pPr>
+              <w:rPr>
+                <w:color w:val="000000"/>
+                <w:sz w:val="22"/>
+                <w:szCs w:val="22"/>
+              </w:rPr>
+            </w:pPr>
+            <w:r>
+              <w:rPr>
+                <w:color w:val="000000"/>
+                <w:sz w:val="22"/>
+                <w:szCs w:val="22"/>
+                <w:rtl w:val="0"/>
+              </w:rPr>
+              <w:t xml:space="preserve">Tapping the button must update the status field in Firestore from Ongoing to Finished.</w:t>
+            </w:r>
+          </w:p>
+        </w:tc>
+      </w:tr>
+      <w:tr>
+        <w:trPr>
+          <w:cantSplit w:val="0"/>
+          <w:tblHeader w:val="0"/>
+        </w:trPr>
+        <w:tc>
+          <w:tcPr>
+            <w:tcBorders>
+              <w:top w:color="000000" w:space="0" w:sz="6" w:val="single"/>
+              <w:left w:color="000000" w:space="0" w:sz="6" w:val="single"/>
+              <w:bottom w:color="000000" w:space="0" w:sz="6" w:val="single"/>
+              <w:right w:color="000000" w:space="0" w:sz="6" w:val="single"/>
+            </w:tcBorders>
+            <w:shd w:fill="ffffff" w:val="clear"/>
+            <w:tcMar>
+              <w:top w:w="60.0" w:type="dxa"/>
+              <w:left w:w="100.0" w:type="dxa"/>
+              <w:bottom w:w="60.0" w:type="dxa"/>
+              <w:right w:w="100.0" w:type="dxa"/>
+            </w:tcMar>
+          </w:tcPr>
           <w:p>
             <w:pPr>
               <w:rPr>
@@ -11396,16 +11287,47 @@
                 <w:szCs w:val="22"/>
                 <w:rtl w:val="0"/>
               </w:rPr>
-              <w:t xml:space="preserve">Estimated Hours: </w:t>
-            </w:r>
-            <w:r>
-              <w:rPr>
-                <w:color w:val="000000"/>
-                <w:sz w:val="22"/>
-                <w:szCs w:val="22"/>
-                <w:rtl w:val="0"/>
-              </w:rPr>
-              <w:t xml:space="preserve">5</w:t>
+              <w:t xml:space="preserve">UX</w:t>
+            </w:r>
+            <w:r>
+              <w:rPr>
+                <w:rtl w:val="0"/>
+              </w:rPr>
+            </w:r>
+          </w:p>
+        </w:tc>
+        <w:tc>
+          <w:tcPr>
+            <w:tcBorders>
+              <w:top w:color="000000" w:space="0" w:sz="6" w:val="single"/>
+              <w:left w:color="000000" w:space="0" w:sz="6" w:val="single"/>
+              <w:bottom w:color="000000" w:space="0" w:sz="6" w:val="single"/>
+              <w:right w:color="000000" w:space="0" w:sz="6" w:val="single"/>
+            </w:tcBorders>
+            <w:shd w:fill="ffffff" w:val="clear"/>
+            <w:tcMar>
+              <w:top w:w="60.0" w:type="dxa"/>
+              <w:left w:w="100.0" w:type="dxa"/>
+              <w:bottom w:w="60.0" w:type="dxa"/>
+              <w:right w:w="100.0" w:type="dxa"/>
+            </w:tcMar>
+          </w:tcPr>
+          <w:p>
+            <w:pPr>
+              <w:rPr>
+                <w:color w:val="000000"/>
+                <w:sz w:val="22"/>
+                <w:szCs w:val="22"/>
+              </w:rPr>
+            </w:pPr>
+            <w:r>
+              <w:rPr>
+                <w:color w:val="000000"/>
+                <w:sz w:val="22"/>
+                <w:szCs w:val="22"/>
+                <w:rtl w:val="0"/>
+              </w:rPr>
+              <w:t xml:space="preserve">Once marked Finished, the status badge must update and join/leave actions must be disabled for all participants.</w:t>
             </w:r>
           </w:p>
         </w:tc>
@@ -11435,74 +11357,23 @@
       </w:pPr>
       <w:r>
         <w:rPr>
-          <w:rtl w:val="0"/>
-        </w:rPr>
-      </w:r>
-    </w:p>
-    <w:p>
-      <w:pPr>
-        <w:rPr>
+          <w:b w:val="1"/>
+          <w:bCs w:val="1"/>
           <w:color w:val="000000"/>
           <w:sz w:val="22"/>
           <w:szCs w:val="22"/>
-        </w:rPr>
-      </w:pPr>
-      <w:r>
-        <w:rPr>
-          <w:b w:val="1"/>
-          <w:bCs w:val="1"/>
-          <w:color w:val="000000"/>
-          <w:rtl w:val="0"/>
-        </w:rPr>
-        <w:t xml:space="preserve">Structured Specifications:</w:t>
-      </w:r>
-      <w:r>
-        <w:rPr>
-          <w:rtl w:val="0"/>
-        </w:rPr>
-      </w:r>
-    </w:p>
-    <w:p>
-      <w:pPr>
+          <w:rtl w:val="0"/>
+        </w:rPr>
+        <w:t xml:space="preserve">US-10.3: </w:t>
+      </w:r>
+      <w:r>
         <w:rPr>
           <w:color w:val="000000"/>
           <w:sz w:val="22"/>
           <w:szCs w:val="22"/>
-        </w:rPr>
-      </w:pPr>
-      <w:r>
-        <w:rPr>
-          <w:rtl w:val="0"/>
-        </w:rPr>
-      </w:r>
-    </w:p>
-    <w:p>
-      <w:pPr>
-        <w:rPr>
-          <w:color w:val="000000"/>
-          <w:sz w:val="22"/>
-          <w:szCs w:val="22"/>
-        </w:rPr>
-      </w:pPr>
-      <w:r>
-        <w:rPr>
-          <w:b w:val="1"/>
-          <w:bCs w:val="1"/>
-          <w:color w:val="000000"/>
-          <w:sz w:val="22"/>
-          <w:szCs w:val="22"/>
-          <w:rtl w:val="0"/>
-        </w:rPr>
-        <w:t xml:space="preserve">US-10.1: </w:t>
-      </w:r>
-      <w:r>
-        <w:rPr>
-          <w:color w:val="000000"/>
-          <w:sz w:val="22"/>
-          <w:szCs w:val="22"/>
-          <w:rtl w:val="0"/>
-        </w:rPr>
-        <w:t xml:space="preserve">Mark gathering as Ongoing</w:t>
+          <w:rtl w:val="0"/>
+        </w:rPr>
+        <w:t xml:space="preserve">Delete gathering</w:t>
       </w:r>
     </w:p>
     <w:tbl>
@@ -11699,7 +11570,7 @@
                 <w:szCs w:val="22"/>
                 <w:rtl w:val="0"/>
               </w:rPr>
-              <w:t xml:space="preserve">A Mark as Ongoing button must be available on the gathering detail screen, visible only to the host.</w:t>
+              <w:t xml:space="preserve">A Delete button must be available to the host only when the gathering status is Upcoming.</w:t>
             </w:r>
           </w:p>
         </w:tc>
@@ -11782,90 +11653,7 @@
                 <w:szCs w:val="22"/>
                 <w:rtl w:val="0"/>
               </w:rPr>
-              <w:t xml:space="preserve">Tapping the button must update the status field in Firestore from Upcoming to Ongoing.</w:t>
-            </w:r>
-          </w:p>
-        </w:tc>
-      </w:tr>
-      <w:tr>
-        <w:trPr>
-          <w:cantSplit w:val="0"/>
-          <w:tblHeader w:val="0"/>
-        </w:trPr>
-        <w:tc>
-          <w:tcPr>
-            <w:tcBorders>
-              <w:top w:color="000000" w:space="0" w:sz="6" w:val="single"/>
-              <w:left w:color="000000" w:space="0" w:sz="6" w:val="single"/>
-              <w:bottom w:color="000000" w:space="0" w:sz="6" w:val="single"/>
-              <w:right w:color="000000" w:space="0" w:sz="6" w:val="single"/>
-            </w:tcBorders>
-            <w:shd w:fill="ffffff" w:val="clear"/>
-            <w:tcMar>
-              <w:top w:w="60.0" w:type="dxa"/>
-              <w:left w:w="100.0" w:type="dxa"/>
-              <w:bottom w:w="60.0" w:type="dxa"/>
-              <w:right w:w="100.0" w:type="dxa"/>
-            </w:tcMar>
-          </w:tcPr>
-          <w:p>
-            <w:pPr>
-              <w:rPr>
-                <w:color w:val="000000"/>
-                <w:sz w:val="22"/>
-                <w:szCs w:val="22"/>
-              </w:rPr>
-            </w:pPr>
-            <w:r>
-              <w:rPr>
-                <w:b w:val="1"/>
-                <w:bCs w:val="1"/>
-                <w:color w:val="000000"/>
-                <w:sz w:val="22"/>
-                <w:szCs w:val="22"/>
-                <w:rtl w:val="0"/>
-              </w:rPr>
-              <w:t xml:space="preserve">UX</w:t>
-            </w:r>
-            <w:r>
-              <w:rPr>
-                <w:rtl w:val="0"/>
-              </w:rPr>
-            </w:r>
-          </w:p>
-        </w:tc>
-        <w:tc>
-          <w:tcPr>
-            <w:tcBorders>
-              <w:top w:color="000000" w:space="0" w:sz="6" w:val="single"/>
-              <w:left w:color="000000" w:space="0" w:sz="6" w:val="single"/>
-              <w:bottom w:color="000000" w:space="0" w:sz="6" w:val="single"/>
-              <w:right w:color="000000" w:space="0" w:sz="6" w:val="single"/>
-            </w:tcBorders>
-            <w:shd w:fill="ffffff" w:val="clear"/>
-            <w:tcMar>
-              <w:top w:w="60.0" w:type="dxa"/>
-              <w:left w:w="100.0" w:type="dxa"/>
-              <w:bottom w:w="60.0" w:type="dxa"/>
-              <w:right w:w="100.0" w:type="dxa"/>
-            </w:tcMar>
-          </w:tcPr>
-          <w:p>
-            <w:pPr>
-              <w:rPr>
-                <w:color w:val="000000"/>
-                <w:sz w:val="22"/>
-                <w:szCs w:val="22"/>
-              </w:rPr>
-            </w:pPr>
-            <w:r>
-              <w:rPr>
-                <w:color w:val="000000"/>
-                <w:sz w:val="22"/>
-                <w:szCs w:val="22"/>
-                <w:rtl w:val="0"/>
-              </w:rPr>
-              <w:t xml:space="preserve">The status badge on the gathering card must change from Upcoming to Ongoing immediately after the update.</w:t>
+              <w:t xml:space="preserve">Tapping Delete must permanently remove the gathering document from Firestore.</w:t>
             </w:r>
           </w:p>
         </w:tc>
@@ -11902,7 +11690,7 @@
           <w:szCs w:val="22"/>
           <w:rtl w:val="0"/>
         </w:rPr>
-        <w:t xml:space="preserve">US-10.2: </w:t>
+        <w:t xml:space="preserve">US-10.4: </w:t>
       </w:r>
       <w:r>
         <w:rPr>
@@ -11911,7 +11699,7 @@
           <w:szCs w:val="22"/>
           <w:rtl w:val="0"/>
         </w:rPr>
-        <w:t xml:space="preserve">Mark gathering as Finished</w:t>
+        <w:t xml:space="preserve">Status badge visible on gathering cards</w:t>
       </w:r>
     </w:p>
     <w:tbl>
@@ -12108,7 +11896,7 @@
                 <w:szCs w:val="22"/>
                 <w:rtl w:val="0"/>
               </w:rPr>
-              <w:t xml:space="preserve">A Mark as Finished button must be available to the host when the gathering status is Ongoing.</w:t>
+              <w:t xml:space="preserve">Each gathering card must display a status badge reflecting the current status (Upcoming, Ongoing, Finished).</w:t>
             </w:r>
           </w:p>
         </w:tc>
@@ -12151,7 +11939,7 @@
                 <w:szCs w:val="22"/>
                 <w:rtl w:val="0"/>
               </w:rPr>
-              <w:t xml:space="preserve">Functional</w:t>
+              <w:t xml:space="preserve">UX</w:t>
             </w:r>
             <w:r>
               <w:rPr>
@@ -12191,7 +11979,7 @@
                 <w:szCs w:val="22"/>
                 <w:rtl w:val="0"/>
               </w:rPr>
-              <w:t xml:space="preserve">Tapping the button must update the status field in Firestore from Ongoing to Finished.</w:t>
+              <w:t xml:space="preserve">Status badges must use distinct colors: green for Upcoming, amber for Ongoing, and grey for Finished.</w:t>
             </w:r>
           </w:p>
         </w:tc>
@@ -12234,7 +12022,7 @@
                 <w:szCs w:val="22"/>
                 <w:rtl w:val="0"/>
               </w:rPr>
-              <w:t xml:space="preserve">UX</w:t>
+              <w:t xml:space="preserve">Performance</w:t>
             </w:r>
             <w:r>
               <w:rPr>
@@ -12274,824 +12062,6 @@
                 <w:szCs w:val="22"/>
                 <w:rtl w:val="0"/>
               </w:rPr>
-              <w:t xml:space="preserve">Once marked Finished, the status badge must update and join/leave actions must be disabled for all participants.</w:t>
-            </w:r>
-          </w:p>
-        </w:tc>
-      </w:tr>
-    </w:tbl>
-    <w:p>
-      <w:pPr>
-        <w:rPr>
-          <w:color w:val="000000"/>
-          <w:sz w:val="22"/>
-          <w:szCs w:val="22"/>
-        </w:rPr>
-      </w:pPr>
-      <w:r>
-        <w:rPr>
-          <w:rtl w:val="0"/>
-        </w:rPr>
-      </w:r>
-    </w:p>
-    <w:p>
-      <w:pPr>
-        <w:rPr>
-          <w:color w:val="000000"/>
-          <w:sz w:val="22"/>
-          <w:szCs w:val="22"/>
-        </w:rPr>
-      </w:pPr>
-      <w:r>
-        <w:rPr>
-          <w:b w:val="1"/>
-          <w:bCs w:val="1"/>
-          <w:color w:val="000000"/>
-          <w:sz w:val="22"/>
-          <w:szCs w:val="22"/>
-          <w:rtl w:val="0"/>
-        </w:rPr>
-        <w:t xml:space="preserve">US-10.3: </w:t>
-      </w:r>
-      <w:r>
-        <w:rPr>
-          <w:color w:val="000000"/>
-          <w:sz w:val="22"/>
-          <w:szCs w:val="22"/>
-          <w:rtl w:val="0"/>
-        </w:rPr>
-        <w:t xml:space="preserve">Delete gathering</w:t>
-      </w:r>
-    </w:p>
-    <w:tbl>
-      <w:tblPr>
-        <w:tblStyle w:val="Table26"/>
-        <w:tblW w:w="9360.0" w:type="dxa"/>
-        <w:jc w:val="left"/>
-        <w:tblBorders>
-          <w:top w:color="000000" w:space="0" w:sz="4" w:val="single"/>
-          <w:left w:color="000000" w:space="0" w:sz="4" w:val="single"/>
-          <w:bottom w:color="000000" w:space="0" w:sz="4" w:val="single"/>
-          <w:right w:color="000000" w:space="0" w:sz="4" w:val="single"/>
-          <w:insideH w:color="000000" w:space="0" w:sz="4" w:val="single"/>
-          <w:insideV w:color="000000" w:space="0" w:sz="4" w:val="single"/>
-        </w:tblBorders>
-        <w:tblLayout w:type="fixed"/>
-        <w:tblLook w:val="0000"/>
-      </w:tblPr>
-      <w:tblGrid>
-        <w:gridCol w:w="1800"/>
-        <w:gridCol w:w="7560"/>
-        <w:tblGridChange w:id="0">
-          <w:tblGrid>
-            <w:gridCol w:w="1800"/>
-            <w:gridCol w:w="7560"/>
-          </w:tblGrid>
-        </w:tblGridChange>
-      </w:tblGrid>
-      <w:tr>
-        <w:trPr>
-          <w:cantSplit w:val="0"/>
-          <w:tblHeader w:val="0"/>
-        </w:trPr>
-        <w:tc>
-          <w:tcPr>
-            <w:tcBorders>
-              <w:top w:color="000000" w:space="0" w:sz="6" w:val="single"/>
-              <w:left w:color="000000" w:space="0" w:sz="6" w:val="single"/>
-              <w:bottom w:color="000000" w:space="0" w:sz="6" w:val="single"/>
-              <w:right w:color="000000" w:space="0" w:sz="6" w:val="single"/>
-            </w:tcBorders>
-            <w:shd w:fill="cccccc" w:val="clear"/>
-            <w:tcMar>
-              <w:top w:w="60.0" w:type="dxa"/>
-              <w:left w:w="100.0" w:type="dxa"/>
-              <w:bottom w:w="60.0" w:type="dxa"/>
-              <w:right w:w="100.0" w:type="dxa"/>
-            </w:tcMar>
-          </w:tcPr>
-          <w:p>
-            <w:pPr>
-              <w:rPr>
-                <w:color w:val="000000"/>
-                <w:sz w:val="22"/>
-                <w:szCs w:val="22"/>
-              </w:rPr>
-            </w:pPr>
-            <w:r>
-              <w:rPr>
-                <w:b w:val="1"/>
-                <w:bCs w:val="1"/>
-                <w:color w:val="000000"/>
-                <w:sz w:val="22"/>
-                <w:szCs w:val="22"/>
-                <w:rtl w:val="0"/>
-              </w:rPr>
-              <w:t xml:space="preserve">Type</w:t>
-            </w:r>
-            <w:r>
-              <w:rPr>
-                <w:rtl w:val="0"/>
-              </w:rPr>
-            </w:r>
-          </w:p>
-        </w:tc>
-        <w:tc>
-          <w:tcPr>
-            <w:tcBorders>
-              <w:top w:color="000000" w:space="0" w:sz="6" w:val="single"/>
-              <w:left w:color="000000" w:space="0" w:sz="6" w:val="single"/>
-              <w:bottom w:color="000000" w:space="0" w:sz="6" w:val="single"/>
-              <w:right w:color="000000" w:space="0" w:sz="6" w:val="single"/>
-            </w:tcBorders>
-            <w:shd w:fill="cccccc" w:val="clear"/>
-            <w:tcMar>
-              <w:top w:w="60.0" w:type="dxa"/>
-              <w:left w:w="100.0" w:type="dxa"/>
-              <w:bottom w:w="60.0" w:type="dxa"/>
-              <w:right w:w="100.0" w:type="dxa"/>
-            </w:tcMar>
-          </w:tcPr>
-          <w:p>
-            <w:pPr>
-              <w:rPr>
-                <w:color w:val="000000"/>
-                <w:sz w:val="22"/>
-                <w:szCs w:val="22"/>
-              </w:rPr>
-            </w:pPr>
-            <w:r>
-              <w:rPr>
-                <w:b w:val="1"/>
-                <w:bCs w:val="1"/>
-                <w:color w:val="000000"/>
-                <w:sz w:val="22"/>
-                <w:szCs w:val="22"/>
-                <w:rtl w:val="0"/>
-              </w:rPr>
-              <w:t xml:space="preserve">Specification</w:t>
-            </w:r>
-            <w:r>
-              <w:rPr>
-                <w:rtl w:val="0"/>
-              </w:rPr>
-            </w:r>
-          </w:p>
-        </w:tc>
-      </w:tr>
-      <w:tr>
-        <w:trPr>
-          <w:cantSplit w:val="0"/>
-          <w:tblHeader w:val="0"/>
-        </w:trPr>
-        <w:tc>
-          <w:tcPr>
-            <w:tcBorders>
-              <w:top w:color="000000" w:space="0" w:sz="6" w:val="single"/>
-              <w:left w:color="000000" w:space="0" w:sz="6" w:val="single"/>
-              <w:bottom w:color="000000" w:space="0" w:sz="6" w:val="single"/>
-              <w:right w:color="000000" w:space="0" w:sz="6" w:val="single"/>
-            </w:tcBorders>
-            <w:shd w:fill="ffffff" w:val="clear"/>
-            <w:tcMar>
-              <w:top w:w="60.0" w:type="dxa"/>
-              <w:left w:w="100.0" w:type="dxa"/>
-              <w:bottom w:w="60.0" w:type="dxa"/>
-              <w:right w:w="100.0" w:type="dxa"/>
-            </w:tcMar>
-          </w:tcPr>
-          <w:p>
-            <w:pPr>
-              <w:rPr>
-                <w:color w:val="000000"/>
-                <w:sz w:val="22"/>
-                <w:szCs w:val="22"/>
-              </w:rPr>
-            </w:pPr>
-            <w:r>
-              <w:rPr>
-                <w:b w:val="1"/>
-                <w:bCs w:val="1"/>
-                <w:color w:val="000000"/>
-                <w:sz w:val="22"/>
-                <w:szCs w:val="22"/>
-                <w:rtl w:val="0"/>
-              </w:rPr>
-              <w:t xml:space="preserve">Functional</w:t>
-            </w:r>
-            <w:r>
-              <w:rPr>
-                <w:rtl w:val="0"/>
-              </w:rPr>
-            </w:r>
-          </w:p>
-        </w:tc>
-        <w:tc>
-          <w:tcPr>
-            <w:tcBorders>
-              <w:top w:color="000000" w:space="0" w:sz="6" w:val="single"/>
-              <w:left w:color="000000" w:space="0" w:sz="6" w:val="single"/>
-              <w:bottom w:color="000000" w:space="0" w:sz="6" w:val="single"/>
-              <w:right w:color="000000" w:space="0" w:sz="6" w:val="single"/>
-            </w:tcBorders>
-            <w:shd w:fill="ffffff" w:val="clear"/>
-            <w:tcMar>
-              <w:top w:w="60.0" w:type="dxa"/>
-              <w:left w:w="100.0" w:type="dxa"/>
-              <w:bottom w:w="60.0" w:type="dxa"/>
-              <w:right w:w="100.0" w:type="dxa"/>
-            </w:tcMar>
-          </w:tcPr>
-          <w:p>
-            <w:pPr>
-              <w:rPr>
-                <w:color w:val="000000"/>
-                <w:sz w:val="22"/>
-                <w:szCs w:val="22"/>
-              </w:rPr>
-            </w:pPr>
-            <w:r>
-              <w:rPr>
-                <w:color w:val="000000"/>
-                <w:sz w:val="22"/>
-                <w:szCs w:val="22"/>
-                <w:rtl w:val="0"/>
-              </w:rPr>
-              <w:t xml:space="preserve">A Delete button must be available to the host only when the gathering status is Upcoming.</w:t>
-            </w:r>
-          </w:p>
-        </w:tc>
-      </w:tr>
-      <w:tr>
-        <w:trPr>
-          <w:cantSplit w:val="0"/>
-          <w:tblHeader w:val="0"/>
-        </w:trPr>
-        <w:tc>
-          <w:tcPr>
-            <w:tcBorders>
-              <w:top w:color="000000" w:space="0" w:sz="6" w:val="single"/>
-              <w:left w:color="000000" w:space="0" w:sz="6" w:val="single"/>
-              <w:bottom w:color="000000" w:space="0" w:sz="6" w:val="single"/>
-              <w:right w:color="000000" w:space="0" w:sz="6" w:val="single"/>
-            </w:tcBorders>
-            <w:shd w:fill="ffffff" w:val="clear"/>
-            <w:tcMar>
-              <w:top w:w="60.0" w:type="dxa"/>
-              <w:left w:w="100.0" w:type="dxa"/>
-              <w:bottom w:w="60.0" w:type="dxa"/>
-              <w:right w:w="100.0" w:type="dxa"/>
-            </w:tcMar>
-          </w:tcPr>
-          <w:p>
-            <w:pPr>
-              <w:rPr>
-                <w:color w:val="000000"/>
-                <w:sz w:val="22"/>
-                <w:szCs w:val="22"/>
-              </w:rPr>
-            </w:pPr>
-            <w:r>
-              <w:rPr>
-                <w:b w:val="1"/>
-                <w:bCs w:val="1"/>
-                <w:color w:val="000000"/>
-                <w:sz w:val="22"/>
-                <w:szCs w:val="22"/>
-                <w:rtl w:val="0"/>
-              </w:rPr>
-              <w:t xml:space="preserve">Functional</w:t>
-            </w:r>
-            <w:r>
-              <w:rPr>
-                <w:rtl w:val="0"/>
-              </w:rPr>
-            </w:r>
-          </w:p>
-        </w:tc>
-        <w:tc>
-          <w:tcPr>
-            <w:tcBorders>
-              <w:top w:color="000000" w:space="0" w:sz="6" w:val="single"/>
-              <w:left w:color="000000" w:space="0" w:sz="6" w:val="single"/>
-              <w:bottom w:color="000000" w:space="0" w:sz="6" w:val="single"/>
-              <w:right w:color="000000" w:space="0" w:sz="6" w:val="single"/>
-            </w:tcBorders>
-            <w:shd w:fill="ffffff" w:val="clear"/>
-            <w:tcMar>
-              <w:top w:w="60.0" w:type="dxa"/>
-              <w:left w:w="100.0" w:type="dxa"/>
-              <w:bottom w:w="60.0" w:type="dxa"/>
-              <w:right w:w="100.0" w:type="dxa"/>
-            </w:tcMar>
-          </w:tcPr>
-          <w:p>
-            <w:pPr>
-              <w:rPr>
-                <w:color w:val="000000"/>
-                <w:sz w:val="22"/>
-                <w:szCs w:val="22"/>
-              </w:rPr>
-            </w:pPr>
-            <w:r>
-              <w:rPr>
-                <w:color w:val="000000"/>
-                <w:sz w:val="22"/>
-                <w:szCs w:val="22"/>
-                <w:rtl w:val="0"/>
-              </w:rPr>
-              <w:t xml:space="preserve">Tapping Delete must permanently remove the gathering document from Firestore.</w:t>
-            </w:r>
-          </w:p>
-        </w:tc>
-      </w:tr>
-      <w:tr>
-        <w:trPr>
-          <w:cantSplit w:val="0"/>
-          <w:tblHeader w:val="0"/>
-        </w:trPr>
-        <w:tc>
-          <w:tcPr>
-            <w:tcBorders>
-              <w:top w:color="000000" w:space="0" w:sz="6" w:val="single"/>
-              <w:left w:color="000000" w:space="0" w:sz="6" w:val="single"/>
-              <w:bottom w:color="000000" w:space="0" w:sz="6" w:val="single"/>
-              <w:right w:color="000000" w:space="0" w:sz="6" w:val="single"/>
-            </w:tcBorders>
-            <w:shd w:fill="ffffff" w:val="clear"/>
-            <w:tcMar>
-              <w:top w:w="60.0" w:type="dxa"/>
-              <w:left w:w="100.0" w:type="dxa"/>
-              <w:bottom w:w="60.0" w:type="dxa"/>
-              <w:right w:w="100.0" w:type="dxa"/>
-            </w:tcMar>
-          </w:tcPr>
-          <w:p>
-            <w:pPr>
-              <w:rPr>
-                <w:color w:val="000000"/>
-                <w:sz w:val="22"/>
-                <w:szCs w:val="22"/>
-              </w:rPr>
-            </w:pPr>
-            <w:r>
-              <w:rPr>
-                <w:b w:val="1"/>
-                <w:bCs w:val="1"/>
-                <w:color w:val="000000"/>
-                <w:sz w:val="22"/>
-                <w:szCs w:val="22"/>
-                <w:rtl w:val="0"/>
-              </w:rPr>
-              <w:t xml:space="preserve">UX</w:t>
-            </w:r>
-            <w:r>
-              <w:rPr>
-                <w:rtl w:val="0"/>
-              </w:rPr>
-            </w:r>
-          </w:p>
-        </w:tc>
-        <w:tc>
-          <w:tcPr>
-            <w:tcBorders>
-              <w:top w:color="000000" w:space="0" w:sz="6" w:val="single"/>
-              <w:left w:color="000000" w:space="0" w:sz="6" w:val="single"/>
-              <w:bottom w:color="000000" w:space="0" w:sz="6" w:val="single"/>
-              <w:right w:color="000000" w:space="0" w:sz="6" w:val="single"/>
-            </w:tcBorders>
-            <w:shd w:fill="ffffff" w:val="clear"/>
-            <w:tcMar>
-              <w:top w:w="60.0" w:type="dxa"/>
-              <w:left w:w="100.0" w:type="dxa"/>
-              <w:bottom w:w="60.0" w:type="dxa"/>
-              <w:right w:w="100.0" w:type="dxa"/>
-            </w:tcMar>
-          </w:tcPr>
-          <w:p>
-            <w:pPr>
-              <w:rPr>
-                <w:color w:val="000000"/>
-                <w:sz w:val="22"/>
-                <w:szCs w:val="22"/>
-              </w:rPr>
-            </w:pPr>
-            <w:r>
-              <w:rPr>
-                <w:color w:val="000000"/>
-                <w:sz w:val="22"/>
-                <w:szCs w:val="22"/>
-                <w:rtl w:val="0"/>
-              </w:rPr>
-              <w:t xml:space="preserve">A confirmation dialog must appear before deletion to prevent accidental removal.</w:t>
-            </w:r>
-          </w:p>
-        </w:tc>
-      </w:tr>
-    </w:tbl>
-    <w:p>
-      <w:pPr>
-        <w:rPr>
-          <w:color w:val="000000"/>
-          <w:sz w:val="22"/>
-          <w:szCs w:val="22"/>
-        </w:rPr>
-      </w:pPr>
-      <w:r>
-        <w:rPr>
-          <w:rtl w:val="0"/>
-        </w:rPr>
-      </w:r>
-    </w:p>
-    <w:p>
-      <w:pPr>
-        <w:rPr>
-          <w:color w:val="000000"/>
-          <w:sz w:val="22"/>
-          <w:szCs w:val="22"/>
-        </w:rPr>
-      </w:pPr>
-      <w:r>
-        <w:rPr>
-          <w:b w:val="1"/>
-          <w:bCs w:val="1"/>
-          <w:color w:val="000000"/>
-          <w:sz w:val="22"/>
-          <w:szCs w:val="22"/>
-          <w:rtl w:val="0"/>
-        </w:rPr>
-        <w:t xml:space="preserve">US-10.4: </w:t>
-      </w:r>
-      <w:r>
-        <w:rPr>
-          <w:color w:val="000000"/>
-          <w:sz w:val="22"/>
-          <w:szCs w:val="22"/>
-          <w:rtl w:val="0"/>
-        </w:rPr>
-        <w:t xml:space="preserve">Status badge visible on gathering cards</w:t>
-      </w:r>
-    </w:p>
-    <w:tbl>
-      <w:tblPr>
-        <w:tblStyle w:val="Table27"/>
-        <w:tblW w:w="9360.0" w:type="dxa"/>
-        <w:jc w:val="left"/>
-        <w:tblBorders>
-          <w:top w:color="000000" w:space="0" w:sz="4" w:val="single"/>
-          <w:left w:color="000000" w:space="0" w:sz="4" w:val="single"/>
-          <w:bottom w:color="000000" w:space="0" w:sz="4" w:val="single"/>
-          <w:right w:color="000000" w:space="0" w:sz="4" w:val="single"/>
-          <w:insideH w:color="000000" w:space="0" w:sz="4" w:val="single"/>
-          <w:insideV w:color="000000" w:space="0" w:sz="4" w:val="single"/>
-        </w:tblBorders>
-        <w:tblLayout w:type="fixed"/>
-        <w:tblLook w:val="0000"/>
-      </w:tblPr>
-      <w:tblGrid>
-        <w:gridCol w:w="1800"/>
-        <w:gridCol w:w="7560"/>
-        <w:tblGridChange w:id="0">
-          <w:tblGrid>
-            <w:gridCol w:w="1800"/>
-            <w:gridCol w:w="7560"/>
-          </w:tblGrid>
-        </w:tblGridChange>
-      </w:tblGrid>
-      <w:tr>
-        <w:trPr>
-          <w:cantSplit w:val="0"/>
-          <w:tblHeader w:val="0"/>
-        </w:trPr>
-        <w:tc>
-          <w:tcPr>
-            <w:tcBorders>
-              <w:top w:color="000000" w:space="0" w:sz="6" w:val="single"/>
-              <w:left w:color="000000" w:space="0" w:sz="6" w:val="single"/>
-              <w:bottom w:color="000000" w:space="0" w:sz="6" w:val="single"/>
-              <w:right w:color="000000" w:space="0" w:sz="6" w:val="single"/>
-            </w:tcBorders>
-            <w:shd w:fill="cccccc" w:val="clear"/>
-            <w:tcMar>
-              <w:top w:w="60.0" w:type="dxa"/>
-              <w:left w:w="100.0" w:type="dxa"/>
-              <w:bottom w:w="60.0" w:type="dxa"/>
-              <w:right w:w="100.0" w:type="dxa"/>
-            </w:tcMar>
-          </w:tcPr>
-          <w:p>
-            <w:pPr>
-              <w:rPr>
-                <w:color w:val="000000"/>
-                <w:sz w:val="22"/>
-                <w:szCs w:val="22"/>
-              </w:rPr>
-            </w:pPr>
-            <w:r>
-              <w:rPr>
-                <w:b w:val="1"/>
-                <w:bCs w:val="1"/>
-                <w:color w:val="000000"/>
-                <w:sz w:val="22"/>
-                <w:szCs w:val="22"/>
-                <w:rtl w:val="0"/>
-              </w:rPr>
-              <w:t xml:space="preserve">Type</w:t>
-            </w:r>
-            <w:r>
-              <w:rPr>
-                <w:rtl w:val="0"/>
-              </w:rPr>
-            </w:r>
-          </w:p>
-        </w:tc>
-        <w:tc>
-          <w:tcPr>
-            <w:tcBorders>
-              <w:top w:color="000000" w:space="0" w:sz="6" w:val="single"/>
-              <w:left w:color="000000" w:space="0" w:sz="6" w:val="single"/>
-              <w:bottom w:color="000000" w:space="0" w:sz="6" w:val="single"/>
-              <w:right w:color="000000" w:space="0" w:sz="6" w:val="single"/>
-            </w:tcBorders>
-            <w:shd w:fill="cccccc" w:val="clear"/>
-            <w:tcMar>
-              <w:top w:w="60.0" w:type="dxa"/>
-              <w:left w:w="100.0" w:type="dxa"/>
-              <w:bottom w:w="60.0" w:type="dxa"/>
-              <w:right w:w="100.0" w:type="dxa"/>
-            </w:tcMar>
-          </w:tcPr>
-          <w:p>
-            <w:pPr>
-              <w:rPr>
-                <w:color w:val="000000"/>
-                <w:sz w:val="22"/>
-                <w:szCs w:val="22"/>
-              </w:rPr>
-            </w:pPr>
-            <w:r>
-              <w:rPr>
-                <w:b w:val="1"/>
-                <w:bCs w:val="1"/>
-                <w:color w:val="000000"/>
-                <w:sz w:val="22"/>
-                <w:szCs w:val="22"/>
-                <w:rtl w:val="0"/>
-              </w:rPr>
-              <w:t xml:space="preserve">Specification</w:t>
-            </w:r>
-            <w:r>
-              <w:rPr>
-                <w:rtl w:val="0"/>
-              </w:rPr>
-            </w:r>
-          </w:p>
-        </w:tc>
-      </w:tr>
-      <w:tr>
-        <w:trPr>
-          <w:cantSplit w:val="0"/>
-          <w:tblHeader w:val="0"/>
-        </w:trPr>
-        <w:tc>
-          <w:tcPr>
-            <w:tcBorders>
-              <w:top w:color="000000" w:space="0" w:sz="6" w:val="single"/>
-              <w:left w:color="000000" w:space="0" w:sz="6" w:val="single"/>
-              <w:bottom w:color="000000" w:space="0" w:sz="6" w:val="single"/>
-              <w:right w:color="000000" w:space="0" w:sz="6" w:val="single"/>
-            </w:tcBorders>
-            <w:shd w:fill="ffffff" w:val="clear"/>
-            <w:tcMar>
-              <w:top w:w="60.0" w:type="dxa"/>
-              <w:left w:w="100.0" w:type="dxa"/>
-              <w:bottom w:w="60.0" w:type="dxa"/>
-              <w:right w:w="100.0" w:type="dxa"/>
-            </w:tcMar>
-          </w:tcPr>
-          <w:p>
-            <w:pPr>
-              <w:rPr>
-                <w:color w:val="000000"/>
-                <w:sz w:val="22"/>
-                <w:szCs w:val="22"/>
-              </w:rPr>
-            </w:pPr>
-            <w:r>
-              <w:rPr>
-                <w:b w:val="1"/>
-                <w:bCs w:val="1"/>
-                <w:color w:val="000000"/>
-                <w:sz w:val="22"/>
-                <w:szCs w:val="22"/>
-                <w:rtl w:val="0"/>
-              </w:rPr>
-              <w:t xml:space="preserve">Functional</w:t>
-            </w:r>
-            <w:r>
-              <w:rPr>
-                <w:rtl w:val="0"/>
-              </w:rPr>
-            </w:r>
-          </w:p>
-        </w:tc>
-        <w:tc>
-          <w:tcPr>
-            <w:tcBorders>
-              <w:top w:color="000000" w:space="0" w:sz="6" w:val="single"/>
-              <w:left w:color="000000" w:space="0" w:sz="6" w:val="single"/>
-              <w:bottom w:color="000000" w:space="0" w:sz="6" w:val="single"/>
-              <w:right w:color="000000" w:space="0" w:sz="6" w:val="single"/>
-            </w:tcBorders>
-            <w:shd w:fill="ffffff" w:val="clear"/>
-            <w:tcMar>
-              <w:top w:w="60.0" w:type="dxa"/>
-              <w:left w:w="100.0" w:type="dxa"/>
-              <w:bottom w:w="60.0" w:type="dxa"/>
-              <w:right w:w="100.0" w:type="dxa"/>
-            </w:tcMar>
-          </w:tcPr>
-          <w:p>
-            <w:pPr>
-              <w:rPr>
-                <w:color w:val="000000"/>
-                <w:sz w:val="22"/>
-                <w:szCs w:val="22"/>
-              </w:rPr>
-            </w:pPr>
-            <w:r>
-              <w:rPr>
-                <w:color w:val="000000"/>
-                <w:sz w:val="22"/>
-                <w:szCs w:val="22"/>
-                <w:rtl w:val="0"/>
-              </w:rPr>
-              <w:t xml:space="preserve">Each gathering card must display a status badge reflecting the current status (Upcoming, Ongoing, Finished).</w:t>
-            </w:r>
-          </w:p>
-        </w:tc>
-      </w:tr>
-      <w:tr>
-        <w:trPr>
-          <w:cantSplit w:val="0"/>
-          <w:tblHeader w:val="0"/>
-        </w:trPr>
-        <w:tc>
-          <w:tcPr>
-            <w:tcBorders>
-              <w:top w:color="000000" w:space="0" w:sz="6" w:val="single"/>
-              <w:left w:color="000000" w:space="0" w:sz="6" w:val="single"/>
-              <w:bottom w:color="000000" w:space="0" w:sz="6" w:val="single"/>
-              <w:right w:color="000000" w:space="0" w:sz="6" w:val="single"/>
-            </w:tcBorders>
-            <w:shd w:fill="ffffff" w:val="clear"/>
-            <w:tcMar>
-              <w:top w:w="60.0" w:type="dxa"/>
-              <w:left w:w="100.0" w:type="dxa"/>
-              <w:bottom w:w="60.0" w:type="dxa"/>
-              <w:right w:w="100.0" w:type="dxa"/>
-            </w:tcMar>
-          </w:tcPr>
-          <w:p>
-            <w:pPr>
-              <w:rPr>
-                <w:color w:val="000000"/>
-                <w:sz w:val="22"/>
-                <w:szCs w:val="22"/>
-              </w:rPr>
-            </w:pPr>
-            <w:r>
-              <w:rPr>
-                <w:b w:val="1"/>
-                <w:bCs w:val="1"/>
-                <w:color w:val="000000"/>
-                <w:sz w:val="22"/>
-                <w:szCs w:val="22"/>
-                <w:rtl w:val="0"/>
-              </w:rPr>
-              <w:t xml:space="preserve">UX</w:t>
-            </w:r>
-            <w:r>
-              <w:rPr>
-                <w:rtl w:val="0"/>
-              </w:rPr>
-            </w:r>
-          </w:p>
-        </w:tc>
-        <w:tc>
-          <w:tcPr>
-            <w:tcBorders>
-              <w:top w:color="000000" w:space="0" w:sz="6" w:val="single"/>
-              <w:left w:color="000000" w:space="0" w:sz="6" w:val="single"/>
-              <w:bottom w:color="000000" w:space="0" w:sz="6" w:val="single"/>
-              <w:right w:color="000000" w:space="0" w:sz="6" w:val="single"/>
-            </w:tcBorders>
-            <w:shd w:fill="ffffff" w:val="clear"/>
-            <w:tcMar>
-              <w:top w:w="60.0" w:type="dxa"/>
-              <w:left w:w="100.0" w:type="dxa"/>
-              <w:bottom w:w="60.0" w:type="dxa"/>
-              <w:right w:w="100.0" w:type="dxa"/>
-            </w:tcMar>
-          </w:tcPr>
-          <w:p>
-            <w:pPr>
-              <w:rPr>
-                <w:color w:val="000000"/>
-                <w:sz w:val="22"/>
-                <w:szCs w:val="22"/>
-              </w:rPr>
-            </w:pPr>
-            <w:r>
-              <w:rPr>
-                <w:color w:val="000000"/>
-                <w:sz w:val="22"/>
-                <w:szCs w:val="22"/>
-                <w:rtl w:val="0"/>
-              </w:rPr>
-              <w:t xml:space="preserve">Status badges must use distinct colors: green for Upcoming, amber for Ongoing, and grey for Finished.</w:t>
-            </w:r>
-          </w:p>
-        </w:tc>
-      </w:tr>
-      <w:tr>
-        <w:trPr>
-          <w:cantSplit w:val="0"/>
-          <w:tblHeader w:val="0"/>
-        </w:trPr>
-        <w:tc>
-          <w:tcPr>
-            <w:tcBorders>
-              <w:top w:color="000000" w:space="0" w:sz="6" w:val="single"/>
-              <w:left w:color="000000" w:space="0" w:sz="6" w:val="single"/>
-              <w:bottom w:color="000000" w:space="0" w:sz="6" w:val="single"/>
-              <w:right w:color="000000" w:space="0" w:sz="6" w:val="single"/>
-            </w:tcBorders>
-            <w:shd w:fill="ffffff" w:val="clear"/>
-            <w:tcMar>
-              <w:top w:w="60.0" w:type="dxa"/>
-              <w:left w:w="100.0" w:type="dxa"/>
-              <w:bottom w:w="60.0" w:type="dxa"/>
-              <w:right w:w="100.0" w:type="dxa"/>
-            </w:tcMar>
-          </w:tcPr>
-          <w:p>
-            <w:pPr>
-              <w:rPr>
-                <w:color w:val="000000"/>
-                <w:sz w:val="22"/>
-                <w:szCs w:val="22"/>
-              </w:rPr>
-            </w:pPr>
-            <w:r>
-              <w:rPr>
-                <w:b w:val="1"/>
-                <w:bCs w:val="1"/>
-                <w:color w:val="000000"/>
-                <w:sz w:val="22"/>
-                <w:szCs w:val="22"/>
-                <w:rtl w:val="0"/>
-              </w:rPr>
-              <w:t xml:space="preserve">Performance</w:t>
-            </w:r>
-            <w:r>
-              <w:rPr>
-                <w:rtl w:val="0"/>
-              </w:rPr>
-            </w:r>
-          </w:p>
-        </w:tc>
-        <w:tc>
-          <w:tcPr>
-            <w:tcBorders>
-              <w:top w:color="000000" w:space="0" w:sz="6" w:val="single"/>
-              <w:left w:color="000000" w:space="0" w:sz="6" w:val="single"/>
-              <w:bottom w:color="000000" w:space="0" w:sz="6" w:val="single"/>
-              <w:right w:color="000000" w:space="0" w:sz="6" w:val="single"/>
-            </w:tcBorders>
-            <w:shd w:fill="ffffff" w:val="clear"/>
-            <w:tcMar>
-              <w:top w:w="60.0" w:type="dxa"/>
-              <w:left w:w="100.0" w:type="dxa"/>
-              <w:bottom w:w="60.0" w:type="dxa"/>
-              <w:right w:w="100.0" w:type="dxa"/>
-            </w:tcMar>
-          </w:tcPr>
-          <w:p>
-            <w:pPr>
-              <w:rPr>
-                <w:color w:val="000000"/>
-                <w:sz w:val="22"/>
-                <w:szCs w:val="22"/>
-              </w:rPr>
-            </w:pPr>
-            <w:r>
-              <w:rPr>
-                <w:color w:val="000000"/>
-                <w:sz w:val="22"/>
-                <w:szCs w:val="22"/>
-                <w:rtl w:val="0"/>
-              </w:rPr>
               <w:t xml:space="preserve">Status badge must reflect Firestore changes within 3 seconds on a standard network connection.</w:t>
             </w:r>
           </w:p>
@@ -13216,12 +12186,12 @@
           <wp:inline distB="114300" distT="114300" distL="114300" distR="114300">
             <wp:extent cx="6248400" cy="5500688"/>
             <wp:effectExtent b="0" l="0" r="0" t="0"/>
-            <wp:docPr id="10" name="image5.png"/>
+            <wp:docPr id="10" name="image19.png"/>
             <a:graphic>
               <a:graphicData uri="http://schemas.openxmlformats.org/drawingml/2006/picture">
                 <pic:pic>
                   <pic:nvPicPr>
-                    <pic:cNvPr id="0" name="image5.png"/>
+                    <pic:cNvPr id="0" name="image19.png"/>
                     <pic:cNvPicPr preferRelativeResize="0"/>
                   </pic:nvPicPr>
                   <pic:blipFill>
@@ -13352,12 +12322,12 @@
           <wp:inline distB="114300" distT="114300" distL="114300" distR="114300">
             <wp:extent cx="6248400" cy="2400300"/>
             <wp:effectExtent b="0" l="0" r="0" t="0"/>
-            <wp:docPr id="19" name="image1.png"/>
+            <wp:docPr id="19" name="image3.png"/>
             <a:graphic>
               <a:graphicData uri="http://schemas.openxmlformats.org/drawingml/2006/picture">
                 <pic:pic>
                   <pic:nvPicPr>
-                    <pic:cNvPr id="0" name="image1.png"/>
+                    <pic:cNvPr id="0" name="image3.png"/>
                     <pic:cNvPicPr preferRelativeResize="0"/>
                   </pic:nvPicPr>
                   <pic:blipFill>
@@ -13523,12 +12493,12 @@
           <wp:inline distB="114300" distT="114300" distL="114300" distR="114300">
             <wp:extent cx="5534025" cy="2681288"/>
             <wp:effectExtent b="0" l="0" r="0" t="0"/>
-            <wp:docPr id="2" name="image12.png"/>
+            <wp:docPr id="2" name="image1.png"/>
             <a:graphic>
               <a:graphicData uri="http://schemas.openxmlformats.org/drawingml/2006/picture">
                 <pic:pic>
                   <pic:nvPicPr>
-                    <pic:cNvPr id="0" name="image12.png"/>
+                    <pic:cNvPr id="0" name="image1.png"/>
                     <pic:cNvPicPr preferRelativeResize="0"/>
                   </pic:nvPicPr>
                   <pic:blipFill>
@@ -13655,12 +12625,12 @@
           <wp:inline distB="114300" distT="114300" distL="114300" distR="114300">
             <wp:extent cx="6248400" cy="4195763"/>
             <wp:effectExtent b="0" l="0" r="0" t="0"/>
-            <wp:docPr id="4" name="image13.png"/>
+            <wp:docPr id="4" name="image11.png"/>
             <a:graphic>
               <a:graphicData uri="http://schemas.openxmlformats.org/drawingml/2006/picture">
                 <pic:pic>
                   <pic:nvPicPr>
-                    <pic:cNvPr id="0" name="image13.png"/>
+                    <pic:cNvPr id="0" name="image11.png"/>
                     <pic:cNvPicPr preferRelativeResize="0"/>
                   </pic:nvPicPr>
                   <pic:blipFill>
@@ -13776,12 +12746,12 @@
           <wp:inline distB="114300" distT="114300" distL="114300" distR="114300">
             <wp:extent cx="6248400" cy="2306017"/>
             <wp:effectExtent b="0" l="0" r="0" t="0"/>
-            <wp:docPr id="21" name="image14.png"/>
+            <wp:docPr id="21" name="image24.png"/>
             <a:graphic>
               <a:graphicData uri="http://schemas.openxmlformats.org/drawingml/2006/picture">
                 <pic:pic>
                   <pic:nvPicPr>
-                    <pic:cNvPr id="0" name="image14.png"/>
+                    <pic:cNvPr id="0" name="image24.png"/>
                     <pic:cNvPicPr preferRelativeResize="0"/>
                   </pic:nvPicPr>
                   <pic:blipFill>
@@ -13848,12 +12818,12 @@
           <wp:inline distB="114300" distT="114300" distL="114300" distR="114300">
             <wp:extent cx="6248400" cy="4064000"/>
             <wp:effectExtent b="0" l="0" r="0" t="0"/>
-            <wp:docPr id="5" name="image4.png"/>
+            <wp:docPr id="5" name="image6.png"/>
             <a:graphic>
               <a:graphicData uri="http://schemas.openxmlformats.org/drawingml/2006/picture">
                 <pic:pic>
                   <pic:nvPicPr>
-                    <pic:cNvPr id="0" name="image4.png"/>
+                    <pic:cNvPr id="0" name="image6.png"/>
                     <pic:cNvPicPr preferRelativeResize="0"/>
                   </pic:nvPicPr>
                   <pic:blipFill>
@@ -13994,12 +12964,12 @@
           <wp:inline distB="114300" distT="114300" distL="114300" distR="114300">
             <wp:extent cx="4914900" cy="6262688"/>
             <wp:effectExtent b="0" l="0" r="0" t="0"/>
-            <wp:docPr id="7" name="image8.png"/>
+            <wp:docPr id="7" name="image14.png"/>
             <a:graphic>
               <a:graphicData uri="http://schemas.openxmlformats.org/drawingml/2006/picture">
                 <pic:pic>
                   <pic:nvPicPr>
-                    <pic:cNvPr id="0" name="image8.png"/>
+                    <pic:cNvPr id="0" name="image14.png"/>
                     <pic:cNvPicPr preferRelativeResize="0"/>
                   </pic:nvPicPr>
                   <pic:blipFill>
@@ -14199,12 +13169,12 @@
           <wp:inline distB="114300" distT="114300" distL="114300" distR="114300">
             <wp:extent cx="4543425" cy="7038975"/>
             <wp:effectExtent b="0" l="0" r="0" t="0"/>
-            <wp:docPr id="3" name="image3.png"/>
+            <wp:docPr id="3" name="image9.png"/>
             <a:graphic>
               <a:graphicData uri="http://schemas.openxmlformats.org/drawingml/2006/picture">
                 <pic:pic>
                   <pic:nvPicPr>
-                    <pic:cNvPr id="0" name="image3.png"/>
+                    <pic:cNvPr id="0" name="image9.png"/>
                     <pic:cNvPicPr preferRelativeResize="0"/>
                   </pic:nvPicPr>
                   <pic:blipFill>
@@ -14326,12 +13296,12 @@
           <wp:inline distB="114300" distT="114300" distL="114300" distR="114300">
             <wp:extent cx="3838575" cy="6648450"/>
             <wp:effectExtent b="0" l="0" r="0" t="0"/>
-            <wp:docPr id="8" name="image2.png"/>
+            <wp:docPr id="8" name="image4.png"/>
             <a:graphic>
               <a:graphicData uri="http://schemas.openxmlformats.org/drawingml/2006/picture">
                 <pic:pic>
                   <pic:nvPicPr>
-                    <pic:cNvPr id="0" name="image2.png"/>
+                    <pic:cNvPr id="0" name="image4.png"/>
                     <pic:cNvPicPr preferRelativeResize="0"/>
                   </pic:nvPicPr>
                   <pic:blipFill>
@@ -14498,12 +13468,12 @@
           <wp:inline distB="114300" distT="114300" distL="114300" distR="114300">
             <wp:extent cx="6248400" cy="4318000"/>
             <wp:effectExtent b="0" l="0" r="0" t="0"/>
-            <wp:docPr id="6" name="image16.png"/>
+            <wp:docPr id="6" name="image18.png"/>
             <a:graphic>
               <a:graphicData uri="http://schemas.openxmlformats.org/drawingml/2006/picture">
                 <pic:pic>
                   <pic:nvPicPr>
-                    <pic:cNvPr id="0" name="image16.png"/>
+                    <pic:cNvPr id="0" name="image18.png"/>
                     <pic:cNvPicPr preferRelativeResize="0"/>
                   </pic:nvPicPr>
                   <pic:blipFill>
@@ -14608,12 +13578,12 @@
           <wp:inline distB="114300" distT="114300" distL="114300" distR="114300">
             <wp:extent cx="6248400" cy="2810842"/>
             <wp:effectExtent b="0" l="0" r="0" t="0"/>
-            <wp:docPr id="11" name="image6.png"/>
+            <wp:docPr id="11" name="image5.png"/>
             <a:graphic>
               <a:graphicData uri="http://schemas.openxmlformats.org/drawingml/2006/picture">
                 <pic:pic>
                   <pic:nvPicPr>
-                    <pic:cNvPr id="0" name="image6.png"/>
+                    <pic:cNvPr id="0" name="image5.png"/>
                     <pic:cNvPicPr preferRelativeResize="0"/>
                   </pic:nvPicPr>
                   <pic:blipFill>
@@ -14659,12 +13629,12 @@
           <wp:inline distB="114300" distT="114300" distL="114300" distR="114300">
             <wp:extent cx="6248400" cy="3957638"/>
             <wp:effectExtent b="0" l="0" r="0" t="0"/>
-            <wp:docPr id="24" name="image21.png"/>
+            <wp:docPr id="24" name="image23.png"/>
             <a:graphic>
               <a:graphicData uri="http://schemas.openxmlformats.org/drawingml/2006/picture">
                 <pic:pic>
                   <pic:nvPicPr>
-                    <pic:cNvPr id="0" name="image21.png"/>
+                    <pic:cNvPr id="0" name="image23.png"/>
                     <pic:cNvPicPr preferRelativeResize="0"/>
                   </pic:nvPicPr>
                   <pic:blipFill>
@@ -14710,12 +13680,12 @@
           <wp:inline distB="114300" distT="114300" distL="114300" distR="114300">
             <wp:extent cx="6248400" cy="4014788"/>
             <wp:effectExtent b="0" l="0" r="0" t="0"/>
-            <wp:docPr id="9" name="image15.png"/>
+            <wp:docPr id="9" name="image7.png"/>
             <a:graphic>
               <a:graphicData uri="http://schemas.openxmlformats.org/drawingml/2006/picture">
                 <pic:pic>
                   <pic:nvPicPr>
-                    <pic:cNvPr id="0" name="image15.png"/>
+                    <pic:cNvPr id="0" name="image7.png"/>
                     <pic:cNvPicPr preferRelativeResize="0"/>
                   </pic:nvPicPr>
                   <pic:blipFill>
@@ -14828,12 +13798,12 @@
           <wp:inline distB="114300" distT="114300" distL="114300" distR="114300">
             <wp:extent cx="6248400" cy="5304532"/>
             <wp:effectExtent b="0" l="0" r="0" t="0"/>
-            <wp:docPr id="23" name="image18.png"/>
+            <wp:docPr id="23" name="image21.png"/>
             <a:graphic>
               <a:graphicData uri="http://schemas.openxmlformats.org/drawingml/2006/picture">
                 <pic:pic>
                   <pic:nvPicPr>
-                    <pic:cNvPr id="0" name="image18.png"/>
+                    <pic:cNvPr id="0" name="image21.png"/>
                     <pic:cNvPicPr preferRelativeResize="0"/>
                   </pic:nvPicPr>
                   <pic:blipFill>
@@ -15015,12 +13985,12 @@
           <wp:inline distB="114300" distT="114300" distL="114300" distR="114300">
             <wp:extent cx="5731200" cy="3911600"/>
             <wp:effectExtent b="0" l="0" r="0" t="0"/>
-            <wp:docPr id="13" name="image20.png"/>
+            <wp:docPr id="13" name="image15.png"/>
             <a:graphic>
               <a:graphicData uri="http://schemas.openxmlformats.org/drawingml/2006/picture">
                 <pic:pic>
                   <pic:nvPicPr>
-                    <pic:cNvPr id="0" name="image20.png"/>
+                    <pic:cNvPr id="0" name="image15.png"/>
                     <pic:cNvPicPr preferRelativeResize="0"/>
                   </pic:nvPicPr>
                   <pic:blipFill>
@@ -15183,12 +14153,12 @@
           <wp:inline distB="114300" distT="114300" distL="114300" distR="114300">
             <wp:extent cx="5731200" cy="3606800"/>
             <wp:effectExtent b="0" l="0" r="0" t="0"/>
-            <wp:docPr id="17" name="image19.png"/>
+            <wp:docPr id="17" name="image10.png"/>
             <a:graphic>
               <a:graphicData uri="http://schemas.openxmlformats.org/drawingml/2006/picture">
                 <pic:pic>
                   <pic:nvPicPr>
-                    <pic:cNvPr id="0" name="image19.png"/>
+                    <pic:cNvPr id="0" name="image10.png"/>
                     <pic:cNvPicPr preferRelativeResize="0"/>
                   </pic:nvPicPr>
                   <pic:blipFill>
@@ -15306,12 +14276,12 @@
           <wp:inline distB="114300" distT="114300" distL="114300" distR="114300">
             <wp:extent cx="5734050" cy="3328988"/>
             <wp:effectExtent b="0" l="0" r="0" t="0"/>
-            <wp:docPr id="12" name="image23.png"/>
+            <wp:docPr id="12" name="image16.png"/>
             <a:graphic>
               <a:graphicData uri="http://schemas.openxmlformats.org/drawingml/2006/picture">
                 <pic:pic>
                   <pic:nvPicPr>
-                    <pic:cNvPr id="0" name="image23.png"/>
+                    <pic:cNvPr id="0" name="image16.png"/>
                     <pic:cNvPicPr preferRelativeResize="0"/>
                   </pic:nvPicPr>
                   <pic:blipFill>
@@ -15687,12 +14657,12 @@
           <wp:inline distB="114300" distT="114300" distL="114300" distR="114300">
             <wp:extent cx="2076450" cy="4291013"/>
             <wp:effectExtent b="0" l="0" r="0" t="0"/>
-            <wp:docPr id="1" name="image24.png"/>
+            <wp:docPr id="1" name="image17.png"/>
             <a:graphic>
               <a:graphicData uri="http://schemas.openxmlformats.org/drawingml/2006/picture">
                 <pic:pic>
                   <pic:nvPicPr>
-                    <pic:cNvPr id="0" name="image24.png"/>
+                    <pic:cNvPr id="0" name="image17.png"/>
                     <pic:cNvPicPr preferRelativeResize="0"/>
                   </pic:nvPicPr>
                   <pic:blipFill>
@@ -15722,12 +14692,12 @@
           <wp:inline distB="114300" distT="114300" distL="114300" distR="114300">
             <wp:extent cx="2028825" cy="4271963"/>
             <wp:effectExtent b="0" l="0" r="0" t="0"/>
-            <wp:docPr id="14" name="image7.png"/>
+            <wp:docPr id="14" name="image12.png"/>
             <a:graphic>
               <a:graphicData uri="http://schemas.openxmlformats.org/drawingml/2006/picture">
                 <pic:pic>
                   <pic:nvPicPr>
-                    <pic:cNvPr id="0" name="image7.png"/>
+                    <pic:cNvPr id="0" name="image12.png"/>
                     <pic:cNvPicPr preferRelativeResize="0"/>
                   </pic:nvPicPr>
                   <pic:blipFill>
@@ -15757,12 +14727,12 @@
           <wp:inline distB="114300" distT="114300" distL="114300" distR="114300">
             <wp:extent cx="2043113" cy="3429000"/>
             <wp:effectExtent b="0" l="0" r="0" t="0"/>
-            <wp:docPr id="15" name="image9.png"/>
+            <wp:docPr id="15" name="image2.png"/>
             <a:graphic>
               <a:graphicData uri="http://schemas.openxmlformats.org/drawingml/2006/picture">
                 <pic:pic>
                   <pic:nvPicPr>
-                    <pic:cNvPr id="0" name="image9.png"/>
+                    <pic:cNvPr id="0" name="image2.png"/>
                     <pic:cNvPicPr preferRelativeResize="0"/>
                   </pic:nvPicPr>
                   <pic:blipFill>
@@ -15792,12 +14762,12 @@
           <wp:inline distB="114300" distT="114300" distL="114300" distR="114300">
             <wp:extent cx="1985963" cy="3448050"/>
             <wp:effectExtent b="0" l="0" r="0" t="0"/>
-            <wp:docPr id="20" name="image17.png"/>
+            <wp:docPr id="20" name="image8.png"/>
             <a:graphic>
               <a:graphicData uri="http://schemas.openxmlformats.org/drawingml/2006/picture">
                 <pic:pic>
                   <pic:nvPicPr>
-                    <pic:cNvPr id="0" name="image17.png"/>
+                    <pic:cNvPr id="0" name="image8.png"/>
                     <pic:cNvPicPr preferRelativeResize="0"/>
                   </pic:nvPicPr>
                   <pic:blipFill>
@@ -18162,32 +17132,6 @@
       </w:tblCellMar>
     </w:tblPr>
   </w:style>
-  <w:style w:type="table" w:styleId="Table26">
-    <w:basedOn w:val="TableNormal"/>
-    <w:tblPr>
-      <w:tblStyleRowBandSize w:val="1"/>
-      <w:tblStyleColBandSize w:val="1"/>
-      <w:tblCellMar>
-        <w:top w:w="0.0" w:type="dxa"/>
-        <w:left w:w="115.0" w:type="dxa"/>
-        <w:bottom w:w="0.0" w:type="dxa"/>
-        <w:right w:w="115.0" w:type="dxa"/>
-      </w:tblCellMar>
-    </w:tblPr>
-  </w:style>
-  <w:style w:type="table" w:styleId="Table27">
-    <w:basedOn w:val="TableNormal"/>
-    <w:tblPr>
-      <w:tblStyleRowBandSize w:val="1"/>
-      <w:tblStyleColBandSize w:val="1"/>
-      <w:tblCellMar>
-        <w:top w:w="0.0" w:type="dxa"/>
-        <w:left w:w="115.0" w:type="dxa"/>
-        <w:bottom w:w="0.0" w:type="dxa"/>
-        <w:right w:w="115.0" w:type="dxa"/>
-      </w:tblCellMar>
-    </w:tblPr>
-  </w:style>
 </w:styles>
 </file>
 
